--- a/DATA_DICTIONARY.docx
+++ b/DATA_DICTIONARY.docx
@@ -14,14 +14,6 @@
         <w:t>Dictionnaire de données — Gestion_Projet</w:t>
       </w:r>
     </w:p>
-    <w:p>
-      <w:r>
-        <w:rPr>
-          <w:i/>
-        </w:rPr>
-        <w:t>81 attributs, 17 tables. Les colonnes portant le même nom dans plusieurs tables ne figurent qu'une fois. Attributs classés par ordre alphabétique. Chaque « id » est nommé id_&lt;table&gt; ; les clés étrangères &lt;table&gt;_id renvoient à l'identifiant correspondant.</w:t>
-      </w:r>
-    </w:p>
     <w:tbl>
       <w:tblPr>
         <w:tblStyle w:val="TableGrid"/>
@@ -30,13 +22,11 @@
         <w:tblLook w:firstColumn="1" w:firstRow="1" w:lastColumn="0" w:lastRow="0" w:noHBand="0" w:noVBand="1" w:val="04A0"/>
       </w:tblPr>
       <w:tblGrid>
-        <w:gridCol w:w="1458"/>
-        <w:gridCol w:w="1458"/>
-        <w:gridCol w:w="1458"/>
-        <w:gridCol w:w="1458"/>
-        <w:gridCol w:w="1458"/>
-        <w:gridCol w:w="1458"/>
-        <w:gridCol w:w="1458"/>
+        <w:gridCol w:w="2041"/>
+        <w:gridCol w:w="2041"/>
+        <w:gridCol w:w="2041"/>
+        <w:gridCol w:w="2041"/>
+        <w:gridCol w:w="2041"/>
       </w:tblGrid>
       <w:tr>
         <w:trPr>
@@ -44,7 +34,7 @@
         </w:trPr>
         <w:tc>
           <w:tcPr>
-            <w:tcW w:type="dxa" w:w="454"/>
+            <w:tcW w:type="dxa" w:w="1928"/>
           </w:tcPr>
           <w:p>
             <w:pPr>
@@ -55,13 +45,13 @@
               <w:rPr>
                 <w:b/>
               </w:rPr>
-              <w:t>N°</w:t>
-            </w:r>
-          </w:p>
-        </w:tc>
-        <w:tc>
-          <w:tcPr>
-            <w:tcW w:type="dxa" w:w="1871"/>
+              <w:t>Nom</w:t>
+            </w:r>
+          </w:p>
+        </w:tc>
+        <w:tc>
+          <w:tcPr>
+            <w:tcW w:type="dxa" w:w="3515"/>
           </w:tcPr>
           <w:p>
             <w:pPr>
@@ -72,13 +62,13 @@
               <w:rPr>
                 <w:b/>
               </w:rPr>
-              <w:t>Code</w:t>
-            </w:r>
-          </w:p>
-        </w:tc>
-        <w:tc>
-          <w:tcPr>
-            <w:tcW w:type="dxa" w:w="2608"/>
+              <w:t>Description</w:t>
+            </w:r>
+          </w:p>
+        </w:tc>
+        <w:tc>
+          <w:tcPr>
+            <w:tcW w:type="dxa" w:w="1247"/>
           </w:tcPr>
           <w:p>
             <w:pPr>
@@ -89,13 +79,13 @@
               <w:rPr>
                 <w:b/>
               </w:rPr>
-              <w:t>Désignation</w:t>
-            </w:r>
-          </w:p>
-        </w:tc>
-        <w:tc>
-          <w:tcPr>
-            <w:tcW w:type="dxa" w:w="1077"/>
+              <w:t>Type</w:t>
+            </w:r>
+          </w:p>
+        </w:tc>
+        <w:tc>
+          <w:tcPr>
+            <w:tcW w:type="dxa" w:w="907"/>
           </w:tcPr>
           <w:p>
             <w:pPr>
@@ -106,13 +96,13 @@
               <w:rPr>
                 <w:b/>
               </w:rPr>
-              <w:t>Type</w:t>
-            </w:r>
-          </w:p>
-        </w:tc>
-        <w:tc>
-          <w:tcPr>
-            <w:tcW w:type="dxa" w:w="794"/>
+              <w:t>Taille</w:t>
+            </w:r>
+          </w:p>
+        </w:tc>
+        <w:tc>
+          <w:tcPr>
+            <w:tcW w:type="dxa" w:w="2608"/>
           </w:tcPr>
           <w:p>
             <w:pPr>
@@ -123,41 +113,113 @@
               <w:rPr>
                 <w:b/>
               </w:rPr>
-              <w:t>Taille</w:t>
-            </w:r>
-          </w:p>
-        </w:tc>
-        <w:tc>
-          <w:tcPr>
-            <w:tcW w:type="dxa" w:w="1814"/>
+              <w:t>Format</w:t>
+            </w:r>
+          </w:p>
+        </w:tc>
+      </w:tr>
+      <w:tr>
+        <w:tc>
+          <w:tcPr>
+            <w:tcW w:type="dxa" w:w="1928"/>
+          </w:tcPr>
+          <w:p>
+            <w:r>
+              <w:t>actif</w:t>
+            </w:r>
+          </w:p>
+        </w:tc>
+        <w:tc>
+          <w:tcPr>
+            <w:tcW w:type="dxa" w:w="3515"/>
+          </w:tcPr>
+          <w:p>
+            <w:r>
+              <w:t>Indique si le compte utilisateur est activé ou désactivé.</w:t>
+            </w:r>
+          </w:p>
+        </w:tc>
+        <w:tc>
+          <w:tcPr>
+            <w:tcW w:type="dxa" w:w="1247"/>
+          </w:tcPr>
+          <w:p>
+            <w:r>
+              <w:t>BOOLEAN</w:t>
+            </w:r>
+          </w:p>
+        </w:tc>
+        <w:tc>
+          <w:tcPr>
+            <w:tcW w:type="dxa" w:w="907"/>
           </w:tcPr>
           <w:p>
             <w:pPr>
               <w:jc w:val="center"/>
             </w:pPr>
             <w:r/>
-            <w:r>
-              <w:rPr>
-                <w:b/>
-              </w:rPr>
-              <w:t>Contraintes</w:t>
-            </w:r>
-          </w:p>
-        </w:tc>
-        <w:tc>
-          <w:tcPr>
-            <w:tcW w:type="dxa" w:w="1587"/>
+          </w:p>
+        </w:tc>
+        <w:tc>
+          <w:tcPr>
+            <w:tcW w:type="dxa" w:w="2608"/>
+          </w:tcPr>
+          <w:p>
+            <w:r>
+              <w:t>Vrai / Faux</w:t>
+            </w:r>
+          </w:p>
+        </w:tc>
+      </w:tr>
+      <w:tr>
+        <w:tc>
+          <w:tcPr>
+            <w:tcW w:type="dxa" w:w="1928"/>
+          </w:tcPr>
+          <w:p>
+            <w:r>
+              <w:t>archive</w:t>
+            </w:r>
+          </w:p>
+        </w:tc>
+        <w:tc>
+          <w:tcPr>
+            <w:tcW w:type="dxa" w:w="3515"/>
+          </w:tcPr>
+          <w:p>
+            <w:r>
+              <w:t>Indique si le projet est archivé.</w:t>
+            </w:r>
+          </w:p>
+        </w:tc>
+        <w:tc>
+          <w:tcPr>
+            <w:tcW w:type="dxa" w:w="1247"/>
+          </w:tcPr>
+          <w:p>
+            <w:r>
+              <w:t>BOOLEAN</w:t>
+            </w:r>
+          </w:p>
+        </w:tc>
+        <w:tc>
+          <w:tcPr>
+            <w:tcW w:type="dxa" w:w="907"/>
           </w:tcPr>
           <w:p>
             <w:pPr>
               <w:jc w:val="center"/>
             </w:pPr>
             <w:r/>
-            <w:r>
-              <w:rPr>
-                <w:b/>
-              </w:rPr>
-              <w:t>Table(s)</w:t>
+          </w:p>
+        </w:tc>
+        <w:tc>
+          <w:tcPr>
+            <w:tcW w:type="dxa" w:w="2608"/>
+          </w:tcPr>
+          <w:p>
+            <w:r>
+              <w:t>Vrai / Faux</w:t>
             </w:r>
           </w:p>
         </w:tc>
@@ -165,43 +227,27 @@
       <w:tr>
         <w:tc>
           <w:tcPr>
-            <w:tcW w:type="dxa" w:w="454"/>
-          </w:tcPr>
-          <w:p>
-            <w:pPr>
-              <w:jc w:val="center"/>
-            </w:pPr>
-            <w:r>
-              <w:t>1</w:t>
-            </w:r>
-          </w:p>
-        </w:tc>
-        <w:tc>
-          <w:tcPr>
-            <w:tcW w:type="dxa" w:w="1871"/>
-          </w:tcPr>
-          <w:p>
-            <w:r>
-              <w:rPr>
-                <w:b/>
-              </w:rPr>
-              <w:t>actif</w:t>
-            </w:r>
-          </w:p>
-        </w:tc>
-        <w:tc>
-          <w:tcPr>
-            <w:tcW w:type="dxa" w:w="2608"/>
-          </w:tcPr>
-          <w:p>
-            <w:r>
-              <w:t>Indique si le compte est actif</w:t>
-            </w:r>
-          </w:p>
-        </w:tc>
-        <w:tc>
-          <w:tcPr>
-            <w:tcW w:type="dxa" w:w="1077"/>
+            <w:tcW w:type="dxa" w:w="1928"/>
+          </w:tcPr>
+          <w:p>
+            <w:r>
+              <w:t>atteint</w:t>
+            </w:r>
+          </w:p>
+        </w:tc>
+        <w:tc>
+          <w:tcPr>
+            <w:tcW w:type="dxa" w:w="3515"/>
+          </w:tcPr>
+          <w:p>
+            <w:r>
+              <w:t>Indique si le jalon est atteint.</w:t>
+            </w:r>
+          </w:p>
+        </w:tc>
+        <w:tc>
+          <w:tcPr>
+            <w:tcW w:type="dxa" w:w="1247"/>
           </w:tcPr>
           <w:p>
             <w:r>
@@ -211,7 +257,7 @@
         </w:tc>
         <w:tc>
           <w:tcPr>
-            <w:tcW w:type="dxa" w:w="794"/>
+            <w:tcW w:type="dxa" w:w="907"/>
           </w:tcPr>
           <w:p>
             <w:pPr>
@@ -222,21 +268,11 @@
         </w:tc>
         <w:tc>
           <w:tcPr>
-            <w:tcW w:type="dxa" w:w="1814"/>
-          </w:tcPr>
-          <w:p>
-            <w:r>
-              <w:t>NOT NULL, défaut TRUE</w:t>
-            </w:r>
-          </w:p>
-        </w:tc>
-        <w:tc>
-          <w:tcPr>
-            <w:tcW w:type="dxa" w:w="1587"/>
-          </w:tcPr>
-          <w:p>
-            <w:r>
-              <w:t>utilisateur</w:t>
+            <w:tcW w:type="dxa" w:w="2608"/>
+          </w:tcPr>
+          <w:p>
+            <w:r>
+              <w:t>Vrai / Faux</w:t>
             </w:r>
           </w:p>
         </w:tc>
@@ -244,53 +280,37 @@
       <w:tr>
         <w:tc>
           <w:tcPr>
-            <w:tcW w:type="dxa" w:w="454"/>
-          </w:tcPr>
-          <w:p>
-            <w:pPr>
-              <w:jc w:val="center"/>
-            </w:pPr>
-            <w:r>
-              <w:t>2</w:t>
-            </w:r>
-          </w:p>
-        </w:tc>
-        <w:tc>
-          <w:tcPr>
-            <w:tcW w:type="dxa" w:w="1871"/>
-          </w:tcPr>
-          <w:p>
-            <w:r>
-              <w:rPr>
-                <w:b/>
-              </w:rPr>
-              <w:t>archive</w:t>
-            </w:r>
-          </w:p>
-        </w:tc>
-        <w:tc>
-          <w:tcPr>
-            <w:tcW w:type="dxa" w:w="2608"/>
-          </w:tcPr>
-          <w:p>
-            <w:r>
-              <w:t>Indique si le projet est archivé</w:t>
-            </w:r>
-          </w:p>
-        </w:tc>
-        <w:tc>
-          <w:tcPr>
-            <w:tcW w:type="dxa" w:w="1077"/>
-          </w:tcPr>
-          <w:p>
-            <w:r>
-              <w:t>BOOLEAN</w:t>
-            </w:r>
-          </w:p>
-        </w:tc>
-        <w:tc>
-          <w:tcPr>
-            <w:tcW w:type="dxa" w:w="794"/>
+            <w:tcW w:type="dxa" w:w="1928"/>
+          </w:tcPr>
+          <w:p>
+            <w:r>
+              <w:t>avancement_pct</w:t>
+            </w:r>
+          </w:p>
+        </w:tc>
+        <w:tc>
+          <w:tcPr>
+            <w:tcW w:type="dxa" w:w="3515"/>
+          </w:tcPr>
+          <w:p>
+            <w:r>
+              <w:t>Pourcentage d'avancement du projet, calculé à partir des tâches.</w:t>
+            </w:r>
+          </w:p>
+        </w:tc>
+        <w:tc>
+          <w:tcPr>
+            <w:tcW w:type="dxa" w:w="1247"/>
+          </w:tcPr>
+          <w:p>
+            <w:r>
+              <w:t>SMALLINT</w:t>
+            </w:r>
+          </w:p>
+        </w:tc>
+        <w:tc>
+          <w:tcPr>
+            <w:tcW w:type="dxa" w:w="907"/>
           </w:tcPr>
           <w:p>
             <w:pPr>
@@ -301,21 +321,11 @@
         </w:tc>
         <w:tc>
           <w:tcPr>
-            <w:tcW w:type="dxa" w:w="1814"/>
-          </w:tcPr>
-          <w:p>
-            <w:r>
-              <w:t>NOT NULL, défaut FALSE</w:t>
-            </w:r>
-          </w:p>
-        </w:tc>
-        <w:tc>
-          <w:tcPr>
-            <w:tcW w:type="dxa" w:w="1587"/>
-          </w:tcPr>
-          <w:p>
-            <w:r>
-              <w:t>projet</w:t>
+            <w:tcW w:type="dxa" w:w="2608"/>
+          </w:tcPr>
+          <w:p>
+            <w:r>
+              <w:t>Entier de 0 à 100</w:t>
             </w:r>
           </w:p>
         </w:tc>
@@ -323,53 +333,37 @@
       <w:tr>
         <w:tc>
           <w:tcPr>
-            <w:tcW w:type="dxa" w:w="454"/>
-          </w:tcPr>
-          <w:p>
-            <w:pPr>
-              <w:jc w:val="center"/>
-            </w:pPr>
-            <w:r>
-              <w:t>3</w:t>
-            </w:r>
-          </w:p>
-        </w:tc>
-        <w:tc>
-          <w:tcPr>
-            <w:tcW w:type="dxa" w:w="1871"/>
-          </w:tcPr>
-          <w:p>
-            <w:r>
-              <w:rPr>
-                <w:b/>
-              </w:rPr>
-              <w:t>atteint</w:t>
-            </w:r>
-          </w:p>
-        </w:tc>
-        <w:tc>
-          <w:tcPr>
-            <w:tcW w:type="dxa" w:w="2608"/>
-          </w:tcPr>
-          <w:p>
-            <w:r>
-              <w:t>Indique si le jalon est atteint</w:t>
-            </w:r>
-          </w:p>
-        </w:tc>
-        <w:tc>
-          <w:tcPr>
-            <w:tcW w:type="dxa" w:w="1077"/>
-          </w:tcPr>
-          <w:p>
-            <w:r>
-              <w:t>BOOLEAN</w:t>
-            </w:r>
-          </w:p>
-        </w:tc>
-        <w:tc>
-          <w:tcPr>
-            <w:tcW w:type="dxa" w:w="794"/>
+            <w:tcW w:type="dxa" w:w="1928"/>
+          </w:tcPr>
+          <w:p>
+            <w:r>
+              <w:t>chemin_ou_url</w:t>
+            </w:r>
+          </w:p>
+        </w:tc>
+        <w:tc>
+          <w:tcPr>
+            <w:tcW w:type="dxa" w:w="3515"/>
+          </w:tcPr>
+          <w:p>
+            <w:r>
+              <w:t>Chemin de stockage ou URL du fichier.</w:t>
+            </w:r>
+          </w:p>
+        </w:tc>
+        <w:tc>
+          <w:tcPr>
+            <w:tcW w:type="dxa" w:w="1247"/>
+          </w:tcPr>
+          <w:p>
+            <w:r>
+              <w:t>TEXT</w:t>
+            </w:r>
+          </w:p>
+        </w:tc>
+        <w:tc>
+          <w:tcPr>
+            <w:tcW w:type="dxa" w:w="907"/>
           </w:tcPr>
           <w:p>
             <w:pPr>
@@ -380,21 +374,11 @@
         </w:tc>
         <w:tc>
           <w:tcPr>
-            <w:tcW w:type="dxa" w:w="1814"/>
-          </w:tcPr>
-          <w:p>
-            <w:r>
-              <w:t>NOT NULL, défaut FALSE</w:t>
-            </w:r>
-          </w:p>
-        </w:tc>
-        <w:tc>
-          <w:tcPr>
-            <w:tcW w:type="dxa" w:w="1587"/>
-          </w:tcPr>
-          <w:p>
-            <w:r>
-              <w:t>jalon</w:t>
+            <w:tcW w:type="dxa" w:w="2608"/>
+          </w:tcPr>
+          <w:p>
+            <w:r>
+              <w:t>Texte (chemin ou URL)</w:t>
             </w:r>
           </w:p>
         </w:tc>
@@ -402,53 +386,37 @@
       <w:tr>
         <w:tc>
           <w:tcPr>
-            <w:tcW w:type="dxa" w:w="454"/>
-          </w:tcPr>
-          <w:p>
-            <w:pPr>
-              <w:jc w:val="center"/>
-            </w:pPr>
-            <w:r>
-              <w:t>4</w:t>
-            </w:r>
-          </w:p>
-        </w:tc>
-        <w:tc>
-          <w:tcPr>
-            <w:tcW w:type="dxa" w:w="1871"/>
-          </w:tcPr>
-          <w:p>
-            <w:r>
-              <w:rPr>
-                <w:b/>
-              </w:rPr>
-              <w:t>avancement_pct</w:t>
-            </w:r>
-          </w:p>
-        </w:tc>
-        <w:tc>
-          <w:tcPr>
-            <w:tcW w:type="dxa" w:w="2608"/>
-          </w:tcPr>
-          <w:p>
-            <w:r>
-              <w:t>Pourcentage d'avancement (calculé depuis les tâches)</w:t>
-            </w:r>
-          </w:p>
-        </w:tc>
-        <w:tc>
-          <w:tcPr>
-            <w:tcW w:type="dxa" w:w="1077"/>
-          </w:tcPr>
-          <w:p>
-            <w:r>
-              <w:t>SMALLINT</w:t>
-            </w:r>
-          </w:p>
-        </w:tc>
-        <w:tc>
-          <w:tcPr>
-            <w:tcW w:type="dxa" w:w="794"/>
+            <w:tcW w:type="dxa" w:w="1928"/>
+          </w:tcPr>
+          <w:p>
+            <w:r>
+              <w:t>commentaire</w:t>
+            </w:r>
+          </w:p>
+        </w:tc>
+        <w:tc>
+          <w:tcPr>
+            <w:tcW w:type="dxa" w:w="3515"/>
+          </w:tcPr>
+          <w:p>
+            <w:r>
+              <w:t>Commentaire de la décision ou motif du refus d'une absence.</w:t>
+            </w:r>
+          </w:p>
+        </w:tc>
+        <w:tc>
+          <w:tcPr>
+            <w:tcW w:type="dxa" w:w="1247"/>
+          </w:tcPr>
+          <w:p>
+            <w:r>
+              <w:t>TEXT</w:t>
+            </w:r>
+          </w:p>
+        </w:tc>
+        <w:tc>
+          <w:tcPr>
+            <w:tcW w:type="dxa" w:w="907"/>
           </w:tcPr>
           <w:p>
             <w:pPr>
@@ -459,21 +427,11 @@
         </w:tc>
         <w:tc>
           <w:tcPr>
-            <w:tcW w:type="dxa" w:w="1814"/>
-          </w:tcPr>
-          <w:p>
-            <w:r>
-              <w:t>NOT NULL, entre 0 et 100</w:t>
-            </w:r>
-          </w:p>
-        </w:tc>
-        <w:tc>
-          <w:tcPr>
-            <w:tcW w:type="dxa" w:w="1587"/>
-          </w:tcPr>
-          <w:p>
-            <w:r>
-              <w:t>projet</w:t>
+            <w:tcW w:type="dxa" w:w="2608"/>
+          </w:tcPr>
+          <w:p>
+            <w:r>
+              <w:t>Texte libre</w:t>
             </w:r>
           </w:p>
         </w:tc>
@@ -481,27 +439,44 @@
       <w:tr>
         <w:tc>
           <w:tcPr>
-            <w:tcW w:type="dxa" w:w="454"/>
+            <w:tcW w:type="dxa" w:w="1928"/>
+          </w:tcPr>
+          <w:p>
+            <w:r>
+              <w:t>contact</w:t>
+            </w:r>
+          </w:p>
+        </w:tc>
+        <w:tc>
+          <w:tcPr>
+            <w:tcW w:type="dxa" w:w="3515"/>
+          </w:tcPr>
+          <w:p>
+            <w:r>
+              <w:t>Nom de la personne à contacter chez le client.</w:t>
+            </w:r>
+          </w:p>
+        </w:tc>
+        <w:tc>
+          <w:tcPr>
+            <w:tcW w:type="dxa" w:w="1247"/>
+          </w:tcPr>
+          <w:p>
+            <w:r>
+              <w:t>VARCHAR</w:t>
+            </w:r>
+          </w:p>
+        </w:tc>
+        <w:tc>
+          <w:tcPr>
+            <w:tcW w:type="dxa" w:w="907"/>
           </w:tcPr>
           <w:p>
             <w:pPr>
               <w:jc w:val="center"/>
             </w:pPr>
             <w:r>
-              <w:t>5</w:t>
-            </w:r>
-          </w:p>
-        </w:tc>
-        <w:tc>
-          <w:tcPr>
-            <w:tcW w:type="dxa" w:w="1871"/>
-          </w:tcPr>
-          <w:p>
-            <w:r>
-              <w:rPr>
-                <w:b/>
-              </w:rPr>
-              <w:t>chemin_ou_url</w:t>
+              <w:t>150</w:t>
             </w:r>
           </w:p>
         </w:tc>
@@ -511,13 +486,35 @@
           </w:tcPr>
           <w:p>
             <w:r>
-              <w:t>Chemin de stockage ou URL du fichier</w:t>
-            </w:r>
-          </w:p>
-        </w:tc>
-        <w:tc>
-          <w:tcPr>
-            <w:tcW w:type="dxa" w:w="1077"/>
+              <w:t>Texte</w:t>
+            </w:r>
+          </w:p>
+        </w:tc>
+      </w:tr>
+      <w:tr>
+        <w:tc>
+          <w:tcPr>
+            <w:tcW w:type="dxa" w:w="1928"/>
+          </w:tcPr>
+          <w:p>
+            <w:r>
+              <w:t>contenu</w:t>
+            </w:r>
+          </w:p>
+        </w:tc>
+        <w:tc>
+          <w:tcPr>
+            <w:tcW w:type="dxa" w:w="3515"/>
+          </w:tcPr>
+          <w:p>
+            <w:r>
+              <w:t>Contenu textuel d'un commentaire ou d'un fragment de document.</w:t>
+            </w:r>
+          </w:p>
+        </w:tc>
+        <w:tc>
+          <w:tcPr>
+            <w:tcW w:type="dxa" w:w="1247"/>
           </w:tcPr>
           <w:p>
             <w:r>
@@ -527,7 +524,7 @@
         </w:tc>
         <w:tc>
           <w:tcPr>
-            <w:tcW w:type="dxa" w:w="794"/>
+            <w:tcW w:type="dxa" w:w="907"/>
           </w:tcPr>
           <w:p>
             <w:pPr>
@@ -538,21 +535,11 @@
         </w:tc>
         <w:tc>
           <w:tcPr>
-            <w:tcW w:type="dxa" w:w="1814"/>
-          </w:tcPr>
-          <w:p>
-            <w:r>
-              <w:t>NOT NULL</w:t>
-            </w:r>
-          </w:p>
-        </w:tc>
-        <w:tc>
-          <w:tcPr>
-            <w:tcW w:type="dxa" w:w="1587"/>
-          </w:tcPr>
-          <w:p>
-            <w:r>
-              <w:t>fichier</w:t>
+            <w:tcW w:type="dxa" w:w="2608"/>
+          </w:tcPr>
+          <w:p>
+            <w:r>
+              <w:t>Texte libre</w:t>
             </w:r>
           </w:p>
         </w:tc>
@@ -560,43 +547,27 @@
       <w:tr>
         <w:tc>
           <w:tcPr>
-            <w:tcW w:type="dxa" w:w="454"/>
-          </w:tcPr>
-          <w:p>
-            <w:pPr>
-              <w:jc w:val="center"/>
-            </w:pPr>
-            <w:r>
-              <w:t>6</w:t>
-            </w:r>
-          </w:p>
-        </w:tc>
-        <w:tc>
-          <w:tcPr>
-            <w:tcW w:type="dxa" w:w="1871"/>
-          </w:tcPr>
-          <w:p>
-            <w:r>
-              <w:rPr>
-                <w:b/>
-              </w:rPr>
-              <w:t>commentaire</w:t>
-            </w:r>
-          </w:p>
-        </w:tc>
-        <w:tc>
-          <w:tcPr>
-            <w:tcW w:type="dxa" w:w="2608"/>
-          </w:tcPr>
-          <w:p>
-            <w:r>
-              <w:t>Commentaire de décision / motif de refus</w:t>
-            </w:r>
-          </w:p>
-        </w:tc>
-        <w:tc>
-          <w:tcPr>
-            <w:tcW w:type="dxa" w:w="1077"/>
+            <w:tcW w:type="dxa" w:w="1928"/>
+          </w:tcPr>
+          <w:p>
+            <w:r>
+              <w:t>contenu_devis</w:t>
+            </w:r>
+          </w:p>
+        </w:tc>
+        <w:tc>
+          <w:tcPr>
+            <w:tcW w:type="dxa" w:w="3515"/>
+          </w:tcPr>
+          <w:p>
+            <w:r>
+              <w:t>Contenu du devis généré par l'IA.</w:t>
+            </w:r>
+          </w:p>
+        </w:tc>
+        <w:tc>
+          <w:tcPr>
+            <w:tcW w:type="dxa" w:w="1247"/>
           </w:tcPr>
           <w:p>
             <w:r>
@@ -606,7 +577,7 @@
         </w:tc>
         <w:tc>
           <w:tcPr>
-            <w:tcW w:type="dxa" w:w="794"/>
+            <w:tcW w:type="dxa" w:w="907"/>
           </w:tcPr>
           <w:p>
             <w:pPr>
@@ -617,19 +588,11 @@
         </w:tc>
         <w:tc>
           <w:tcPr>
-            <w:tcW w:type="dxa" w:w="1814"/>
-          </w:tcPr>
-          <w:p>
-            <w:r/>
-          </w:p>
-        </w:tc>
-        <w:tc>
-          <w:tcPr>
-            <w:tcW w:type="dxa" w:w="1587"/>
-          </w:tcPr>
-          <w:p>
-            <w:r>
-              <w:t>absence</w:t>
+            <w:tcW w:type="dxa" w:w="2608"/>
+          </w:tcPr>
+          <w:p>
+            <w:r>
+              <w:t>Texte libre</w:t>
             </w:r>
           </w:p>
         </w:tc>
@@ -637,132 +600,37 @@
       <w:tr>
         <w:tc>
           <w:tcPr>
-            <w:tcW w:type="dxa" w:w="454"/>
-          </w:tcPr>
-          <w:p>
-            <w:pPr>
-              <w:jc w:val="center"/>
-            </w:pPr>
-            <w:r>
-              <w:t>7</w:t>
-            </w:r>
-          </w:p>
-        </w:tc>
-        <w:tc>
-          <w:tcPr>
-            <w:tcW w:type="dxa" w:w="1871"/>
-          </w:tcPr>
-          <w:p>
-            <w:r>
-              <w:rPr>
-                <w:b/>
-              </w:rPr>
-              <w:t>contact</w:t>
-            </w:r>
-          </w:p>
-        </w:tc>
-        <w:tc>
-          <w:tcPr>
-            <w:tcW w:type="dxa" w:w="2608"/>
-          </w:tcPr>
-          <w:p>
-            <w:r>
-              <w:t>Personne à contacter chez le client</w:t>
-            </w:r>
-          </w:p>
-        </w:tc>
-        <w:tc>
-          <w:tcPr>
-            <w:tcW w:type="dxa" w:w="1077"/>
-          </w:tcPr>
-          <w:p>
-            <w:r>
-              <w:t>VARCHAR</w:t>
-            </w:r>
-          </w:p>
-        </w:tc>
-        <w:tc>
-          <w:tcPr>
-            <w:tcW w:type="dxa" w:w="794"/>
-          </w:tcPr>
-          <w:p>
-            <w:pPr>
-              <w:jc w:val="center"/>
-            </w:pPr>
-            <w:r>
-              <w:t>150</w:t>
-            </w:r>
-          </w:p>
-        </w:tc>
-        <w:tc>
-          <w:tcPr>
-            <w:tcW w:type="dxa" w:w="1814"/>
-          </w:tcPr>
-          <w:p>
-            <w:r/>
-          </w:p>
-        </w:tc>
-        <w:tc>
-          <w:tcPr>
-            <w:tcW w:type="dxa" w:w="1587"/>
-          </w:tcPr>
-          <w:p>
-            <w:r>
-              <w:t>client</w:t>
-            </w:r>
-          </w:p>
-        </w:tc>
-      </w:tr>
-      <w:tr>
-        <w:tc>
-          <w:tcPr>
-            <w:tcW w:type="dxa" w:w="454"/>
-          </w:tcPr>
-          <w:p>
-            <w:pPr>
-              <w:jc w:val="center"/>
-            </w:pPr>
-            <w:r>
-              <w:t>8</w:t>
-            </w:r>
-          </w:p>
-        </w:tc>
-        <w:tc>
-          <w:tcPr>
-            <w:tcW w:type="dxa" w:w="1871"/>
-          </w:tcPr>
-          <w:p>
-            <w:r>
-              <w:rPr>
-                <w:b/>
-              </w:rPr>
-              <w:t>contenu</w:t>
-            </w:r>
-          </w:p>
-        </w:tc>
-        <w:tc>
-          <w:tcPr>
-            <w:tcW w:type="dxa" w:w="2608"/>
-          </w:tcPr>
-          <w:p>
-            <w:r>
-              <w:t>Contenu textuel (commentaire ou extrait de document)</w:t>
-            </w:r>
-          </w:p>
-        </w:tc>
-        <w:tc>
-          <w:tcPr>
-            <w:tcW w:type="dxa" w:w="1077"/>
-          </w:tcPr>
-          <w:p>
-            <w:r>
-              <w:t>TEXT</w:t>
-            </w:r>
-          </w:p>
-        </w:tc>
-        <w:tc>
-          <w:tcPr>
-            <w:tcW w:type="dxa" w:w="794"/>
+            <w:tcW w:type="dxa" w:w="1928"/>
+          </w:tcPr>
+          <w:p>
+            <w:r>
+              <w:t>cree_le</w:t>
+            </w:r>
+          </w:p>
+        </w:tc>
+        <w:tc>
+          <w:tcPr>
+            <w:tcW w:type="dxa" w:w="3515"/>
+          </w:tcPr>
+          <w:p>
+            <w:r>
+              <w:t>Date et heure de création de l'enregistrement.</w:t>
+            </w:r>
+          </w:p>
+        </w:tc>
+        <w:tc>
+          <w:tcPr>
+            <w:tcW w:type="dxa" w:w="1247"/>
+          </w:tcPr>
+          <w:p>
+            <w:r>
+              <w:t>TIMESTAMPTZ</w:t>
+            </w:r>
+          </w:p>
+        </w:tc>
+        <w:tc>
+          <w:tcPr>
+            <w:tcW w:type="dxa" w:w="907"/>
           </w:tcPr>
           <w:p>
             <w:pPr>
@@ -773,21 +641,11 @@
         </w:tc>
         <w:tc>
           <w:tcPr>
-            <w:tcW w:type="dxa" w:w="1814"/>
-          </w:tcPr>
-          <w:p>
-            <w:r>
-              <w:t>NOT NULL</w:t>
-            </w:r>
-          </w:p>
-        </w:tc>
-        <w:tc>
-          <w:tcPr>
-            <w:tcW w:type="dxa" w:w="1587"/>
-          </w:tcPr>
-          <w:p>
-            <w:r>
-              <w:t>commentaire_tache, document_chunk</w:t>
+            <w:tcW w:type="dxa" w:w="2608"/>
+          </w:tcPr>
+          <w:p>
+            <w:r>
+              <w:t>AAAA-MM-JJ HH:MM:SS+TZ</w:t>
             </w:r>
           </w:p>
         </w:tc>
@@ -795,53 +653,37 @@
       <w:tr>
         <w:tc>
           <w:tcPr>
-            <w:tcW w:type="dxa" w:w="454"/>
-          </w:tcPr>
-          <w:p>
-            <w:pPr>
-              <w:jc w:val="center"/>
-            </w:pPr>
-            <w:r>
-              <w:t>9</w:t>
-            </w:r>
-          </w:p>
-        </w:tc>
-        <w:tc>
-          <w:tcPr>
-            <w:tcW w:type="dxa" w:w="1871"/>
-          </w:tcPr>
-          <w:p>
-            <w:r>
-              <w:rPr>
-                <w:b/>
-              </w:rPr>
-              <w:t>contenu_devis</w:t>
-            </w:r>
-          </w:p>
-        </w:tc>
-        <w:tc>
-          <w:tcPr>
-            <w:tcW w:type="dxa" w:w="2608"/>
-          </w:tcPr>
-          <w:p>
-            <w:r>
-              <w:t>Devis généré par l'IA</w:t>
-            </w:r>
-          </w:p>
-        </w:tc>
-        <w:tc>
-          <w:tcPr>
-            <w:tcW w:type="dxa" w:w="1077"/>
-          </w:tcPr>
-          <w:p>
-            <w:r>
-              <w:t>TEXT</w:t>
-            </w:r>
-          </w:p>
-        </w:tc>
-        <w:tc>
-          <w:tcPr>
-            <w:tcW w:type="dxa" w:w="794"/>
+            <w:tcW w:type="dxa" w:w="1928"/>
+          </w:tcPr>
+          <w:p>
+            <w:r>
+              <w:t>cree_par</w:t>
+            </w:r>
+          </w:p>
+        </w:tc>
+        <w:tc>
+          <w:tcPr>
+            <w:tcW w:type="dxa" w:w="3515"/>
+          </w:tcPr>
+          <w:p>
+            <w:r>
+              <w:t>Utilisateur ayant créé la facture ou le devis (clé étrangère vers utilisateur).</w:t>
+            </w:r>
+          </w:p>
+        </w:tc>
+        <w:tc>
+          <w:tcPr>
+            <w:tcW w:type="dxa" w:w="1247"/>
+          </w:tcPr>
+          <w:p>
+            <w:r>
+              <w:t>INTEGER</w:t>
+            </w:r>
+          </w:p>
+        </w:tc>
+        <w:tc>
+          <w:tcPr>
+            <w:tcW w:type="dxa" w:w="907"/>
           </w:tcPr>
           <w:p>
             <w:pPr>
@@ -852,21 +694,11 @@
         </w:tc>
         <w:tc>
           <w:tcPr>
-            <w:tcW w:type="dxa" w:w="1814"/>
-          </w:tcPr>
-          <w:p>
-            <w:r>
-              <w:t>NOT NULL</w:t>
-            </w:r>
-          </w:p>
-        </w:tc>
-        <w:tc>
-          <w:tcPr>
-            <w:tcW w:type="dxa" w:w="1587"/>
-          </w:tcPr>
-          <w:p>
-            <w:r>
-              <w:t>suggestion_devis</w:t>
+            <w:tcW w:type="dxa" w:w="2608"/>
+          </w:tcPr>
+          <w:p>
+            <w:r>
+              <w:t>Entier</w:t>
             </w:r>
           </w:p>
         </w:tc>
@@ -874,53 +706,37 @@
       <w:tr>
         <w:tc>
           <w:tcPr>
-            <w:tcW w:type="dxa" w:w="454"/>
-          </w:tcPr>
-          <w:p>
-            <w:pPr>
-              <w:jc w:val="center"/>
-            </w:pPr>
-            <w:r>
-              <w:t>10</w:t>
-            </w:r>
-          </w:p>
-        </w:tc>
-        <w:tc>
-          <w:tcPr>
-            <w:tcW w:type="dxa" w:w="1871"/>
-          </w:tcPr>
-          <w:p>
-            <w:r>
-              <w:rPr>
-                <w:b/>
-              </w:rPr>
-              <w:t>cree_le</w:t>
-            </w:r>
-          </w:p>
-        </w:tc>
-        <w:tc>
-          <w:tcPr>
-            <w:tcW w:type="dxa" w:w="2608"/>
-          </w:tcPr>
-          <w:p>
-            <w:r>
-              <w:t>Date et heure de création de l'enregistrement</w:t>
-            </w:r>
-          </w:p>
-        </w:tc>
-        <w:tc>
-          <w:tcPr>
-            <w:tcW w:type="dxa" w:w="1077"/>
-          </w:tcPr>
-          <w:p>
-            <w:r>
-              <w:t>TIMESTAMPTZ</w:t>
-            </w:r>
-          </w:p>
-        </w:tc>
-        <w:tc>
-          <w:tcPr>
-            <w:tcW w:type="dxa" w:w="794"/>
+            <w:tcW w:type="dxa" w:w="1928"/>
+          </w:tcPr>
+          <w:p>
+            <w:r>
+              <w:t>date</w:t>
+            </w:r>
+          </w:p>
+        </w:tc>
+        <w:tc>
+          <w:tcPr>
+            <w:tcW w:type="dxa" w:w="3515"/>
+          </w:tcPr>
+          <w:p>
+            <w:r>
+              <w:t>Date du travail saisi.</w:t>
+            </w:r>
+          </w:p>
+        </w:tc>
+        <w:tc>
+          <w:tcPr>
+            <w:tcW w:type="dxa" w:w="1247"/>
+          </w:tcPr>
+          <w:p>
+            <w:r>
+              <w:t>DATE</w:t>
+            </w:r>
+          </w:p>
+        </w:tc>
+        <w:tc>
+          <w:tcPr>
+            <w:tcW w:type="dxa" w:w="907"/>
           </w:tcPr>
           <w:p>
             <w:pPr>
@@ -931,21 +747,11 @@
         </w:tc>
         <w:tc>
           <w:tcPr>
-            <w:tcW w:type="dxa" w:w="1814"/>
-          </w:tcPr>
-          <w:p>
-            <w:r>
-              <w:t>Défaut now()</w:t>
-            </w:r>
-          </w:p>
-        </w:tc>
-        <w:tc>
-          <w:tcPr>
-            <w:tcW w:type="dxa" w:w="1587"/>
-          </w:tcPr>
-          <w:p>
-            <w:r>
-              <w:t>toutes les tables sauf projet_membre et document_chunk</w:t>
+            <w:tcW w:type="dxa" w:w="2608"/>
+          </w:tcPr>
+          <w:p>
+            <w:r>
+              <w:t>AAAA-MM-JJ</w:t>
             </w:r>
           </w:p>
         </w:tc>
@@ -953,53 +759,37 @@
       <w:tr>
         <w:tc>
           <w:tcPr>
-            <w:tcW w:type="dxa" w:w="454"/>
-          </w:tcPr>
-          <w:p>
-            <w:pPr>
-              <w:jc w:val="center"/>
-            </w:pPr>
-            <w:r>
-              <w:t>11</w:t>
-            </w:r>
-          </w:p>
-        </w:tc>
-        <w:tc>
-          <w:tcPr>
-            <w:tcW w:type="dxa" w:w="1871"/>
-          </w:tcPr>
-          <w:p>
-            <w:r>
-              <w:rPr>
-                <w:b/>
-              </w:rPr>
-              <w:t>cree_par</w:t>
-            </w:r>
-          </w:p>
-        </w:tc>
-        <w:tc>
-          <w:tcPr>
-            <w:tcW w:type="dxa" w:w="2608"/>
-          </w:tcPr>
-          <w:p>
-            <w:r>
-              <w:t>Utilisateur ayant créé l'enregistrement</w:t>
-            </w:r>
-          </w:p>
-        </w:tc>
-        <w:tc>
-          <w:tcPr>
-            <w:tcW w:type="dxa" w:w="1077"/>
-          </w:tcPr>
-          <w:p>
-            <w:r>
-              <w:t>INTEGER</w:t>
-            </w:r>
-          </w:p>
-        </w:tc>
-        <w:tc>
-          <w:tcPr>
-            <w:tcW w:type="dxa" w:w="794"/>
+            <w:tcW w:type="dxa" w:w="1928"/>
+          </w:tcPr>
+          <w:p>
+            <w:r>
+              <w:t>date_atteint</w:t>
+            </w:r>
+          </w:p>
+        </w:tc>
+        <w:tc>
+          <w:tcPr>
+            <w:tcW w:type="dxa" w:w="3515"/>
+          </w:tcPr>
+          <w:p>
+            <w:r>
+              <w:t>Date et heure auxquelles le jalon a été atteint.</w:t>
+            </w:r>
+          </w:p>
+        </w:tc>
+        <w:tc>
+          <w:tcPr>
+            <w:tcW w:type="dxa" w:w="1247"/>
+          </w:tcPr>
+          <w:p>
+            <w:r>
+              <w:t>TIMESTAMPTZ</w:t>
+            </w:r>
+          </w:p>
+        </w:tc>
+        <w:tc>
+          <w:tcPr>
+            <w:tcW w:type="dxa" w:w="907"/>
           </w:tcPr>
           <w:p>
             <w:pPr>
@@ -1010,21 +800,11 @@
         </w:tc>
         <w:tc>
           <w:tcPr>
-            <w:tcW w:type="dxa" w:w="1814"/>
-          </w:tcPr>
-          <w:p>
-            <w:r>
-              <w:t>FK → utilisateur</w:t>
-            </w:r>
-          </w:p>
-        </w:tc>
-        <w:tc>
-          <w:tcPr>
-            <w:tcW w:type="dxa" w:w="1587"/>
-          </w:tcPr>
-          <w:p>
-            <w:r>
-              <w:t>facture, suggestion_devis</w:t>
+            <w:tcW w:type="dxa" w:w="2608"/>
+          </w:tcPr>
+          <w:p>
+            <w:r>
+              <w:t>AAAA-MM-JJ HH:MM:SS+TZ</w:t>
             </w:r>
           </w:p>
         </w:tc>
@@ -1032,43 +812,27 @@
       <w:tr>
         <w:tc>
           <w:tcPr>
-            <w:tcW w:type="dxa" w:w="454"/>
-          </w:tcPr>
-          <w:p>
-            <w:pPr>
-              <w:jc w:val="center"/>
-            </w:pPr>
-            <w:r>
-              <w:t>12</w:t>
-            </w:r>
-          </w:p>
-        </w:tc>
-        <w:tc>
-          <w:tcPr>
-            <w:tcW w:type="dxa" w:w="1871"/>
-          </w:tcPr>
-          <w:p>
-            <w:r>
-              <w:rPr>
-                <w:b/>
-              </w:rPr>
-              <w:t>date</w:t>
-            </w:r>
-          </w:p>
-        </w:tc>
-        <w:tc>
-          <w:tcPr>
-            <w:tcW w:type="dxa" w:w="2608"/>
-          </w:tcPr>
-          <w:p>
-            <w:r>
-              <w:t>Date du travail effectué</w:t>
-            </w:r>
-          </w:p>
-        </w:tc>
-        <w:tc>
-          <w:tcPr>
-            <w:tcW w:type="dxa" w:w="1077"/>
+            <w:tcW w:type="dxa" w:w="1928"/>
+          </w:tcPr>
+          <w:p>
+            <w:r>
+              <w:t>date_debut</w:t>
+            </w:r>
+          </w:p>
+        </w:tc>
+        <w:tc>
+          <w:tcPr>
+            <w:tcW w:type="dxa" w:w="3515"/>
+          </w:tcPr>
+          <w:p>
+            <w:r>
+              <w:t>Date de début du projet ou de l'absence.</w:t>
+            </w:r>
+          </w:p>
+        </w:tc>
+        <w:tc>
+          <w:tcPr>
+            <w:tcW w:type="dxa" w:w="1247"/>
           </w:tcPr>
           <w:p>
             <w:r>
@@ -1078,7 +842,7 @@
         </w:tc>
         <w:tc>
           <w:tcPr>
-            <w:tcW w:type="dxa" w:w="794"/>
+            <w:tcW w:type="dxa" w:w="907"/>
           </w:tcPr>
           <w:p>
             <w:pPr>
@@ -1089,21 +853,11 @@
         </w:tc>
         <w:tc>
           <w:tcPr>
-            <w:tcW w:type="dxa" w:w="1814"/>
-          </w:tcPr>
-          <w:p>
-            <w:r>
-              <w:t>NOT NULL, défaut date du jour</w:t>
-            </w:r>
-          </w:p>
-        </w:tc>
-        <w:tc>
-          <w:tcPr>
-            <w:tcW w:type="dxa" w:w="1587"/>
-          </w:tcPr>
-          <w:p>
-            <w:r>
-              <w:t>saisie_temps</w:t>
+            <w:tcW w:type="dxa" w:w="2608"/>
+          </w:tcPr>
+          <w:p>
+            <w:r>
+              <w:t>AAAA-MM-JJ</w:t>
             </w:r>
           </w:p>
         </w:tc>
@@ -1111,53 +865,37 @@
       <w:tr>
         <w:tc>
           <w:tcPr>
-            <w:tcW w:type="dxa" w:w="454"/>
-          </w:tcPr>
-          <w:p>
-            <w:pPr>
-              <w:jc w:val="center"/>
-            </w:pPr>
-            <w:r>
-              <w:t>13</w:t>
-            </w:r>
-          </w:p>
-        </w:tc>
-        <w:tc>
-          <w:tcPr>
-            <w:tcW w:type="dxa" w:w="1871"/>
-          </w:tcPr>
-          <w:p>
-            <w:r>
-              <w:rPr>
-                <w:b/>
-              </w:rPr>
-              <w:t>date_atteint</w:t>
-            </w:r>
-          </w:p>
-        </w:tc>
-        <w:tc>
-          <w:tcPr>
-            <w:tcW w:type="dxa" w:w="2608"/>
-          </w:tcPr>
-          <w:p>
-            <w:r>
-              <w:t>Date et heure où le jalon a été atteint</w:t>
-            </w:r>
-          </w:p>
-        </w:tc>
-        <w:tc>
-          <w:tcPr>
-            <w:tcW w:type="dxa" w:w="1077"/>
-          </w:tcPr>
-          <w:p>
-            <w:r>
-              <w:t>TIMESTAMPTZ</w:t>
-            </w:r>
-          </w:p>
-        </w:tc>
-        <w:tc>
-          <w:tcPr>
-            <w:tcW w:type="dxa" w:w="794"/>
+            <w:tcW w:type="dxa" w:w="1928"/>
+          </w:tcPr>
+          <w:p>
+            <w:r>
+              <w:t>date_echeance</w:t>
+            </w:r>
+          </w:p>
+        </w:tc>
+        <w:tc>
+          <w:tcPr>
+            <w:tcW w:type="dxa" w:w="3515"/>
+          </w:tcPr>
+          <w:p>
+            <w:r>
+              <w:t>Date limite de paiement de la facture.</w:t>
+            </w:r>
+          </w:p>
+        </w:tc>
+        <w:tc>
+          <w:tcPr>
+            <w:tcW w:type="dxa" w:w="1247"/>
+          </w:tcPr>
+          <w:p>
+            <w:r>
+              <w:t>DATE</w:t>
+            </w:r>
+          </w:p>
+        </w:tc>
+        <w:tc>
+          <w:tcPr>
+            <w:tcW w:type="dxa" w:w="907"/>
           </w:tcPr>
           <w:p>
             <w:pPr>
@@ -1168,19 +906,11 @@
         </w:tc>
         <w:tc>
           <w:tcPr>
-            <w:tcW w:type="dxa" w:w="1814"/>
-          </w:tcPr>
-          <w:p>
-            <w:r/>
-          </w:p>
-        </w:tc>
-        <w:tc>
-          <w:tcPr>
-            <w:tcW w:type="dxa" w:w="1587"/>
-          </w:tcPr>
-          <w:p>
-            <w:r>
-              <w:t>jalon</w:t>
+            <w:tcW w:type="dxa" w:w="2608"/>
+          </w:tcPr>
+          <w:p>
+            <w:r>
+              <w:t>AAAA-MM-JJ</w:t>
             </w:r>
           </w:p>
         </w:tc>
@@ -1188,43 +918,27 @@
       <w:tr>
         <w:tc>
           <w:tcPr>
-            <w:tcW w:type="dxa" w:w="454"/>
-          </w:tcPr>
-          <w:p>
-            <w:pPr>
-              <w:jc w:val="center"/>
-            </w:pPr>
-            <w:r>
-              <w:t>14</w:t>
-            </w:r>
-          </w:p>
-        </w:tc>
-        <w:tc>
-          <w:tcPr>
-            <w:tcW w:type="dxa" w:w="1871"/>
-          </w:tcPr>
-          <w:p>
-            <w:r>
-              <w:rPr>
-                <w:b/>
-              </w:rPr>
-              <w:t>date_debut</w:t>
-            </w:r>
-          </w:p>
-        </w:tc>
-        <w:tc>
-          <w:tcPr>
-            <w:tcW w:type="dxa" w:w="2608"/>
-          </w:tcPr>
-          <w:p>
-            <w:r>
-              <w:t>Date de début</w:t>
-            </w:r>
-          </w:p>
-        </w:tc>
-        <w:tc>
-          <w:tcPr>
-            <w:tcW w:type="dxa" w:w="1077"/>
+            <w:tcW w:type="dxa" w:w="1928"/>
+          </w:tcPr>
+          <w:p>
+            <w:r>
+              <w:t>date_emission</w:t>
+            </w:r>
+          </w:p>
+        </w:tc>
+        <w:tc>
+          <w:tcPr>
+            <w:tcW w:type="dxa" w:w="3515"/>
+          </w:tcPr>
+          <w:p>
+            <w:r>
+              <w:t>Date d'émission de la facture.</w:t>
+            </w:r>
+          </w:p>
+        </w:tc>
+        <w:tc>
+          <w:tcPr>
+            <w:tcW w:type="dxa" w:w="1247"/>
           </w:tcPr>
           <w:p>
             <w:r>
@@ -1234,7 +948,7 @@
         </w:tc>
         <w:tc>
           <w:tcPr>
-            <w:tcW w:type="dxa" w:w="794"/>
+            <w:tcW w:type="dxa" w:w="907"/>
           </w:tcPr>
           <w:p>
             <w:pPr>
@@ -1245,21 +959,11 @@
         </w:tc>
         <w:tc>
           <w:tcPr>
-            <w:tcW w:type="dxa" w:w="1814"/>
-          </w:tcPr>
-          <w:p>
-            <w:r>
-              <w:t>NOT NULL (absence)</w:t>
-            </w:r>
-          </w:p>
-        </w:tc>
-        <w:tc>
-          <w:tcPr>
-            <w:tcW w:type="dxa" w:w="1587"/>
-          </w:tcPr>
-          <w:p>
-            <w:r>
-              <w:t>projet, absence</w:t>
+            <w:tcW w:type="dxa" w:w="2608"/>
+          </w:tcPr>
+          <w:p>
+            <w:r>
+              <w:t>AAAA-MM-JJ</w:t>
             </w:r>
           </w:p>
         </w:tc>
@@ -1267,43 +971,27 @@
       <w:tr>
         <w:tc>
           <w:tcPr>
-            <w:tcW w:type="dxa" w:w="454"/>
-          </w:tcPr>
-          <w:p>
-            <w:pPr>
-              <w:jc w:val="center"/>
-            </w:pPr>
-            <w:r>
-              <w:t>15</w:t>
-            </w:r>
-          </w:p>
-        </w:tc>
-        <w:tc>
-          <w:tcPr>
-            <w:tcW w:type="dxa" w:w="1871"/>
-          </w:tcPr>
-          <w:p>
-            <w:r>
-              <w:rPr>
-                <w:b/>
-              </w:rPr>
-              <w:t>date_echeance</w:t>
-            </w:r>
-          </w:p>
-        </w:tc>
-        <w:tc>
-          <w:tcPr>
-            <w:tcW w:type="dxa" w:w="2608"/>
-          </w:tcPr>
-          <w:p>
-            <w:r>
-              <w:t>Date limite de paiement</w:t>
-            </w:r>
-          </w:p>
-        </w:tc>
-        <w:tc>
-          <w:tcPr>
-            <w:tcW w:type="dxa" w:w="1077"/>
+            <w:tcW w:type="dxa" w:w="1928"/>
+          </w:tcPr>
+          <w:p>
+            <w:r>
+              <w:t>date_fin</w:t>
+            </w:r>
+          </w:p>
+        </w:tc>
+        <w:tc>
+          <w:tcPr>
+            <w:tcW w:type="dxa" w:w="3515"/>
+          </w:tcPr>
+          <w:p>
+            <w:r>
+              <w:t>Date de fin de l'absence (postérieure ou égale à date_debut).</w:t>
+            </w:r>
+          </w:p>
+        </w:tc>
+        <w:tc>
+          <w:tcPr>
+            <w:tcW w:type="dxa" w:w="1247"/>
           </w:tcPr>
           <w:p>
             <w:r>
@@ -1313,7 +1001,7 @@
         </w:tc>
         <w:tc>
           <w:tcPr>
-            <w:tcW w:type="dxa" w:w="794"/>
+            <w:tcW w:type="dxa" w:w="907"/>
           </w:tcPr>
           <w:p>
             <w:pPr>
@@ -1324,19 +1012,11 @@
         </w:tc>
         <w:tc>
           <w:tcPr>
-            <w:tcW w:type="dxa" w:w="1814"/>
-          </w:tcPr>
-          <w:p>
-            <w:r/>
-          </w:p>
-        </w:tc>
-        <w:tc>
-          <w:tcPr>
-            <w:tcW w:type="dxa" w:w="1587"/>
-          </w:tcPr>
-          <w:p>
-            <w:r>
-              <w:t>facture</w:t>
+            <w:tcW w:type="dxa" w:w="2608"/>
+          </w:tcPr>
+          <w:p>
+            <w:r>
+              <w:t>AAAA-MM-JJ</w:t>
             </w:r>
           </w:p>
         </w:tc>
@@ -1344,43 +1024,27 @@
       <w:tr>
         <w:tc>
           <w:tcPr>
-            <w:tcW w:type="dxa" w:w="454"/>
-          </w:tcPr>
-          <w:p>
-            <w:pPr>
-              <w:jc w:val="center"/>
-            </w:pPr>
-            <w:r>
-              <w:t>16</w:t>
-            </w:r>
-          </w:p>
-        </w:tc>
-        <w:tc>
-          <w:tcPr>
-            <w:tcW w:type="dxa" w:w="1871"/>
-          </w:tcPr>
-          <w:p>
-            <w:r>
-              <w:rPr>
-                <w:b/>
-              </w:rPr>
-              <w:t>date_emission</w:t>
-            </w:r>
-          </w:p>
-        </w:tc>
-        <w:tc>
-          <w:tcPr>
-            <w:tcW w:type="dxa" w:w="2608"/>
-          </w:tcPr>
-          <w:p>
-            <w:r>
-              <w:t>Date d'émission de la facture</w:t>
-            </w:r>
-          </w:p>
-        </w:tc>
-        <w:tc>
-          <w:tcPr>
-            <w:tcW w:type="dxa" w:w="1077"/>
+            <w:tcW w:type="dxa" w:w="1928"/>
+          </w:tcPr>
+          <w:p>
+            <w:r>
+              <w:t>date_fin_prevue</w:t>
+            </w:r>
+          </w:p>
+        </w:tc>
+        <w:tc>
+          <w:tcPr>
+            <w:tcW w:type="dxa" w:w="3515"/>
+          </w:tcPr>
+          <w:p>
+            <w:r>
+              <w:t>Date de fin prévue du projet.</w:t>
+            </w:r>
+          </w:p>
+        </w:tc>
+        <w:tc>
+          <w:tcPr>
+            <w:tcW w:type="dxa" w:w="1247"/>
           </w:tcPr>
           <w:p>
             <w:r>
@@ -1390,7 +1054,7 @@
         </w:tc>
         <w:tc>
           <w:tcPr>
-            <w:tcW w:type="dxa" w:w="794"/>
+            <w:tcW w:type="dxa" w:w="907"/>
           </w:tcPr>
           <w:p>
             <w:pPr>
@@ -1401,21 +1065,11 @@
         </w:tc>
         <w:tc>
           <w:tcPr>
-            <w:tcW w:type="dxa" w:w="1814"/>
-          </w:tcPr>
-          <w:p>
-            <w:r>
-              <w:t>NOT NULL</w:t>
-            </w:r>
-          </w:p>
-        </w:tc>
-        <w:tc>
-          <w:tcPr>
-            <w:tcW w:type="dxa" w:w="1587"/>
-          </w:tcPr>
-          <w:p>
-            <w:r>
-              <w:t>facture</w:t>
+            <w:tcW w:type="dxa" w:w="2608"/>
+          </w:tcPr>
+          <w:p>
+            <w:r>
+              <w:t>AAAA-MM-JJ</w:t>
             </w:r>
           </w:p>
         </w:tc>
@@ -1423,53 +1077,37 @@
       <w:tr>
         <w:tc>
           <w:tcPr>
-            <w:tcW w:type="dxa" w:w="454"/>
-          </w:tcPr>
-          <w:p>
-            <w:pPr>
-              <w:jc w:val="center"/>
-            </w:pPr>
-            <w:r>
-              <w:t>17</w:t>
-            </w:r>
-          </w:p>
-        </w:tc>
-        <w:tc>
-          <w:tcPr>
-            <w:tcW w:type="dxa" w:w="1871"/>
-          </w:tcPr>
-          <w:p>
-            <w:r>
-              <w:rPr>
-                <w:b/>
-              </w:rPr>
-              <w:t>date_fin</w:t>
-            </w:r>
-          </w:p>
-        </w:tc>
-        <w:tc>
-          <w:tcPr>
-            <w:tcW w:type="dxa" w:w="2608"/>
-          </w:tcPr>
-          <w:p>
-            <w:r>
-              <w:t>Date de fin de l'absence</w:t>
-            </w:r>
-          </w:p>
-        </w:tc>
-        <w:tc>
-          <w:tcPr>
-            <w:tcW w:type="dxa" w:w="1077"/>
-          </w:tcPr>
-          <w:p>
-            <w:r>
-              <w:t>DATE</w:t>
-            </w:r>
-          </w:p>
-        </w:tc>
-        <w:tc>
-          <w:tcPr>
-            <w:tcW w:type="dxa" w:w="794"/>
+            <w:tcW w:type="dxa" w:w="1928"/>
+          </w:tcPr>
+          <w:p>
+            <w:r>
+              <w:t>decide_le</w:t>
+            </w:r>
+          </w:p>
+        </w:tc>
+        <w:tc>
+          <w:tcPr>
+            <w:tcW w:type="dxa" w:w="3515"/>
+          </w:tcPr>
+          <w:p>
+            <w:r>
+              <w:t>Date et heure de la décision sur l'absence.</w:t>
+            </w:r>
+          </w:p>
+        </w:tc>
+        <w:tc>
+          <w:tcPr>
+            <w:tcW w:type="dxa" w:w="1247"/>
+          </w:tcPr>
+          <w:p>
+            <w:r>
+              <w:t>TIMESTAMPTZ</w:t>
+            </w:r>
+          </w:p>
+        </w:tc>
+        <w:tc>
+          <w:tcPr>
+            <w:tcW w:type="dxa" w:w="907"/>
           </w:tcPr>
           <w:p>
             <w:pPr>
@@ -1480,21 +1118,11 @@
         </w:tc>
         <w:tc>
           <w:tcPr>
-            <w:tcW w:type="dxa" w:w="1814"/>
-          </w:tcPr>
-          <w:p>
-            <w:r>
-              <w:t>NOT NULL, ≥ date_debut</w:t>
-            </w:r>
-          </w:p>
-        </w:tc>
-        <w:tc>
-          <w:tcPr>
-            <w:tcW w:type="dxa" w:w="1587"/>
-          </w:tcPr>
-          <w:p>
-            <w:r>
-              <w:t>absence</w:t>
+            <w:tcW w:type="dxa" w:w="2608"/>
+          </w:tcPr>
+          <w:p>
+            <w:r>
+              <w:t>AAAA-MM-JJ HH:MM:SS+TZ</w:t>
             </w:r>
           </w:p>
         </w:tc>
@@ -1502,53 +1130,37 @@
       <w:tr>
         <w:tc>
           <w:tcPr>
-            <w:tcW w:type="dxa" w:w="454"/>
-          </w:tcPr>
-          <w:p>
-            <w:pPr>
-              <w:jc w:val="center"/>
-            </w:pPr>
-            <w:r>
-              <w:t>18</w:t>
-            </w:r>
-          </w:p>
-        </w:tc>
-        <w:tc>
-          <w:tcPr>
-            <w:tcW w:type="dxa" w:w="1871"/>
-          </w:tcPr>
-          <w:p>
-            <w:r>
-              <w:rPr>
-                <w:b/>
-              </w:rPr>
-              <w:t>date_fin_prevue</w:t>
-            </w:r>
-          </w:p>
-        </w:tc>
-        <w:tc>
-          <w:tcPr>
-            <w:tcW w:type="dxa" w:w="2608"/>
-          </w:tcPr>
-          <w:p>
-            <w:r>
-              <w:t>Date de fin prévue du projet</w:t>
-            </w:r>
-          </w:p>
-        </w:tc>
-        <w:tc>
-          <w:tcPr>
-            <w:tcW w:type="dxa" w:w="1077"/>
-          </w:tcPr>
-          <w:p>
-            <w:r>
-              <w:t>DATE</w:t>
-            </w:r>
-          </w:p>
-        </w:tc>
-        <w:tc>
-          <w:tcPr>
-            <w:tcW w:type="dxa" w:w="794"/>
+            <w:tcW w:type="dxa" w:w="1928"/>
+          </w:tcPr>
+          <w:p>
+            <w:r>
+              <w:t>decideur_id</w:t>
+            </w:r>
+          </w:p>
+        </w:tc>
+        <w:tc>
+          <w:tcPr>
+            <w:tcW w:type="dxa" w:w="3515"/>
+          </w:tcPr>
+          <w:p>
+            <w:r>
+              <w:t>Utilisateur (direction ou DRH) ayant traité la demande d'absence (clé étrangère vers utilisateur).</w:t>
+            </w:r>
+          </w:p>
+        </w:tc>
+        <w:tc>
+          <w:tcPr>
+            <w:tcW w:type="dxa" w:w="1247"/>
+          </w:tcPr>
+          <w:p>
+            <w:r>
+              <w:t>INTEGER</w:t>
+            </w:r>
+          </w:p>
+        </w:tc>
+        <w:tc>
+          <w:tcPr>
+            <w:tcW w:type="dxa" w:w="907"/>
           </w:tcPr>
           <w:p>
             <w:pPr>
@@ -1559,19 +1171,11 @@
         </w:tc>
         <w:tc>
           <w:tcPr>
-            <w:tcW w:type="dxa" w:w="1814"/>
-          </w:tcPr>
-          <w:p>
-            <w:r/>
-          </w:p>
-        </w:tc>
-        <w:tc>
-          <w:tcPr>
-            <w:tcW w:type="dxa" w:w="1587"/>
-          </w:tcPr>
-          <w:p>
-            <w:r>
-              <w:t>projet</w:t>
+            <w:tcW w:type="dxa" w:w="2608"/>
+          </w:tcPr>
+          <w:p>
+            <w:r>
+              <w:t>Entier</w:t>
             </w:r>
           </w:p>
         </w:tc>
@@ -1579,53 +1183,37 @@
       <w:tr>
         <w:tc>
           <w:tcPr>
-            <w:tcW w:type="dxa" w:w="454"/>
-          </w:tcPr>
-          <w:p>
-            <w:pPr>
-              <w:jc w:val="center"/>
-            </w:pPr>
-            <w:r>
-              <w:t>19</w:t>
-            </w:r>
-          </w:p>
-        </w:tc>
-        <w:tc>
-          <w:tcPr>
-            <w:tcW w:type="dxa" w:w="1871"/>
-          </w:tcPr>
-          <w:p>
-            <w:r>
-              <w:rPr>
-                <w:b/>
-              </w:rPr>
-              <w:t>decide_le</w:t>
-            </w:r>
-          </w:p>
-        </w:tc>
-        <w:tc>
-          <w:tcPr>
-            <w:tcW w:type="dxa" w:w="2608"/>
-          </w:tcPr>
-          <w:p>
-            <w:r>
-              <w:t>Date et heure de la décision</w:t>
-            </w:r>
-          </w:p>
-        </w:tc>
-        <w:tc>
-          <w:tcPr>
-            <w:tcW w:type="dxa" w:w="1077"/>
-          </w:tcPr>
-          <w:p>
-            <w:r>
-              <w:t>TIMESTAMPTZ</w:t>
-            </w:r>
-          </w:p>
-        </w:tc>
-        <w:tc>
-          <w:tcPr>
-            <w:tcW w:type="dxa" w:w="794"/>
+            <w:tcW w:type="dxa" w:w="1928"/>
+          </w:tcPr>
+          <w:p>
+            <w:r>
+              <w:t>demande</w:t>
+            </w:r>
+          </w:p>
+        </w:tc>
+        <w:tc>
+          <w:tcPr>
+            <w:tcW w:type="dxa" w:w="3515"/>
+          </w:tcPr>
+          <w:p>
+            <w:r>
+              <w:t>Demande ou contexte saisi par l'utilisateur pour générer le devis.</w:t>
+            </w:r>
+          </w:p>
+        </w:tc>
+        <w:tc>
+          <w:tcPr>
+            <w:tcW w:type="dxa" w:w="1247"/>
+          </w:tcPr>
+          <w:p>
+            <w:r>
+              <w:t>TEXT</w:t>
+            </w:r>
+          </w:p>
+        </w:tc>
+        <w:tc>
+          <w:tcPr>
+            <w:tcW w:type="dxa" w:w="907"/>
           </w:tcPr>
           <w:p>
             <w:pPr>
@@ -1636,19 +1224,11 @@
         </w:tc>
         <w:tc>
           <w:tcPr>
-            <w:tcW w:type="dxa" w:w="1814"/>
-          </w:tcPr>
-          <w:p>
-            <w:r/>
-          </w:p>
-        </w:tc>
-        <w:tc>
-          <w:tcPr>
-            <w:tcW w:type="dxa" w:w="1587"/>
-          </w:tcPr>
-          <w:p>
-            <w:r>
-              <w:t>absence</w:t>
+            <w:tcW w:type="dxa" w:w="2608"/>
+          </w:tcPr>
+          <w:p>
+            <w:r>
+              <w:t>Texte libre</w:t>
             </w:r>
           </w:p>
         </w:tc>
@@ -1656,53 +1236,37 @@
       <w:tr>
         <w:tc>
           <w:tcPr>
-            <w:tcW w:type="dxa" w:w="454"/>
-          </w:tcPr>
-          <w:p>
-            <w:pPr>
-              <w:jc w:val="center"/>
-            </w:pPr>
-            <w:r>
-              <w:t>20</w:t>
-            </w:r>
-          </w:p>
-        </w:tc>
-        <w:tc>
-          <w:tcPr>
-            <w:tcW w:type="dxa" w:w="1871"/>
-          </w:tcPr>
-          <w:p>
-            <w:r>
-              <w:rPr>
-                <w:b/>
-              </w:rPr>
-              <w:t>decideur_id</w:t>
-            </w:r>
-          </w:p>
-        </w:tc>
-        <w:tc>
-          <w:tcPr>
-            <w:tcW w:type="dxa" w:w="2608"/>
-          </w:tcPr>
-          <w:p>
-            <w:r>
-              <w:t>Utilisateur (direction/DRH) ayant traité la demande</w:t>
-            </w:r>
-          </w:p>
-        </w:tc>
-        <w:tc>
-          <w:tcPr>
-            <w:tcW w:type="dxa" w:w="1077"/>
-          </w:tcPr>
-          <w:p>
-            <w:r>
-              <w:t>INTEGER</w:t>
-            </w:r>
-          </w:p>
-        </w:tc>
-        <w:tc>
-          <w:tcPr>
-            <w:tcW w:type="dxa" w:w="794"/>
+            <w:tcW w:type="dxa" w:w="1928"/>
+          </w:tcPr>
+          <w:p>
+            <w:r>
+              <w:t>description</w:t>
+            </w:r>
+          </w:p>
+        </w:tc>
+        <w:tc>
+          <w:tcPr>
+            <w:tcW w:type="dxa" w:w="3515"/>
+          </w:tcPr>
+          <w:p>
+            <w:r>
+              <w:t>Description détaillée du projet, de la tâche ou du jalon.</w:t>
+            </w:r>
+          </w:p>
+        </w:tc>
+        <w:tc>
+          <w:tcPr>
+            <w:tcW w:type="dxa" w:w="1247"/>
+          </w:tcPr>
+          <w:p>
+            <w:r>
+              <w:t>TEXT</w:t>
+            </w:r>
+          </w:p>
+        </w:tc>
+        <w:tc>
+          <w:tcPr>
+            <w:tcW w:type="dxa" w:w="907"/>
           </w:tcPr>
           <w:p>
             <w:pPr>
@@ -1713,21 +1277,11 @@
         </w:tc>
         <w:tc>
           <w:tcPr>
-            <w:tcW w:type="dxa" w:w="1814"/>
-          </w:tcPr>
-          <w:p>
-            <w:r>
-              <w:t>FK → utilisateur</w:t>
-            </w:r>
-          </w:p>
-        </w:tc>
-        <w:tc>
-          <w:tcPr>
-            <w:tcW w:type="dxa" w:w="1587"/>
-          </w:tcPr>
-          <w:p>
-            <w:r>
-              <w:t>absence</w:t>
+            <w:tcW w:type="dxa" w:w="2608"/>
+          </w:tcPr>
+          <w:p>
+            <w:r>
+              <w:t>Texte libre</w:t>
             </w:r>
           </w:p>
         </w:tc>
@@ -1735,53 +1289,37 @@
       <w:tr>
         <w:tc>
           <w:tcPr>
-            <w:tcW w:type="dxa" w:w="454"/>
-          </w:tcPr>
-          <w:p>
-            <w:pPr>
-              <w:jc w:val="center"/>
-            </w:pPr>
-            <w:r>
-              <w:t>21</w:t>
-            </w:r>
-          </w:p>
-        </w:tc>
-        <w:tc>
-          <w:tcPr>
-            <w:tcW w:type="dxa" w:w="1871"/>
-          </w:tcPr>
-          <w:p>
-            <w:r>
-              <w:rPr>
-                <w:b/>
-              </w:rPr>
-              <w:t>demande</w:t>
-            </w:r>
-          </w:p>
-        </w:tc>
-        <w:tc>
-          <w:tcPr>
-            <w:tcW w:type="dxa" w:w="2608"/>
-          </w:tcPr>
-          <w:p>
-            <w:r>
-              <w:t>Demande / contexte saisi par l'utilisateur</w:t>
-            </w:r>
-          </w:p>
-        </w:tc>
-        <w:tc>
-          <w:tcPr>
-            <w:tcW w:type="dxa" w:w="1077"/>
-          </w:tcPr>
-          <w:p>
-            <w:r>
-              <w:t>TEXT</w:t>
-            </w:r>
-          </w:p>
-        </w:tc>
-        <w:tc>
-          <w:tcPr>
-            <w:tcW w:type="dxa" w:w="794"/>
+            <w:tcW w:type="dxa" w:w="1928"/>
+          </w:tcPr>
+          <w:p>
+            <w:r>
+              <w:t>destinataire_id</w:t>
+            </w:r>
+          </w:p>
+        </w:tc>
+        <w:tc>
+          <w:tcPr>
+            <w:tcW w:type="dxa" w:w="3515"/>
+          </w:tcPr>
+          <w:p>
+            <w:r>
+              <w:t>Utilisateur destinataire de la notification (clé étrangère vers utilisateur).</w:t>
+            </w:r>
+          </w:p>
+        </w:tc>
+        <w:tc>
+          <w:tcPr>
+            <w:tcW w:type="dxa" w:w="1247"/>
+          </w:tcPr>
+          <w:p>
+            <w:r>
+              <w:t>INTEGER</w:t>
+            </w:r>
+          </w:p>
+        </w:tc>
+        <w:tc>
+          <w:tcPr>
+            <w:tcW w:type="dxa" w:w="907"/>
           </w:tcPr>
           <w:p>
             <w:pPr>
@@ -1792,19 +1330,11 @@
         </w:tc>
         <w:tc>
           <w:tcPr>
-            <w:tcW w:type="dxa" w:w="1814"/>
-          </w:tcPr>
-          <w:p>
-            <w:r/>
-          </w:p>
-        </w:tc>
-        <w:tc>
-          <w:tcPr>
-            <w:tcW w:type="dxa" w:w="1587"/>
-          </w:tcPr>
-          <w:p>
-            <w:r>
-              <w:t>suggestion_devis</w:t>
+            <w:tcW w:type="dxa" w:w="2608"/>
+          </w:tcPr>
+          <w:p>
+            <w:r>
+              <w:t>Entier</w:t>
             </w:r>
           </w:p>
         </w:tc>
@@ -1812,27 +1342,44 @@
       <w:tr>
         <w:tc>
           <w:tcPr>
-            <w:tcW w:type="dxa" w:w="454"/>
+            <w:tcW w:type="dxa" w:w="1928"/>
+          </w:tcPr>
+          <w:p>
+            <w:r>
+              <w:t>devise</w:t>
+            </w:r>
+          </w:p>
+        </w:tc>
+        <w:tc>
+          <w:tcPr>
+            <w:tcW w:type="dxa" w:w="3515"/>
+          </w:tcPr>
+          <w:p>
+            <w:r>
+              <w:t>Devise du client : Ar pour un client national, autre devise pour un client international.</w:t>
+            </w:r>
+          </w:p>
+        </w:tc>
+        <w:tc>
+          <w:tcPr>
+            <w:tcW w:type="dxa" w:w="1247"/>
+          </w:tcPr>
+          <w:p>
+            <w:r>
+              <w:t>VARCHAR</w:t>
+            </w:r>
+          </w:p>
+        </w:tc>
+        <w:tc>
+          <w:tcPr>
+            <w:tcW w:type="dxa" w:w="907"/>
           </w:tcPr>
           <w:p>
             <w:pPr>
               <w:jc w:val="center"/>
             </w:pPr>
             <w:r>
-              <w:t>22</w:t>
-            </w:r>
-          </w:p>
-        </w:tc>
-        <w:tc>
-          <w:tcPr>
-            <w:tcW w:type="dxa" w:w="1871"/>
-          </w:tcPr>
-          <w:p>
-            <w:r>
-              <w:rPr>
-                <w:b/>
-              </w:rPr>
-              <w:t>description</w:t>
+              <w:t>10</w:t>
             </w:r>
           </w:p>
         </w:tc>
@@ -1842,23 +1389,45 @@
           </w:tcPr>
           <w:p>
             <w:r>
-              <w:t>Description détaillée</w:t>
-            </w:r>
-          </w:p>
-        </w:tc>
-        <w:tc>
-          <w:tcPr>
-            <w:tcW w:type="dxa" w:w="1077"/>
-          </w:tcPr>
-          <w:p>
-            <w:r>
-              <w:t>TEXT</w:t>
-            </w:r>
-          </w:p>
-        </w:tc>
-        <w:tc>
-          <w:tcPr>
-            <w:tcW w:type="dxa" w:w="794"/>
+              <w:t>Code devise (Ar, EUR, USD…)</w:t>
+            </w:r>
+          </w:p>
+        </w:tc>
+      </w:tr>
+      <w:tr>
+        <w:tc>
+          <w:tcPr>
+            <w:tcW w:type="dxa" w:w="1928"/>
+          </w:tcPr>
+          <w:p>
+            <w:r>
+              <w:t>duree_min</w:t>
+            </w:r>
+          </w:p>
+        </w:tc>
+        <w:tc>
+          <w:tcPr>
+            <w:tcW w:type="dxa" w:w="3515"/>
+          </w:tcPr>
+          <w:p>
+            <w:r>
+              <w:t>Durée de travail saisie, en minutes.</w:t>
+            </w:r>
+          </w:p>
+        </w:tc>
+        <w:tc>
+          <w:tcPr>
+            <w:tcW w:type="dxa" w:w="1247"/>
+          </w:tcPr>
+          <w:p>
+            <w:r>
+              <w:t>INTEGER</w:t>
+            </w:r>
+          </w:p>
+        </w:tc>
+        <w:tc>
+          <w:tcPr>
+            <w:tcW w:type="dxa" w:w="907"/>
           </w:tcPr>
           <w:p>
             <w:pPr>
@@ -1869,19 +1438,11 @@
         </w:tc>
         <w:tc>
           <w:tcPr>
-            <w:tcW w:type="dxa" w:w="1814"/>
-          </w:tcPr>
-          <w:p>
-            <w:r/>
-          </w:p>
-        </w:tc>
-        <w:tc>
-          <w:tcPr>
-            <w:tcW w:type="dxa" w:w="1587"/>
-          </w:tcPr>
-          <w:p>
-            <w:r>
-              <w:t>projet, tache, jalon, suggestion_tache</w:t>
+            <w:tcW w:type="dxa" w:w="2608"/>
+          </w:tcPr>
+          <w:p>
+            <w:r>
+              <w:t>Entier supérieur à 0</w:t>
             </w:r>
           </w:p>
         </w:tc>
@@ -1889,53 +1450,37 @@
       <w:tr>
         <w:tc>
           <w:tcPr>
-            <w:tcW w:type="dxa" w:w="454"/>
-          </w:tcPr>
-          <w:p>
-            <w:pPr>
-              <w:jc w:val="center"/>
-            </w:pPr>
-            <w:r>
-              <w:t>23</w:t>
-            </w:r>
-          </w:p>
-        </w:tc>
-        <w:tc>
-          <w:tcPr>
-            <w:tcW w:type="dxa" w:w="1871"/>
-          </w:tcPr>
-          <w:p>
-            <w:r>
-              <w:rPr>
-                <w:b/>
-              </w:rPr>
-              <w:t>destinataire_id</w:t>
-            </w:r>
-          </w:p>
-        </w:tc>
-        <w:tc>
-          <w:tcPr>
-            <w:tcW w:type="dxa" w:w="2608"/>
-          </w:tcPr>
-          <w:p>
-            <w:r>
-              <w:t>Utilisateur destinataire de la notification</w:t>
-            </w:r>
-          </w:p>
-        </w:tc>
-        <w:tc>
-          <w:tcPr>
-            <w:tcW w:type="dxa" w:w="1077"/>
-          </w:tcPr>
-          <w:p>
-            <w:r>
-              <w:t>INTEGER</w:t>
-            </w:r>
-          </w:p>
-        </w:tc>
-        <w:tc>
-          <w:tcPr>
-            <w:tcW w:type="dxa" w:w="794"/>
+            <w:tcW w:type="dxa" w:w="1928"/>
+          </w:tcPr>
+          <w:p>
+            <w:r>
+              <w:t>echeance</w:t>
+            </w:r>
+          </w:p>
+        </w:tc>
+        <w:tc>
+          <w:tcPr>
+            <w:tcW w:type="dxa" w:w="3515"/>
+          </w:tcPr>
+          <w:p>
+            <w:r>
+              <w:t>Date d'échéance de la tâche ou du jalon.</w:t>
+            </w:r>
+          </w:p>
+        </w:tc>
+        <w:tc>
+          <w:tcPr>
+            <w:tcW w:type="dxa" w:w="1247"/>
+          </w:tcPr>
+          <w:p>
+            <w:r>
+              <w:t>DATE</w:t>
+            </w:r>
+          </w:p>
+        </w:tc>
+        <w:tc>
+          <w:tcPr>
+            <w:tcW w:type="dxa" w:w="907"/>
           </w:tcPr>
           <w:p>
             <w:pPr>
@@ -1946,21 +1491,11 @@
         </w:tc>
         <w:tc>
           <w:tcPr>
-            <w:tcW w:type="dxa" w:w="1814"/>
-          </w:tcPr>
-          <w:p>
-            <w:r>
-              <w:t>NOT NULL, FK → utilisateur</w:t>
-            </w:r>
-          </w:p>
-        </w:tc>
-        <w:tc>
-          <w:tcPr>
-            <w:tcW w:type="dxa" w:w="1587"/>
-          </w:tcPr>
-          <w:p>
-            <w:r>
-              <w:t>notification</w:t>
+            <w:tcW w:type="dxa" w:w="2608"/>
+          </w:tcPr>
+          <w:p>
+            <w:r>
+              <w:t>AAAA-MM-JJ</w:t>
             </w:r>
           </w:p>
         </w:tc>
@@ -1968,27 +1503,44 @@
       <w:tr>
         <w:tc>
           <w:tcPr>
-            <w:tcW w:type="dxa" w:w="454"/>
+            <w:tcW w:type="dxa" w:w="1928"/>
+          </w:tcPr>
+          <w:p>
+            <w:r>
+              <w:t>email</w:t>
+            </w:r>
+          </w:p>
+        </w:tc>
+        <w:tc>
+          <w:tcPr>
+            <w:tcW w:type="dxa" w:w="3515"/>
+          </w:tcPr>
+          <w:p>
+            <w:r>
+              <w:t>Adresse e-mail de l'utilisateur (unique) ou du client.</w:t>
+            </w:r>
+          </w:p>
+        </w:tc>
+        <w:tc>
+          <w:tcPr>
+            <w:tcW w:type="dxa" w:w="1247"/>
+          </w:tcPr>
+          <w:p>
+            <w:r>
+              <w:t>VARCHAR</w:t>
+            </w:r>
+          </w:p>
+        </w:tc>
+        <w:tc>
+          <w:tcPr>
+            <w:tcW w:type="dxa" w:w="907"/>
           </w:tcPr>
           <w:p>
             <w:pPr>
               <w:jc w:val="center"/>
             </w:pPr>
             <w:r>
-              <w:t>24</w:t>
-            </w:r>
-          </w:p>
-        </w:tc>
-        <w:tc>
-          <w:tcPr>
-            <w:tcW w:type="dxa" w:w="1871"/>
-          </w:tcPr>
-          <w:p>
-            <w:r>
-              <w:rPr>
-                <w:b/>
-              </w:rPr>
-              <w:t>devise</w:t>
+              <w:t>150</w:t>
             </w:r>
           </w:p>
         </w:tc>
@@ -1998,50 +1550,62 @@
           </w:tcPr>
           <w:p>
             <w:r>
-              <w:t>Devise du client (Ar = national, EUR/USD… = international)</w:t>
-            </w:r>
-          </w:p>
-        </w:tc>
-        <w:tc>
-          <w:tcPr>
-            <w:tcW w:type="dxa" w:w="1077"/>
-          </w:tcPr>
-          <w:p>
-            <w:r>
-              <w:t>VARCHAR</w:t>
-            </w:r>
-          </w:p>
-        </w:tc>
-        <w:tc>
-          <w:tcPr>
-            <w:tcW w:type="dxa" w:w="794"/>
+              <w:t>nom@domaine.ext</w:t>
+            </w:r>
+          </w:p>
+        </w:tc>
+      </w:tr>
+      <w:tr>
+        <w:tc>
+          <w:tcPr>
+            <w:tcW w:type="dxa" w:w="1928"/>
+          </w:tcPr>
+          <w:p>
+            <w:r>
+              <w:t>embedding</w:t>
+            </w:r>
+          </w:p>
+        </w:tc>
+        <w:tc>
+          <w:tcPr>
+            <w:tcW w:type="dxa" w:w="3515"/>
+          </w:tcPr>
+          <w:p>
+            <w:r>
+              <w:t>Vecteur sémantique du fragment de document, utilisé pour la recherche IA.</w:t>
+            </w:r>
+          </w:p>
+        </w:tc>
+        <w:tc>
+          <w:tcPr>
+            <w:tcW w:type="dxa" w:w="1247"/>
+          </w:tcPr>
+          <w:p>
+            <w:r>
+              <w:t>VECTOR</w:t>
+            </w:r>
+          </w:p>
+        </w:tc>
+        <w:tc>
+          <w:tcPr>
+            <w:tcW w:type="dxa" w:w="907"/>
           </w:tcPr>
           <w:p>
             <w:pPr>
               <w:jc w:val="center"/>
             </w:pPr>
             <w:r>
-              <w:t>10</w:t>
-            </w:r>
-          </w:p>
-        </w:tc>
-        <w:tc>
-          <w:tcPr>
-            <w:tcW w:type="dxa" w:w="1814"/>
-          </w:tcPr>
-          <w:p>
-            <w:r>
-              <w:t>NOT NULL, défaut 'Ar'</w:t>
-            </w:r>
-          </w:p>
-        </w:tc>
-        <w:tc>
-          <w:tcPr>
-            <w:tcW w:type="dxa" w:w="1587"/>
-          </w:tcPr>
-          <w:p>
-            <w:r>
-              <w:t>client</w:t>
+              <w:t>1536</w:t>
+            </w:r>
+          </w:p>
+        </w:tc>
+        <w:tc>
+          <w:tcPr>
+            <w:tcW w:type="dxa" w:w="2608"/>
+          </w:tcPr>
+          <w:p>
+            <w:r>
+              <w:t>Tableau de 1536 nombres réels</w:t>
             </w:r>
           </w:p>
         </w:tc>
@@ -2049,53 +1613,37 @@
       <w:tr>
         <w:tc>
           <w:tcPr>
-            <w:tcW w:type="dxa" w:w="454"/>
-          </w:tcPr>
-          <w:p>
-            <w:pPr>
-              <w:jc w:val="center"/>
-            </w:pPr>
-            <w:r>
-              <w:t>25</w:t>
-            </w:r>
-          </w:p>
-        </w:tc>
-        <w:tc>
-          <w:tcPr>
-            <w:tcW w:type="dxa" w:w="1871"/>
-          </w:tcPr>
-          <w:p>
-            <w:r>
-              <w:rPr>
-                <w:b/>
-              </w:rPr>
-              <w:t>duree_min</w:t>
-            </w:r>
-          </w:p>
-        </w:tc>
-        <w:tc>
-          <w:tcPr>
-            <w:tcW w:type="dxa" w:w="2608"/>
-          </w:tcPr>
-          <w:p>
-            <w:r>
-              <w:t>Durée travaillée en minutes</w:t>
-            </w:r>
-          </w:p>
-        </w:tc>
-        <w:tc>
-          <w:tcPr>
-            <w:tcW w:type="dxa" w:w="1077"/>
-          </w:tcPr>
-          <w:p>
-            <w:r>
-              <w:t>INTEGER</w:t>
-            </w:r>
-          </w:p>
-        </w:tc>
-        <w:tc>
-          <w:tcPr>
-            <w:tcW w:type="dxa" w:w="794"/>
+            <w:tcW w:type="dxa" w:w="1928"/>
+          </w:tcPr>
+          <w:p>
+            <w:r>
+              <w:t>entree</w:t>
+            </w:r>
+          </w:p>
+        </w:tc>
+        <w:tc>
+          <w:tcPr>
+            <w:tcW w:type="dxa" w:w="3515"/>
+          </w:tcPr>
+          <w:p>
+            <w:r>
+              <w:t>Données envoyées à l'IA.</w:t>
+            </w:r>
+          </w:p>
+        </w:tc>
+        <w:tc>
+          <w:tcPr>
+            <w:tcW w:type="dxa" w:w="1247"/>
+          </w:tcPr>
+          <w:p>
+            <w:r>
+              <w:t>TEXT</w:t>
+            </w:r>
+          </w:p>
+        </w:tc>
+        <w:tc>
+          <w:tcPr>
+            <w:tcW w:type="dxa" w:w="907"/>
           </w:tcPr>
           <w:p>
             <w:pPr>
@@ -2106,21 +1654,11 @@
         </w:tc>
         <w:tc>
           <w:tcPr>
-            <w:tcW w:type="dxa" w:w="1814"/>
-          </w:tcPr>
-          <w:p>
-            <w:r>
-              <w:t>NOT NULL, &gt; 0</w:t>
-            </w:r>
-          </w:p>
-        </w:tc>
-        <w:tc>
-          <w:tcPr>
-            <w:tcW w:type="dxa" w:w="1587"/>
-          </w:tcPr>
-          <w:p>
-            <w:r>
-              <w:t>saisie_temps</w:t>
+            <w:tcW w:type="dxa" w:w="2608"/>
+          </w:tcPr>
+          <w:p>
+            <w:r>
+              <w:t>Texte libre</w:t>
             </w:r>
           </w:p>
         </w:tc>
@@ -2128,53 +1666,37 @@
       <w:tr>
         <w:tc>
           <w:tcPr>
-            <w:tcW w:type="dxa" w:w="454"/>
-          </w:tcPr>
-          <w:p>
-            <w:pPr>
-              <w:jc w:val="center"/>
-            </w:pPr>
-            <w:r>
-              <w:t>26</w:t>
-            </w:r>
-          </w:p>
-        </w:tc>
-        <w:tc>
-          <w:tcPr>
-            <w:tcW w:type="dxa" w:w="1871"/>
-          </w:tcPr>
-          <w:p>
-            <w:r>
-              <w:rPr>
-                <w:b/>
-              </w:rPr>
-              <w:t>echeance</w:t>
-            </w:r>
-          </w:p>
-        </w:tc>
-        <w:tc>
-          <w:tcPr>
-            <w:tcW w:type="dxa" w:w="2608"/>
-          </w:tcPr>
-          <w:p>
-            <w:r>
-              <w:t>Date d'échéance</w:t>
-            </w:r>
-          </w:p>
-        </w:tc>
-        <w:tc>
-          <w:tcPr>
-            <w:tcW w:type="dxa" w:w="1077"/>
-          </w:tcPr>
-          <w:p>
-            <w:r>
-              <w:t>DATE</w:t>
-            </w:r>
-          </w:p>
-        </w:tc>
-        <w:tc>
-          <w:tcPr>
-            <w:tcW w:type="dxa" w:w="794"/>
+            <w:tcW w:type="dxa" w:w="1928"/>
+          </w:tcPr>
+          <w:p>
+            <w:r>
+              <w:t>expire_a</w:t>
+            </w:r>
+          </w:p>
+        </w:tc>
+        <w:tc>
+          <w:tcPr>
+            <w:tcW w:type="dxa" w:w="3515"/>
+          </w:tcPr>
+          <w:p>
+            <w:r>
+              <w:t>Date et heure d'expiration du jeton de réinitialisation.</w:t>
+            </w:r>
+          </w:p>
+        </w:tc>
+        <w:tc>
+          <w:tcPr>
+            <w:tcW w:type="dxa" w:w="1247"/>
+          </w:tcPr>
+          <w:p>
+            <w:r>
+              <w:t>TIMESTAMPTZ</w:t>
+            </w:r>
+          </w:p>
+        </w:tc>
+        <w:tc>
+          <w:tcPr>
+            <w:tcW w:type="dxa" w:w="907"/>
           </w:tcPr>
           <w:p>
             <w:pPr>
@@ -2185,19 +1707,11 @@
         </w:tc>
         <w:tc>
           <w:tcPr>
-            <w:tcW w:type="dxa" w:w="1814"/>
-          </w:tcPr>
-          <w:p>
-            <w:r/>
-          </w:p>
-        </w:tc>
-        <w:tc>
-          <w:tcPr>
-            <w:tcW w:type="dxa" w:w="1587"/>
-          </w:tcPr>
-          <w:p>
-            <w:r>
-              <w:t>tache, jalon, suggestion_tache</w:t>
+            <w:tcW w:type="dxa" w:w="2608"/>
+          </w:tcPr>
+          <w:p>
+            <w:r>
+              <w:t>AAAA-MM-JJ HH:MM:SS+TZ</w:t>
             </w:r>
           </w:p>
         </w:tc>
@@ -2205,213 +1719,37 @@
       <w:tr>
         <w:tc>
           <w:tcPr>
-            <w:tcW w:type="dxa" w:w="454"/>
-          </w:tcPr>
-          <w:p>
-            <w:pPr>
-              <w:jc w:val="center"/>
-            </w:pPr>
-            <w:r>
-              <w:t>27</w:t>
-            </w:r>
-          </w:p>
-        </w:tc>
-        <w:tc>
-          <w:tcPr>
-            <w:tcW w:type="dxa" w:w="1871"/>
-          </w:tcPr>
-          <w:p>
-            <w:r>
-              <w:rPr>
-                <w:b/>
-              </w:rPr>
-              <w:t>email</w:t>
-            </w:r>
-          </w:p>
-        </w:tc>
-        <w:tc>
-          <w:tcPr>
-            <w:tcW w:type="dxa" w:w="2608"/>
-          </w:tcPr>
-          <w:p>
-            <w:r>
-              <w:t>Adresse e-mail</w:t>
-            </w:r>
-          </w:p>
-        </w:tc>
-        <w:tc>
-          <w:tcPr>
-            <w:tcW w:type="dxa" w:w="1077"/>
-          </w:tcPr>
-          <w:p>
-            <w:r>
-              <w:t>VARCHAR</w:t>
-            </w:r>
-          </w:p>
-        </w:tc>
-        <w:tc>
-          <w:tcPr>
-            <w:tcW w:type="dxa" w:w="794"/>
-          </w:tcPr>
-          <w:p>
-            <w:pPr>
-              <w:jc w:val="center"/>
-            </w:pPr>
-            <w:r>
-              <w:t>150</w:t>
-            </w:r>
-          </w:p>
-        </w:tc>
-        <w:tc>
-          <w:tcPr>
-            <w:tcW w:type="dxa" w:w="1814"/>
-          </w:tcPr>
-          <w:p>
-            <w:r>
-              <w:t>UNIQUE et NOT NULL (utilisateur)</w:t>
-            </w:r>
-          </w:p>
-        </w:tc>
-        <w:tc>
-          <w:tcPr>
-            <w:tcW w:type="dxa" w:w="1587"/>
-          </w:tcPr>
-          <w:p>
-            <w:r>
-              <w:t>utilisateur, client</w:t>
-            </w:r>
-          </w:p>
-        </w:tc>
-      </w:tr>
-      <w:tr>
-        <w:tc>
-          <w:tcPr>
-            <w:tcW w:type="dxa" w:w="454"/>
-          </w:tcPr>
-          <w:p>
-            <w:pPr>
-              <w:jc w:val="center"/>
-            </w:pPr>
-            <w:r>
-              <w:t>28</w:t>
-            </w:r>
-          </w:p>
-        </w:tc>
-        <w:tc>
-          <w:tcPr>
-            <w:tcW w:type="dxa" w:w="1871"/>
-          </w:tcPr>
-          <w:p>
-            <w:r>
-              <w:rPr>
-                <w:b/>
-              </w:rPr>
-              <w:t>embedding</w:t>
-            </w:r>
-          </w:p>
-        </w:tc>
-        <w:tc>
-          <w:tcPr>
-            <w:tcW w:type="dxa" w:w="2608"/>
-          </w:tcPr>
-          <w:p>
-            <w:r>
-              <w:t>Vecteur sémantique du fragment (recherche IA)</w:t>
-            </w:r>
-          </w:p>
-        </w:tc>
-        <w:tc>
-          <w:tcPr>
-            <w:tcW w:type="dxa" w:w="1077"/>
-          </w:tcPr>
-          <w:p>
-            <w:r>
-              <w:t>VECTOR</w:t>
-            </w:r>
-          </w:p>
-        </w:tc>
-        <w:tc>
-          <w:tcPr>
-            <w:tcW w:type="dxa" w:w="794"/>
-          </w:tcPr>
-          <w:p>
-            <w:pPr>
-              <w:jc w:val="center"/>
-            </w:pPr>
-            <w:r>
-              <w:t>1536</w:t>
-            </w:r>
-          </w:p>
-        </w:tc>
-        <w:tc>
-          <w:tcPr>
-            <w:tcW w:type="dxa" w:w="1814"/>
-          </w:tcPr>
-          <w:p>
-            <w:r/>
-          </w:p>
-        </w:tc>
-        <w:tc>
-          <w:tcPr>
-            <w:tcW w:type="dxa" w:w="1587"/>
-          </w:tcPr>
-          <w:p>
-            <w:r>
-              <w:t>document_chunk</w:t>
-            </w:r>
-          </w:p>
-        </w:tc>
-      </w:tr>
-      <w:tr>
-        <w:tc>
-          <w:tcPr>
-            <w:tcW w:type="dxa" w:w="454"/>
-          </w:tcPr>
-          <w:p>
-            <w:pPr>
-              <w:jc w:val="center"/>
-            </w:pPr>
-            <w:r>
-              <w:t>29</w:t>
-            </w:r>
-          </w:p>
-        </w:tc>
-        <w:tc>
-          <w:tcPr>
-            <w:tcW w:type="dxa" w:w="1871"/>
-          </w:tcPr>
-          <w:p>
-            <w:r>
-              <w:rPr>
-                <w:b/>
-              </w:rPr>
-              <w:t>entree</w:t>
-            </w:r>
-          </w:p>
-        </w:tc>
-        <w:tc>
-          <w:tcPr>
-            <w:tcW w:type="dxa" w:w="2608"/>
-          </w:tcPr>
-          <w:p>
-            <w:r>
-              <w:t>Données envoyées à l'IA</w:t>
-            </w:r>
-          </w:p>
-        </w:tc>
-        <w:tc>
-          <w:tcPr>
-            <w:tcW w:type="dxa" w:w="1077"/>
-          </w:tcPr>
-          <w:p>
-            <w:r>
-              <w:t>TEXT</w:t>
-            </w:r>
-          </w:p>
-        </w:tc>
-        <w:tc>
-          <w:tcPr>
-            <w:tcW w:type="dxa" w:w="794"/>
+            <w:tcW w:type="dxa" w:w="1928"/>
+          </w:tcPr>
+          <w:p>
+            <w:r>
+              <w:t>id_absence</w:t>
+            </w:r>
+          </w:p>
+        </w:tc>
+        <w:tc>
+          <w:tcPr>
+            <w:tcW w:type="dxa" w:w="3515"/>
+          </w:tcPr>
+          <w:p>
+            <w:r>
+              <w:t>Identifiant unique de la demande d'absence (clé primaire).</w:t>
+            </w:r>
+          </w:p>
+        </w:tc>
+        <w:tc>
+          <w:tcPr>
+            <w:tcW w:type="dxa" w:w="1247"/>
+          </w:tcPr>
+          <w:p>
+            <w:r>
+              <w:t>SERIAL</w:t>
+            </w:r>
+          </w:p>
+        </w:tc>
+        <w:tc>
+          <w:tcPr>
+            <w:tcW w:type="dxa" w:w="907"/>
           </w:tcPr>
           <w:p>
             <w:pPr>
@@ -2422,19 +1760,11 @@
         </w:tc>
         <w:tc>
           <w:tcPr>
-            <w:tcW w:type="dxa" w:w="1814"/>
-          </w:tcPr>
-          <w:p>
-            <w:r/>
-          </w:p>
-        </w:tc>
-        <w:tc>
-          <w:tcPr>
-            <w:tcW w:type="dxa" w:w="1587"/>
-          </w:tcPr>
-          <w:p>
-            <w:r>
-              <w:t>analyse_ia</w:t>
+            <w:tcW w:type="dxa" w:w="2608"/>
+          </w:tcPr>
+          <w:p>
+            <w:r>
+              <w:t>Entier auto-incrémenté</w:t>
             </w:r>
           </w:p>
         </w:tc>
@@ -2442,53 +1772,37 @@
       <w:tr>
         <w:tc>
           <w:tcPr>
-            <w:tcW w:type="dxa" w:w="454"/>
-          </w:tcPr>
-          <w:p>
-            <w:pPr>
-              <w:jc w:val="center"/>
-            </w:pPr>
-            <w:r>
-              <w:t>30</w:t>
-            </w:r>
-          </w:p>
-        </w:tc>
-        <w:tc>
-          <w:tcPr>
-            <w:tcW w:type="dxa" w:w="1871"/>
-          </w:tcPr>
-          <w:p>
-            <w:r>
-              <w:rPr>
-                <w:b/>
-              </w:rPr>
-              <w:t>expire_a</w:t>
-            </w:r>
-          </w:p>
-        </w:tc>
-        <w:tc>
-          <w:tcPr>
-            <w:tcW w:type="dxa" w:w="2608"/>
-          </w:tcPr>
-          <w:p>
-            <w:r>
-              <w:t>Date et heure d'expiration du jeton</w:t>
-            </w:r>
-          </w:p>
-        </w:tc>
-        <w:tc>
-          <w:tcPr>
-            <w:tcW w:type="dxa" w:w="1077"/>
-          </w:tcPr>
-          <w:p>
-            <w:r>
-              <w:t>TIMESTAMPTZ</w:t>
-            </w:r>
-          </w:p>
-        </w:tc>
-        <w:tc>
-          <w:tcPr>
-            <w:tcW w:type="dxa" w:w="794"/>
+            <w:tcW w:type="dxa" w:w="1928"/>
+          </w:tcPr>
+          <w:p>
+            <w:r>
+              <w:t>id_analyse_ia</w:t>
+            </w:r>
+          </w:p>
+        </w:tc>
+        <w:tc>
+          <w:tcPr>
+            <w:tcW w:type="dxa" w:w="3515"/>
+          </w:tcPr>
+          <w:p>
+            <w:r>
+              <w:t>Identifiant unique de l'analyse IA (clé primaire).</w:t>
+            </w:r>
+          </w:p>
+        </w:tc>
+        <w:tc>
+          <w:tcPr>
+            <w:tcW w:type="dxa" w:w="1247"/>
+          </w:tcPr>
+          <w:p>
+            <w:r>
+              <w:t>BIGSERIAL</w:t>
+            </w:r>
+          </w:p>
+        </w:tc>
+        <w:tc>
+          <w:tcPr>
+            <w:tcW w:type="dxa" w:w="907"/>
           </w:tcPr>
           <w:p>
             <w:pPr>
@@ -2499,21 +1813,11 @@
         </w:tc>
         <w:tc>
           <w:tcPr>
-            <w:tcW w:type="dxa" w:w="1814"/>
-          </w:tcPr>
-          <w:p>
-            <w:r>
-              <w:t>NOT NULL</w:t>
-            </w:r>
-          </w:p>
-        </w:tc>
-        <w:tc>
-          <w:tcPr>
-            <w:tcW w:type="dxa" w:w="1587"/>
-          </w:tcPr>
-          <w:p>
-            <w:r>
-              <w:t>mot_de_passe_reinit</w:t>
+            <w:tcW w:type="dxa" w:w="2608"/>
+          </w:tcPr>
+          <w:p>
+            <w:r>
+              <w:t>Entier auto-incrémenté</w:t>
             </w:r>
           </w:p>
         </w:tc>
@@ -2521,53 +1825,37 @@
       <w:tr>
         <w:tc>
           <w:tcPr>
-            <w:tcW w:type="dxa" w:w="454"/>
-          </w:tcPr>
-          <w:p>
-            <w:pPr>
-              <w:jc w:val="center"/>
-            </w:pPr>
-            <w:r>
-              <w:t>31</w:t>
-            </w:r>
-          </w:p>
-        </w:tc>
-        <w:tc>
-          <w:tcPr>
-            <w:tcW w:type="dxa" w:w="1871"/>
-          </w:tcPr>
-          <w:p>
-            <w:r>
-              <w:rPr>
-                <w:b/>
-              </w:rPr>
-              <w:t>id_absence</w:t>
-            </w:r>
-          </w:p>
-        </w:tc>
-        <w:tc>
-          <w:tcPr>
-            <w:tcW w:type="dxa" w:w="2608"/>
-          </w:tcPr>
-          <w:p>
-            <w:r>
-              <w:t>Identifiant unique de la demande d'absence</w:t>
-            </w:r>
-          </w:p>
-        </w:tc>
-        <w:tc>
-          <w:tcPr>
-            <w:tcW w:type="dxa" w:w="1077"/>
-          </w:tcPr>
-          <w:p>
-            <w:r>
-              <w:t>SERIAL</w:t>
-            </w:r>
-          </w:p>
-        </w:tc>
-        <w:tc>
-          <w:tcPr>
-            <w:tcW w:type="dxa" w:w="794"/>
+            <w:tcW w:type="dxa" w:w="1928"/>
+          </w:tcPr>
+          <w:p>
+            <w:r>
+              <w:t>id_client</w:t>
+            </w:r>
+          </w:p>
+        </w:tc>
+        <w:tc>
+          <w:tcPr>
+            <w:tcW w:type="dxa" w:w="3515"/>
+          </w:tcPr>
+          <w:p>
+            <w:r>
+              <w:t>Identifiant unique du client (clé primaire).</w:t>
+            </w:r>
+          </w:p>
+        </w:tc>
+        <w:tc>
+          <w:tcPr>
+            <w:tcW w:type="dxa" w:w="1247"/>
+          </w:tcPr>
+          <w:p>
+            <w:r>
+              <w:t>BIGSERIAL</w:t>
+            </w:r>
+          </w:p>
+        </w:tc>
+        <w:tc>
+          <w:tcPr>
+            <w:tcW w:type="dxa" w:w="907"/>
           </w:tcPr>
           <w:p>
             <w:pPr>
@@ -2578,21 +1866,11 @@
         </w:tc>
         <w:tc>
           <w:tcPr>
-            <w:tcW w:type="dxa" w:w="1814"/>
-          </w:tcPr>
-          <w:p>
-            <w:r>
-              <w:t>PK</w:t>
-            </w:r>
-          </w:p>
-        </w:tc>
-        <w:tc>
-          <w:tcPr>
-            <w:tcW w:type="dxa" w:w="1587"/>
-          </w:tcPr>
-          <w:p>
-            <w:r>
-              <w:t>absence</w:t>
+            <w:tcW w:type="dxa" w:w="2608"/>
+          </w:tcPr>
+          <w:p>
+            <w:r>
+              <w:t>Entier auto-incrémenté</w:t>
             </w:r>
           </w:p>
         </w:tc>
@@ -2600,43 +1878,27 @@
       <w:tr>
         <w:tc>
           <w:tcPr>
-            <w:tcW w:type="dxa" w:w="454"/>
-          </w:tcPr>
-          <w:p>
-            <w:pPr>
-              <w:jc w:val="center"/>
-            </w:pPr>
-            <w:r>
-              <w:t>32</w:t>
-            </w:r>
-          </w:p>
-        </w:tc>
-        <w:tc>
-          <w:tcPr>
-            <w:tcW w:type="dxa" w:w="1871"/>
-          </w:tcPr>
-          <w:p>
-            <w:r>
-              <w:rPr>
-                <w:b/>
-              </w:rPr>
-              <w:t>id_analyse_ia</w:t>
-            </w:r>
-          </w:p>
-        </w:tc>
-        <w:tc>
-          <w:tcPr>
-            <w:tcW w:type="dxa" w:w="2608"/>
-          </w:tcPr>
-          <w:p>
-            <w:r>
-              <w:t>Identifiant unique de l'analyse IA</w:t>
-            </w:r>
-          </w:p>
-        </w:tc>
-        <w:tc>
-          <w:tcPr>
-            <w:tcW w:type="dxa" w:w="1077"/>
+            <w:tcW w:type="dxa" w:w="1928"/>
+          </w:tcPr>
+          <w:p>
+            <w:r>
+              <w:t>id_commentaire_tache</w:t>
+            </w:r>
+          </w:p>
+        </w:tc>
+        <w:tc>
+          <w:tcPr>
+            <w:tcW w:type="dxa" w:w="3515"/>
+          </w:tcPr>
+          <w:p>
+            <w:r>
+              <w:t>Identifiant unique du commentaire de tâche (clé primaire).</w:t>
+            </w:r>
+          </w:p>
+        </w:tc>
+        <w:tc>
+          <w:tcPr>
+            <w:tcW w:type="dxa" w:w="1247"/>
           </w:tcPr>
           <w:p>
             <w:r>
@@ -2646,7 +1908,7 @@
         </w:tc>
         <w:tc>
           <w:tcPr>
-            <w:tcW w:type="dxa" w:w="794"/>
+            <w:tcW w:type="dxa" w:w="907"/>
           </w:tcPr>
           <w:p>
             <w:pPr>
@@ -2657,21 +1919,11 @@
         </w:tc>
         <w:tc>
           <w:tcPr>
-            <w:tcW w:type="dxa" w:w="1814"/>
-          </w:tcPr>
-          <w:p>
-            <w:r>
-              <w:t>PK ; FK (analyse_ia_id) dans suggestion_tache</w:t>
-            </w:r>
-          </w:p>
-        </w:tc>
-        <w:tc>
-          <w:tcPr>
-            <w:tcW w:type="dxa" w:w="1587"/>
-          </w:tcPr>
-          <w:p>
-            <w:r>
-              <w:t>analyse_ia</w:t>
+            <w:tcW w:type="dxa" w:w="2608"/>
+          </w:tcPr>
+          <w:p>
+            <w:r>
+              <w:t>Entier auto-incrémenté</w:t>
             </w:r>
           </w:p>
         </w:tc>
@@ -2679,43 +1931,27 @@
       <w:tr>
         <w:tc>
           <w:tcPr>
-            <w:tcW w:type="dxa" w:w="454"/>
-          </w:tcPr>
-          <w:p>
-            <w:pPr>
-              <w:jc w:val="center"/>
-            </w:pPr>
-            <w:r>
-              <w:t>33</w:t>
-            </w:r>
-          </w:p>
-        </w:tc>
-        <w:tc>
-          <w:tcPr>
-            <w:tcW w:type="dxa" w:w="1871"/>
-          </w:tcPr>
-          <w:p>
-            <w:r>
-              <w:rPr>
-                <w:b/>
-              </w:rPr>
-              <w:t>id_client</w:t>
-            </w:r>
-          </w:p>
-        </w:tc>
-        <w:tc>
-          <w:tcPr>
-            <w:tcW w:type="dxa" w:w="2608"/>
-          </w:tcPr>
-          <w:p>
-            <w:r>
-              <w:t>Identifiant unique du client</w:t>
-            </w:r>
-          </w:p>
-        </w:tc>
-        <w:tc>
-          <w:tcPr>
-            <w:tcW w:type="dxa" w:w="1077"/>
+            <w:tcW w:type="dxa" w:w="1928"/>
+          </w:tcPr>
+          <w:p>
+            <w:r>
+              <w:t>id_document_chunk</w:t>
+            </w:r>
+          </w:p>
+        </w:tc>
+        <w:tc>
+          <w:tcPr>
+            <w:tcW w:type="dxa" w:w="3515"/>
+          </w:tcPr>
+          <w:p>
+            <w:r>
+              <w:t>Identifiant unique du fragment de document (clé primaire).</w:t>
+            </w:r>
+          </w:p>
+        </w:tc>
+        <w:tc>
+          <w:tcPr>
+            <w:tcW w:type="dxa" w:w="1247"/>
           </w:tcPr>
           <w:p>
             <w:r>
@@ -2725,7 +1961,7 @@
         </w:tc>
         <w:tc>
           <w:tcPr>
-            <w:tcW w:type="dxa" w:w="794"/>
+            <w:tcW w:type="dxa" w:w="907"/>
           </w:tcPr>
           <w:p>
             <w:pPr>
@@ -2736,21 +1972,11 @@
         </w:tc>
         <w:tc>
           <w:tcPr>
-            <w:tcW w:type="dxa" w:w="1814"/>
-          </w:tcPr>
-          <w:p>
-            <w:r>
-              <w:t>PK ; FK (client_id) dans utilisateur, projet, facture, suggestion_devis</w:t>
-            </w:r>
-          </w:p>
-        </w:tc>
-        <w:tc>
-          <w:tcPr>
-            <w:tcW w:type="dxa" w:w="1587"/>
-          </w:tcPr>
-          <w:p>
-            <w:r>
-              <w:t>client</w:t>
+            <w:tcW w:type="dxa" w:w="2608"/>
+          </w:tcPr>
+          <w:p>
+            <w:r>
+              <w:t>Entier auto-incrémenté</w:t>
             </w:r>
           </w:p>
         </w:tc>
@@ -2758,53 +1984,37 @@
       <w:tr>
         <w:tc>
           <w:tcPr>
-            <w:tcW w:type="dxa" w:w="454"/>
-          </w:tcPr>
-          <w:p>
-            <w:pPr>
-              <w:jc w:val="center"/>
-            </w:pPr>
-            <w:r>
-              <w:t>34</w:t>
-            </w:r>
-          </w:p>
-        </w:tc>
-        <w:tc>
-          <w:tcPr>
-            <w:tcW w:type="dxa" w:w="1871"/>
-          </w:tcPr>
-          <w:p>
-            <w:r>
-              <w:rPr>
-                <w:b/>
-              </w:rPr>
-              <w:t>id_commentaire_tache</w:t>
-            </w:r>
-          </w:p>
-        </w:tc>
-        <w:tc>
-          <w:tcPr>
-            <w:tcW w:type="dxa" w:w="2608"/>
-          </w:tcPr>
-          <w:p>
-            <w:r>
-              <w:t>Identifiant unique du commentaire</w:t>
-            </w:r>
-          </w:p>
-        </w:tc>
-        <w:tc>
-          <w:tcPr>
-            <w:tcW w:type="dxa" w:w="1077"/>
-          </w:tcPr>
-          <w:p>
-            <w:r>
-              <w:t>BIGSERIAL</w:t>
-            </w:r>
-          </w:p>
-        </w:tc>
-        <w:tc>
-          <w:tcPr>
-            <w:tcW w:type="dxa" w:w="794"/>
+            <w:tcW w:type="dxa" w:w="1928"/>
+          </w:tcPr>
+          <w:p>
+            <w:r>
+              <w:t>id_facture</w:t>
+            </w:r>
+          </w:p>
+        </w:tc>
+        <w:tc>
+          <w:tcPr>
+            <w:tcW w:type="dxa" w:w="3515"/>
+          </w:tcPr>
+          <w:p>
+            <w:r>
+              <w:t>Identifiant unique de la facture (clé primaire).</w:t>
+            </w:r>
+          </w:p>
+        </w:tc>
+        <w:tc>
+          <w:tcPr>
+            <w:tcW w:type="dxa" w:w="1247"/>
+          </w:tcPr>
+          <w:p>
+            <w:r>
+              <w:t>SERIAL</w:t>
+            </w:r>
+          </w:p>
+        </w:tc>
+        <w:tc>
+          <w:tcPr>
+            <w:tcW w:type="dxa" w:w="907"/>
           </w:tcPr>
           <w:p>
             <w:pPr>
@@ -2815,21 +2025,11 @@
         </w:tc>
         <w:tc>
           <w:tcPr>
-            <w:tcW w:type="dxa" w:w="1814"/>
-          </w:tcPr>
-          <w:p>
-            <w:r>
-              <w:t>PK</w:t>
-            </w:r>
-          </w:p>
-        </w:tc>
-        <w:tc>
-          <w:tcPr>
-            <w:tcW w:type="dxa" w:w="1587"/>
-          </w:tcPr>
-          <w:p>
-            <w:r>
-              <w:t>commentaire_tache</w:t>
+            <w:tcW w:type="dxa" w:w="2608"/>
+          </w:tcPr>
+          <w:p>
+            <w:r>
+              <w:t>Entier auto-incrémenté</w:t>
             </w:r>
           </w:p>
         </w:tc>
@@ -2837,43 +2037,27 @@
       <w:tr>
         <w:tc>
           <w:tcPr>
-            <w:tcW w:type="dxa" w:w="454"/>
-          </w:tcPr>
-          <w:p>
-            <w:pPr>
-              <w:jc w:val="center"/>
-            </w:pPr>
-            <w:r>
-              <w:t>35</w:t>
-            </w:r>
-          </w:p>
-        </w:tc>
-        <w:tc>
-          <w:tcPr>
-            <w:tcW w:type="dxa" w:w="1871"/>
-          </w:tcPr>
-          <w:p>
-            <w:r>
-              <w:rPr>
-                <w:b/>
-              </w:rPr>
-              <w:t>id_document_chunk</w:t>
-            </w:r>
-          </w:p>
-        </w:tc>
-        <w:tc>
-          <w:tcPr>
-            <w:tcW w:type="dxa" w:w="2608"/>
-          </w:tcPr>
-          <w:p>
-            <w:r>
-              <w:t>Identifiant unique du fragment de document</w:t>
-            </w:r>
-          </w:p>
-        </w:tc>
-        <w:tc>
-          <w:tcPr>
-            <w:tcW w:type="dxa" w:w="1077"/>
+            <w:tcW w:type="dxa" w:w="1928"/>
+          </w:tcPr>
+          <w:p>
+            <w:r>
+              <w:t>id_fichier</w:t>
+            </w:r>
+          </w:p>
+        </w:tc>
+        <w:tc>
+          <w:tcPr>
+            <w:tcW w:type="dxa" w:w="3515"/>
+          </w:tcPr>
+          <w:p>
+            <w:r>
+              <w:t>Identifiant unique du fichier (clé primaire).</w:t>
+            </w:r>
+          </w:p>
+        </w:tc>
+        <w:tc>
+          <w:tcPr>
+            <w:tcW w:type="dxa" w:w="1247"/>
           </w:tcPr>
           <w:p>
             <w:r>
@@ -2883,7 +2067,7 @@
         </w:tc>
         <w:tc>
           <w:tcPr>
-            <w:tcW w:type="dxa" w:w="794"/>
+            <w:tcW w:type="dxa" w:w="907"/>
           </w:tcPr>
           <w:p>
             <w:pPr>
@@ -2894,21 +2078,11 @@
         </w:tc>
         <w:tc>
           <w:tcPr>
-            <w:tcW w:type="dxa" w:w="1814"/>
-          </w:tcPr>
-          <w:p>
-            <w:r>
-              <w:t>PK</w:t>
-            </w:r>
-          </w:p>
-        </w:tc>
-        <w:tc>
-          <w:tcPr>
-            <w:tcW w:type="dxa" w:w="1587"/>
-          </w:tcPr>
-          <w:p>
-            <w:r>
-              <w:t>document_chunk</w:t>
+            <w:tcW w:type="dxa" w:w="2608"/>
+          </w:tcPr>
+          <w:p>
+            <w:r>
+              <w:t>Entier auto-incrémenté</w:t>
             </w:r>
           </w:p>
         </w:tc>
@@ -2916,53 +2090,37 @@
       <w:tr>
         <w:tc>
           <w:tcPr>
-            <w:tcW w:type="dxa" w:w="454"/>
-          </w:tcPr>
-          <w:p>
-            <w:pPr>
-              <w:jc w:val="center"/>
-            </w:pPr>
-            <w:r>
-              <w:t>36</w:t>
-            </w:r>
-          </w:p>
-        </w:tc>
-        <w:tc>
-          <w:tcPr>
-            <w:tcW w:type="dxa" w:w="1871"/>
-          </w:tcPr>
-          <w:p>
-            <w:r>
-              <w:rPr>
-                <w:b/>
-              </w:rPr>
-              <w:t>id_facture</w:t>
-            </w:r>
-          </w:p>
-        </w:tc>
-        <w:tc>
-          <w:tcPr>
-            <w:tcW w:type="dxa" w:w="2608"/>
-          </w:tcPr>
-          <w:p>
-            <w:r>
-              <w:t>Identifiant unique de la facture</w:t>
-            </w:r>
-          </w:p>
-        </w:tc>
-        <w:tc>
-          <w:tcPr>
-            <w:tcW w:type="dxa" w:w="1077"/>
-          </w:tcPr>
-          <w:p>
-            <w:r>
-              <w:t>SERIAL</w:t>
-            </w:r>
-          </w:p>
-        </w:tc>
-        <w:tc>
-          <w:tcPr>
-            <w:tcW w:type="dxa" w:w="794"/>
+            <w:tcW w:type="dxa" w:w="1928"/>
+          </w:tcPr>
+          <w:p>
+            <w:r>
+              <w:t>id_jalon</w:t>
+            </w:r>
+          </w:p>
+        </w:tc>
+        <w:tc>
+          <w:tcPr>
+            <w:tcW w:type="dxa" w:w="3515"/>
+          </w:tcPr>
+          <w:p>
+            <w:r>
+              <w:t>Identifiant unique du jalon (clé primaire).</w:t>
+            </w:r>
+          </w:p>
+        </w:tc>
+        <w:tc>
+          <w:tcPr>
+            <w:tcW w:type="dxa" w:w="1247"/>
+          </w:tcPr>
+          <w:p>
+            <w:r>
+              <w:t>BIGSERIAL</w:t>
+            </w:r>
+          </w:p>
+        </w:tc>
+        <w:tc>
+          <w:tcPr>
+            <w:tcW w:type="dxa" w:w="907"/>
           </w:tcPr>
           <w:p>
             <w:pPr>
@@ -2973,21 +2131,11 @@
         </w:tc>
         <w:tc>
           <w:tcPr>
-            <w:tcW w:type="dxa" w:w="1814"/>
-          </w:tcPr>
-          <w:p>
-            <w:r>
-              <w:t>PK</w:t>
-            </w:r>
-          </w:p>
-        </w:tc>
-        <w:tc>
-          <w:tcPr>
-            <w:tcW w:type="dxa" w:w="1587"/>
-          </w:tcPr>
-          <w:p>
-            <w:r>
-              <w:t>facture</w:t>
+            <w:tcW w:type="dxa" w:w="2608"/>
+          </w:tcPr>
+          <w:p>
+            <w:r>
+              <w:t>Entier auto-incrémenté</w:t>
             </w:r>
           </w:p>
         </w:tc>
@@ -2995,53 +2143,37 @@
       <w:tr>
         <w:tc>
           <w:tcPr>
-            <w:tcW w:type="dxa" w:w="454"/>
-          </w:tcPr>
-          <w:p>
-            <w:pPr>
-              <w:jc w:val="center"/>
-            </w:pPr>
-            <w:r>
-              <w:t>37</w:t>
-            </w:r>
-          </w:p>
-        </w:tc>
-        <w:tc>
-          <w:tcPr>
-            <w:tcW w:type="dxa" w:w="1871"/>
-          </w:tcPr>
-          <w:p>
-            <w:r>
-              <w:rPr>
-                <w:b/>
-              </w:rPr>
-              <w:t>id_fichier</w:t>
-            </w:r>
-          </w:p>
-        </w:tc>
-        <w:tc>
-          <w:tcPr>
-            <w:tcW w:type="dxa" w:w="2608"/>
-          </w:tcPr>
-          <w:p>
-            <w:r>
-              <w:t>Identifiant unique du fichier</w:t>
-            </w:r>
-          </w:p>
-        </w:tc>
-        <w:tc>
-          <w:tcPr>
-            <w:tcW w:type="dxa" w:w="1077"/>
-          </w:tcPr>
-          <w:p>
-            <w:r>
-              <w:t>BIGSERIAL</w:t>
-            </w:r>
-          </w:p>
-        </w:tc>
-        <w:tc>
-          <w:tcPr>
-            <w:tcW w:type="dxa" w:w="794"/>
+            <w:tcW w:type="dxa" w:w="1928"/>
+          </w:tcPr>
+          <w:p>
+            <w:r>
+              <w:t>id_mot_de_passe_reinit</w:t>
+            </w:r>
+          </w:p>
+        </w:tc>
+        <w:tc>
+          <w:tcPr>
+            <w:tcW w:type="dxa" w:w="3515"/>
+          </w:tcPr>
+          <w:p>
+            <w:r>
+              <w:t>Identifiant unique de la demande de réinitialisation du mot de passe (clé primaire).</w:t>
+            </w:r>
+          </w:p>
+        </w:tc>
+        <w:tc>
+          <w:tcPr>
+            <w:tcW w:type="dxa" w:w="1247"/>
+          </w:tcPr>
+          <w:p>
+            <w:r>
+              <w:t>SERIAL</w:t>
+            </w:r>
+          </w:p>
+        </w:tc>
+        <w:tc>
+          <w:tcPr>
+            <w:tcW w:type="dxa" w:w="907"/>
           </w:tcPr>
           <w:p>
             <w:pPr>
@@ -3052,21 +2184,11 @@
         </w:tc>
         <w:tc>
           <w:tcPr>
-            <w:tcW w:type="dxa" w:w="1814"/>
-          </w:tcPr>
-          <w:p>
-            <w:r>
-              <w:t>PK</w:t>
-            </w:r>
-          </w:p>
-        </w:tc>
-        <w:tc>
-          <w:tcPr>
-            <w:tcW w:type="dxa" w:w="1587"/>
-          </w:tcPr>
-          <w:p>
-            <w:r>
-              <w:t>fichier</w:t>
+            <w:tcW w:type="dxa" w:w="2608"/>
+          </w:tcPr>
+          <w:p>
+            <w:r>
+              <w:t>Entier auto-incrémenté</w:t>
             </w:r>
           </w:p>
         </w:tc>
@@ -3074,53 +2196,37 @@
       <w:tr>
         <w:tc>
           <w:tcPr>
-            <w:tcW w:type="dxa" w:w="454"/>
-          </w:tcPr>
-          <w:p>
-            <w:pPr>
-              <w:jc w:val="center"/>
-            </w:pPr>
-            <w:r>
-              <w:t>38</w:t>
-            </w:r>
-          </w:p>
-        </w:tc>
-        <w:tc>
-          <w:tcPr>
-            <w:tcW w:type="dxa" w:w="1871"/>
-          </w:tcPr>
-          <w:p>
-            <w:r>
-              <w:rPr>
-                <w:b/>
-              </w:rPr>
-              <w:t>id_jalon</w:t>
-            </w:r>
-          </w:p>
-        </w:tc>
-        <w:tc>
-          <w:tcPr>
-            <w:tcW w:type="dxa" w:w="2608"/>
-          </w:tcPr>
-          <w:p>
-            <w:r>
-              <w:t>Identifiant unique du jalon</w:t>
-            </w:r>
-          </w:p>
-        </w:tc>
-        <w:tc>
-          <w:tcPr>
-            <w:tcW w:type="dxa" w:w="1077"/>
-          </w:tcPr>
-          <w:p>
-            <w:r>
-              <w:t>BIGSERIAL</w:t>
-            </w:r>
-          </w:p>
-        </w:tc>
-        <w:tc>
-          <w:tcPr>
-            <w:tcW w:type="dxa" w:w="794"/>
+            <w:tcW w:type="dxa" w:w="1928"/>
+          </w:tcPr>
+          <w:p>
+            <w:r>
+              <w:t>id_notification</w:t>
+            </w:r>
+          </w:p>
+        </w:tc>
+        <w:tc>
+          <w:tcPr>
+            <w:tcW w:type="dxa" w:w="3515"/>
+          </w:tcPr>
+          <w:p>
+            <w:r>
+              <w:t>Identifiant unique de la notification (clé primaire).</w:t>
+            </w:r>
+          </w:p>
+        </w:tc>
+        <w:tc>
+          <w:tcPr>
+            <w:tcW w:type="dxa" w:w="1247"/>
+          </w:tcPr>
+          <w:p>
+            <w:r>
+              <w:t>SERIAL</w:t>
+            </w:r>
+          </w:p>
+        </w:tc>
+        <w:tc>
+          <w:tcPr>
+            <w:tcW w:type="dxa" w:w="907"/>
           </w:tcPr>
           <w:p>
             <w:pPr>
@@ -3131,21 +2237,11 @@
         </w:tc>
         <w:tc>
           <w:tcPr>
-            <w:tcW w:type="dxa" w:w="1814"/>
-          </w:tcPr>
-          <w:p>
-            <w:r>
-              <w:t>PK</w:t>
-            </w:r>
-          </w:p>
-        </w:tc>
-        <w:tc>
-          <w:tcPr>
-            <w:tcW w:type="dxa" w:w="1587"/>
-          </w:tcPr>
-          <w:p>
-            <w:r>
-              <w:t>jalon</w:t>
+            <w:tcW w:type="dxa" w:w="2608"/>
+          </w:tcPr>
+          <w:p>
+            <w:r>
+              <w:t>Entier auto-incrémenté</w:t>
             </w:r>
           </w:p>
         </w:tc>
@@ -3153,53 +2249,37 @@
       <w:tr>
         <w:tc>
           <w:tcPr>
-            <w:tcW w:type="dxa" w:w="454"/>
-          </w:tcPr>
-          <w:p>
-            <w:pPr>
-              <w:jc w:val="center"/>
-            </w:pPr>
-            <w:r>
-              <w:t>39</w:t>
-            </w:r>
-          </w:p>
-        </w:tc>
-        <w:tc>
-          <w:tcPr>
-            <w:tcW w:type="dxa" w:w="1871"/>
-          </w:tcPr>
-          <w:p>
-            <w:r>
-              <w:rPr>
-                <w:b/>
-              </w:rPr>
-              <w:t>id_mot_de_passe_reinit</w:t>
-            </w:r>
-          </w:p>
-        </w:tc>
-        <w:tc>
-          <w:tcPr>
-            <w:tcW w:type="dxa" w:w="2608"/>
-          </w:tcPr>
-          <w:p>
-            <w:r>
-              <w:t>Identifiant unique de la demande de réinitialisation</w:t>
-            </w:r>
-          </w:p>
-        </w:tc>
-        <w:tc>
-          <w:tcPr>
-            <w:tcW w:type="dxa" w:w="1077"/>
-          </w:tcPr>
-          <w:p>
-            <w:r>
-              <w:t>SERIAL</w:t>
-            </w:r>
-          </w:p>
-        </w:tc>
-        <w:tc>
-          <w:tcPr>
-            <w:tcW w:type="dxa" w:w="794"/>
+            <w:tcW w:type="dxa" w:w="1928"/>
+          </w:tcPr>
+          <w:p>
+            <w:r>
+              <w:t>id_projet</w:t>
+            </w:r>
+          </w:p>
+        </w:tc>
+        <w:tc>
+          <w:tcPr>
+            <w:tcW w:type="dxa" w:w="3515"/>
+          </w:tcPr>
+          <w:p>
+            <w:r>
+              <w:t>Identifiant unique du projet (clé primaire).</w:t>
+            </w:r>
+          </w:p>
+        </w:tc>
+        <w:tc>
+          <w:tcPr>
+            <w:tcW w:type="dxa" w:w="1247"/>
+          </w:tcPr>
+          <w:p>
+            <w:r>
+              <w:t>BIGSERIAL</w:t>
+            </w:r>
+          </w:p>
+        </w:tc>
+        <w:tc>
+          <w:tcPr>
+            <w:tcW w:type="dxa" w:w="907"/>
           </w:tcPr>
           <w:p>
             <w:pPr>
@@ -3210,21 +2290,11 @@
         </w:tc>
         <w:tc>
           <w:tcPr>
-            <w:tcW w:type="dxa" w:w="1814"/>
-          </w:tcPr>
-          <w:p>
-            <w:r>
-              <w:t>PK</w:t>
-            </w:r>
-          </w:p>
-        </w:tc>
-        <w:tc>
-          <w:tcPr>
-            <w:tcW w:type="dxa" w:w="1587"/>
-          </w:tcPr>
-          <w:p>
-            <w:r>
-              <w:t>mot_de_passe_reinit</w:t>
+            <w:tcW w:type="dxa" w:w="2608"/>
+          </w:tcPr>
+          <w:p>
+            <w:r>
+              <w:t>Entier auto-incrémenté</w:t>
             </w:r>
           </w:p>
         </w:tc>
@@ -3232,53 +2302,37 @@
       <w:tr>
         <w:tc>
           <w:tcPr>
-            <w:tcW w:type="dxa" w:w="454"/>
-          </w:tcPr>
-          <w:p>
-            <w:pPr>
-              <w:jc w:val="center"/>
-            </w:pPr>
-            <w:r>
-              <w:t>40</w:t>
-            </w:r>
-          </w:p>
-        </w:tc>
-        <w:tc>
-          <w:tcPr>
-            <w:tcW w:type="dxa" w:w="1871"/>
-          </w:tcPr>
-          <w:p>
-            <w:r>
-              <w:rPr>
-                <w:b/>
-              </w:rPr>
-              <w:t>id_notification</w:t>
-            </w:r>
-          </w:p>
-        </w:tc>
-        <w:tc>
-          <w:tcPr>
-            <w:tcW w:type="dxa" w:w="2608"/>
-          </w:tcPr>
-          <w:p>
-            <w:r>
-              <w:t>Identifiant unique de la notification</w:t>
-            </w:r>
-          </w:p>
-        </w:tc>
-        <w:tc>
-          <w:tcPr>
-            <w:tcW w:type="dxa" w:w="1077"/>
-          </w:tcPr>
-          <w:p>
-            <w:r>
-              <w:t>SERIAL</w:t>
-            </w:r>
-          </w:p>
-        </w:tc>
-        <w:tc>
-          <w:tcPr>
-            <w:tcW w:type="dxa" w:w="794"/>
+            <w:tcW w:type="dxa" w:w="1928"/>
+          </w:tcPr>
+          <w:p>
+            <w:r>
+              <w:t>id_projet_membre</w:t>
+            </w:r>
+          </w:p>
+        </w:tc>
+        <w:tc>
+          <w:tcPr>
+            <w:tcW w:type="dxa" w:w="3515"/>
+          </w:tcPr>
+          <w:p>
+            <w:r>
+              <w:t>Identifiant unique de l'affectation d'un membre à un projet (clé primaire).</w:t>
+            </w:r>
+          </w:p>
+        </w:tc>
+        <w:tc>
+          <w:tcPr>
+            <w:tcW w:type="dxa" w:w="1247"/>
+          </w:tcPr>
+          <w:p>
+            <w:r>
+              <w:t>BIGSERIAL</w:t>
+            </w:r>
+          </w:p>
+        </w:tc>
+        <w:tc>
+          <w:tcPr>
+            <w:tcW w:type="dxa" w:w="907"/>
           </w:tcPr>
           <w:p>
             <w:pPr>
@@ -3289,21 +2343,11 @@
         </w:tc>
         <w:tc>
           <w:tcPr>
-            <w:tcW w:type="dxa" w:w="1814"/>
-          </w:tcPr>
-          <w:p>
-            <w:r>
-              <w:t>PK</w:t>
-            </w:r>
-          </w:p>
-        </w:tc>
-        <w:tc>
-          <w:tcPr>
-            <w:tcW w:type="dxa" w:w="1587"/>
-          </w:tcPr>
-          <w:p>
-            <w:r>
-              <w:t>notification</w:t>
+            <w:tcW w:type="dxa" w:w="2608"/>
+          </w:tcPr>
+          <w:p>
+            <w:r>
+              <w:t>Entier auto-incrémenté</w:t>
             </w:r>
           </w:p>
         </w:tc>
@@ -3311,43 +2355,27 @@
       <w:tr>
         <w:tc>
           <w:tcPr>
-            <w:tcW w:type="dxa" w:w="454"/>
-          </w:tcPr>
-          <w:p>
-            <w:pPr>
-              <w:jc w:val="center"/>
-            </w:pPr>
-            <w:r>
-              <w:t>41</w:t>
-            </w:r>
-          </w:p>
-        </w:tc>
-        <w:tc>
-          <w:tcPr>
-            <w:tcW w:type="dxa" w:w="1871"/>
-          </w:tcPr>
-          <w:p>
-            <w:r>
-              <w:rPr>
-                <w:b/>
-              </w:rPr>
-              <w:t>id_projet</w:t>
-            </w:r>
-          </w:p>
-        </w:tc>
-        <w:tc>
-          <w:tcPr>
-            <w:tcW w:type="dxa" w:w="2608"/>
-          </w:tcPr>
-          <w:p>
-            <w:r>
-              <w:t>Identifiant unique du projet</w:t>
-            </w:r>
-          </w:p>
-        </w:tc>
-        <w:tc>
-          <w:tcPr>
-            <w:tcW w:type="dxa" w:w="1077"/>
+            <w:tcW w:type="dxa" w:w="1928"/>
+          </w:tcPr>
+          <w:p>
+            <w:r>
+              <w:t>id_saisie_temps</w:t>
+            </w:r>
+          </w:p>
+        </w:tc>
+        <w:tc>
+          <w:tcPr>
+            <w:tcW w:type="dxa" w:w="3515"/>
+          </w:tcPr>
+          <w:p>
+            <w:r>
+              <w:t>Identifiant unique de la saisie de temps (clé primaire).</w:t>
+            </w:r>
+          </w:p>
+        </w:tc>
+        <w:tc>
+          <w:tcPr>
+            <w:tcW w:type="dxa" w:w="1247"/>
           </w:tcPr>
           <w:p>
             <w:r>
@@ -3357,7 +2385,7 @@
         </w:tc>
         <w:tc>
           <w:tcPr>
-            <w:tcW w:type="dxa" w:w="794"/>
+            <w:tcW w:type="dxa" w:w="907"/>
           </w:tcPr>
           <w:p>
             <w:pPr>
@@ -3368,21 +2396,11 @@
         </w:tc>
         <w:tc>
           <w:tcPr>
-            <w:tcW w:type="dxa" w:w="1814"/>
-          </w:tcPr>
-          <w:p>
-            <w:r>
-              <w:t>PK ; FK (projet_id) dans tache, jalon, fichier, projet_membre, facture, analyse_ia, suggestion_tache, suggestion_devis, document_chunk</w:t>
-            </w:r>
-          </w:p>
-        </w:tc>
-        <w:tc>
-          <w:tcPr>
-            <w:tcW w:type="dxa" w:w="1587"/>
-          </w:tcPr>
-          <w:p>
-            <w:r>
-              <w:t>projet</w:t>
+            <w:tcW w:type="dxa" w:w="2608"/>
+          </w:tcPr>
+          <w:p>
+            <w:r>
+              <w:t>Entier auto-incrémenté</w:t>
             </w:r>
           </w:p>
         </w:tc>
@@ -3390,53 +2408,37 @@
       <w:tr>
         <w:tc>
           <w:tcPr>
-            <w:tcW w:type="dxa" w:w="454"/>
-          </w:tcPr>
-          <w:p>
-            <w:pPr>
-              <w:jc w:val="center"/>
-            </w:pPr>
-            <w:r>
-              <w:t>42</w:t>
-            </w:r>
-          </w:p>
-        </w:tc>
-        <w:tc>
-          <w:tcPr>
-            <w:tcW w:type="dxa" w:w="1871"/>
-          </w:tcPr>
-          <w:p>
-            <w:r>
-              <w:rPr>
-                <w:b/>
-              </w:rPr>
-              <w:t>id_projet_membre</w:t>
-            </w:r>
-          </w:p>
-        </w:tc>
-        <w:tc>
-          <w:tcPr>
-            <w:tcW w:type="dxa" w:w="2608"/>
-          </w:tcPr>
-          <w:p>
-            <w:r>
-              <w:t>Identifiant de l'affectation d'un membre à un projet</w:t>
-            </w:r>
-          </w:p>
-        </w:tc>
-        <w:tc>
-          <w:tcPr>
-            <w:tcW w:type="dxa" w:w="1077"/>
-          </w:tcPr>
-          <w:p>
-            <w:r>
-              <w:t>BIGSERIAL</w:t>
-            </w:r>
-          </w:p>
-        </w:tc>
-        <w:tc>
-          <w:tcPr>
-            <w:tcW w:type="dxa" w:w="794"/>
+            <w:tcW w:type="dxa" w:w="1928"/>
+          </w:tcPr>
+          <w:p>
+            <w:r>
+              <w:t>id_suggestion_devis</w:t>
+            </w:r>
+          </w:p>
+        </w:tc>
+        <w:tc>
+          <w:tcPr>
+            <w:tcW w:type="dxa" w:w="3515"/>
+          </w:tcPr>
+          <w:p>
+            <w:r>
+              <w:t>Identifiant unique du devis suggéré par l'IA (clé primaire).</w:t>
+            </w:r>
+          </w:p>
+        </w:tc>
+        <w:tc>
+          <w:tcPr>
+            <w:tcW w:type="dxa" w:w="1247"/>
+          </w:tcPr>
+          <w:p>
+            <w:r>
+              <w:t>SERIAL</w:t>
+            </w:r>
+          </w:p>
+        </w:tc>
+        <w:tc>
+          <w:tcPr>
+            <w:tcW w:type="dxa" w:w="907"/>
           </w:tcPr>
           <w:p>
             <w:pPr>
@@ -3447,21 +2449,11 @@
         </w:tc>
         <w:tc>
           <w:tcPr>
-            <w:tcW w:type="dxa" w:w="1814"/>
-          </w:tcPr>
-          <w:p>
-            <w:r>
-              <w:t>PK ; couple (projet_id, utilisateur_id) UNIQUE</w:t>
-            </w:r>
-          </w:p>
-        </w:tc>
-        <w:tc>
-          <w:tcPr>
-            <w:tcW w:type="dxa" w:w="1587"/>
-          </w:tcPr>
-          <w:p>
-            <w:r>
-              <w:t>projet_membre</w:t>
+            <w:tcW w:type="dxa" w:w="2608"/>
+          </w:tcPr>
+          <w:p>
+            <w:r>
+              <w:t>Entier auto-incrémenté</w:t>
             </w:r>
           </w:p>
         </w:tc>
@@ -3469,43 +2461,27 @@
       <w:tr>
         <w:tc>
           <w:tcPr>
-            <w:tcW w:type="dxa" w:w="454"/>
-          </w:tcPr>
-          <w:p>
-            <w:pPr>
-              <w:jc w:val="center"/>
-            </w:pPr>
-            <w:r>
-              <w:t>43</w:t>
-            </w:r>
-          </w:p>
-        </w:tc>
-        <w:tc>
-          <w:tcPr>
-            <w:tcW w:type="dxa" w:w="1871"/>
-          </w:tcPr>
-          <w:p>
-            <w:r>
-              <w:rPr>
-                <w:b/>
-              </w:rPr>
-              <w:t>id_saisie_temps</w:t>
-            </w:r>
-          </w:p>
-        </w:tc>
-        <w:tc>
-          <w:tcPr>
-            <w:tcW w:type="dxa" w:w="2608"/>
-          </w:tcPr>
-          <w:p>
-            <w:r>
-              <w:t>Identifiant unique de la saisie de temps</w:t>
-            </w:r>
-          </w:p>
-        </w:tc>
-        <w:tc>
-          <w:tcPr>
-            <w:tcW w:type="dxa" w:w="1077"/>
+            <w:tcW w:type="dxa" w:w="1928"/>
+          </w:tcPr>
+          <w:p>
+            <w:r>
+              <w:t>id_suggestion_tache</w:t>
+            </w:r>
+          </w:p>
+        </w:tc>
+        <w:tc>
+          <w:tcPr>
+            <w:tcW w:type="dxa" w:w="3515"/>
+          </w:tcPr>
+          <w:p>
+            <w:r>
+              <w:t>Identifiant unique de la tâche suggérée par l'IA (clé primaire).</w:t>
+            </w:r>
+          </w:p>
+        </w:tc>
+        <w:tc>
+          <w:tcPr>
+            <w:tcW w:type="dxa" w:w="1247"/>
           </w:tcPr>
           <w:p>
             <w:r>
@@ -3515,7 +2491,7 @@
         </w:tc>
         <w:tc>
           <w:tcPr>
-            <w:tcW w:type="dxa" w:w="794"/>
+            <w:tcW w:type="dxa" w:w="907"/>
           </w:tcPr>
           <w:p>
             <w:pPr>
@@ -3526,21 +2502,11 @@
         </w:tc>
         <w:tc>
           <w:tcPr>
-            <w:tcW w:type="dxa" w:w="1814"/>
-          </w:tcPr>
-          <w:p>
-            <w:r>
-              <w:t>PK</w:t>
-            </w:r>
-          </w:p>
-        </w:tc>
-        <w:tc>
-          <w:tcPr>
-            <w:tcW w:type="dxa" w:w="1587"/>
-          </w:tcPr>
-          <w:p>
-            <w:r>
-              <w:t>saisie_temps</w:t>
+            <w:tcW w:type="dxa" w:w="2608"/>
+          </w:tcPr>
+          <w:p>
+            <w:r>
+              <w:t>Entier auto-incrémenté</w:t>
             </w:r>
           </w:p>
         </w:tc>
@@ -3548,53 +2514,37 @@
       <w:tr>
         <w:tc>
           <w:tcPr>
-            <w:tcW w:type="dxa" w:w="454"/>
-          </w:tcPr>
-          <w:p>
-            <w:pPr>
-              <w:jc w:val="center"/>
-            </w:pPr>
-            <w:r>
-              <w:t>44</w:t>
-            </w:r>
-          </w:p>
-        </w:tc>
-        <w:tc>
-          <w:tcPr>
-            <w:tcW w:type="dxa" w:w="1871"/>
-          </w:tcPr>
-          <w:p>
-            <w:r>
-              <w:rPr>
-                <w:b/>
-              </w:rPr>
-              <w:t>id_suggestion_devis</w:t>
-            </w:r>
-          </w:p>
-        </w:tc>
-        <w:tc>
-          <w:tcPr>
-            <w:tcW w:type="dxa" w:w="2608"/>
-          </w:tcPr>
-          <w:p>
-            <w:r>
-              <w:t>Identifiant unique du devis suggéré par l'IA</w:t>
-            </w:r>
-          </w:p>
-        </w:tc>
-        <w:tc>
-          <w:tcPr>
-            <w:tcW w:type="dxa" w:w="1077"/>
-          </w:tcPr>
-          <w:p>
-            <w:r>
-              <w:t>SERIAL</w:t>
-            </w:r>
-          </w:p>
-        </w:tc>
-        <w:tc>
-          <w:tcPr>
-            <w:tcW w:type="dxa" w:w="794"/>
+            <w:tcW w:type="dxa" w:w="1928"/>
+          </w:tcPr>
+          <w:p>
+            <w:r>
+              <w:t>id_tache</w:t>
+            </w:r>
+          </w:p>
+        </w:tc>
+        <w:tc>
+          <w:tcPr>
+            <w:tcW w:type="dxa" w:w="3515"/>
+          </w:tcPr>
+          <w:p>
+            <w:r>
+              <w:t>Identifiant unique de la tâche (clé primaire).</w:t>
+            </w:r>
+          </w:p>
+        </w:tc>
+        <w:tc>
+          <w:tcPr>
+            <w:tcW w:type="dxa" w:w="1247"/>
+          </w:tcPr>
+          <w:p>
+            <w:r>
+              <w:t>BIGSERIAL</w:t>
+            </w:r>
+          </w:p>
+        </w:tc>
+        <w:tc>
+          <w:tcPr>
+            <w:tcW w:type="dxa" w:w="907"/>
           </w:tcPr>
           <w:p>
             <w:pPr>
@@ -3605,21 +2555,11 @@
         </w:tc>
         <w:tc>
           <w:tcPr>
-            <w:tcW w:type="dxa" w:w="1814"/>
-          </w:tcPr>
-          <w:p>
-            <w:r>
-              <w:t>PK</w:t>
-            </w:r>
-          </w:p>
-        </w:tc>
-        <w:tc>
-          <w:tcPr>
-            <w:tcW w:type="dxa" w:w="1587"/>
-          </w:tcPr>
-          <w:p>
-            <w:r>
-              <w:t>suggestion_devis</w:t>
+            <w:tcW w:type="dxa" w:w="2608"/>
+          </w:tcPr>
+          <w:p>
+            <w:r>
+              <w:t>Entier auto-incrémenté</w:t>
             </w:r>
           </w:p>
         </w:tc>
@@ -3627,43 +2567,27 @@
       <w:tr>
         <w:tc>
           <w:tcPr>
-            <w:tcW w:type="dxa" w:w="454"/>
-          </w:tcPr>
-          <w:p>
-            <w:pPr>
-              <w:jc w:val="center"/>
-            </w:pPr>
-            <w:r>
-              <w:t>45</w:t>
-            </w:r>
-          </w:p>
-        </w:tc>
-        <w:tc>
-          <w:tcPr>
-            <w:tcW w:type="dxa" w:w="1871"/>
-          </w:tcPr>
-          <w:p>
-            <w:r>
-              <w:rPr>
-                <w:b/>
-              </w:rPr>
-              <w:t>id_suggestion_tache</w:t>
-            </w:r>
-          </w:p>
-        </w:tc>
-        <w:tc>
-          <w:tcPr>
-            <w:tcW w:type="dxa" w:w="2608"/>
-          </w:tcPr>
-          <w:p>
-            <w:r>
-              <w:t>Identifiant unique de la tâche suggérée par l'IA</w:t>
-            </w:r>
-          </w:p>
-        </w:tc>
-        <w:tc>
-          <w:tcPr>
-            <w:tcW w:type="dxa" w:w="1077"/>
+            <w:tcW w:type="dxa" w:w="1928"/>
+          </w:tcPr>
+          <w:p>
+            <w:r>
+              <w:t>id_utilisateur</w:t>
+            </w:r>
+          </w:p>
+        </w:tc>
+        <w:tc>
+          <w:tcPr>
+            <w:tcW w:type="dxa" w:w="3515"/>
+          </w:tcPr>
+          <w:p>
+            <w:r>
+              <w:t>Identifiant unique de l'utilisateur (clé primaire).</w:t>
+            </w:r>
+          </w:p>
+        </w:tc>
+        <w:tc>
+          <w:tcPr>
+            <w:tcW w:type="dxa" w:w="1247"/>
           </w:tcPr>
           <w:p>
             <w:r>
@@ -3673,7 +2597,7 @@
         </w:tc>
         <w:tc>
           <w:tcPr>
-            <w:tcW w:type="dxa" w:w="794"/>
+            <w:tcW w:type="dxa" w:w="907"/>
           </w:tcPr>
           <w:p>
             <w:pPr>
@@ -3684,21 +2608,11 @@
         </w:tc>
         <w:tc>
           <w:tcPr>
-            <w:tcW w:type="dxa" w:w="1814"/>
-          </w:tcPr>
-          <w:p>
-            <w:r>
-              <w:t>PK</w:t>
-            </w:r>
-          </w:p>
-        </w:tc>
-        <w:tc>
-          <w:tcPr>
-            <w:tcW w:type="dxa" w:w="1587"/>
-          </w:tcPr>
-          <w:p>
-            <w:r>
-              <w:t>suggestion_tache</w:t>
+            <w:tcW w:type="dxa" w:w="2608"/>
+          </w:tcPr>
+          <w:p>
+            <w:r>
+              <w:t>Entier auto-incrémenté</w:t>
             </w:r>
           </w:p>
         </w:tc>
@@ -3706,27 +2620,44 @@
       <w:tr>
         <w:tc>
           <w:tcPr>
-            <w:tcW w:type="dxa" w:w="454"/>
+            <w:tcW w:type="dxa" w:w="1928"/>
+          </w:tcPr>
+          <w:p>
+            <w:r>
+              <w:t>lien</w:t>
+            </w:r>
+          </w:p>
+        </w:tc>
+        <w:tc>
+          <w:tcPr>
+            <w:tcW w:type="dxa" w:w="3515"/>
+          </w:tcPr>
+          <w:p>
+            <w:r>
+              <w:t>Lien interne vers la ressource concernée par la notification.</w:t>
+            </w:r>
+          </w:p>
+        </w:tc>
+        <w:tc>
+          <w:tcPr>
+            <w:tcW w:type="dxa" w:w="1247"/>
+          </w:tcPr>
+          <w:p>
+            <w:r>
+              <w:t>VARCHAR</w:t>
+            </w:r>
+          </w:p>
+        </w:tc>
+        <w:tc>
+          <w:tcPr>
+            <w:tcW w:type="dxa" w:w="907"/>
           </w:tcPr>
           <w:p>
             <w:pPr>
               <w:jc w:val="center"/>
             </w:pPr>
             <w:r>
-              <w:t>46</w:t>
-            </w:r>
-          </w:p>
-        </w:tc>
-        <w:tc>
-          <w:tcPr>
-            <w:tcW w:type="dxa" w:w="1871"/>
-          </w:tcPr>
-          <w:p>
-            <w:r>
-              <w:rPr>
-                <w:b/>
-              </w:rPr>
-              <w:t>id_tache</w:t>
+              <w:t>255</w:t>
             </w:r>
           </w:p>
         </w:tc>
@@ -3736,23 +2667,45 @@
           </w:tcPr>
           <w:p>
             <w:r>
-              <w:t>Identifiant unique de la tâche</w:t>
-            </w:r>
-          </w:p>
-        </w:tc>
-        <w:tc>
-          <w:tcPr>
-            <w:tcW w:type="dxa" w:w="1077"/>
-          </w:tcPr>
-          <w:p>
-            <w:r>
-              <w:t>BIGSERIAL</w:t>
-            </w:r>
-          </w:p>
-        </w:tc>
-        <w:tc>
-          <w:tcPr>
-            <w:tcW w:type="dxa" w:w="794"/>
+              <w:t>Chemin (ex. /projets/5)</w:t>
+            </w:r>
+          </w:p>
+        </w:tc>
+      </w:tr>
+      <w:tr>
+        <w:tc>
+          <w:tcPr>
+            <w:tcW w:type="dxa" w:w="1928"/>
+          </w:tcPr>
+          <w:p>
+            <w:r>
+              <w:t>lu</w:t>
+            </w:r>
+          </w:p>
+        </w:tc>
+        <w:tc>
+          <w:tcPr>
+            <w:tcW w:type="dxa" w:w="3515"/>
+          </w:tcPr>
+          <w:p>
+            <w:r>
+              <w:t>Indique si la notification a été lue.</w:t>
+            </w:r>
+          </w:p>
+        </w:tc>
+        <w:tc>
+          <w:tcPr>
+            <w:tcW w:type="dxa" w:w="1247"/>
+          </w:tcPr>
+          <w:p>
+            <w:r>
+              <w:t>BOOLEAN</w:t>
+            </w:r>
+          </w:p>
+        </w:tc>
+        <w:tc>
+          <w:tcPr>
+            <w:tcW w:type="dxa" w:w="907"/>
           </w:tcPr>
           <w:p>
             <w:pPr>
@@ -3763,21 +2716,11 @@
         </w:tc>
         <w:tc>
           <w:tcPr>
-            <w:tcW w:type="dxa" w:w="1814"/>
-          </w:tcPr>
-          <w:p>
-            <w:r>
-              <w:t>PK ; FK (tache_id) dans commentaire_tache, saisie_temps, suggestion_tache</w:t>
-            </w:r>
-          </w:p>
-        </w:tc>
-        <w:tc>
-          <w:tcPr>
-            <w:tcW w:type="dxa" w:w="1587"/>
-          </w:tcPr>
-          <w:p>
-            <w:r>
-              <w:t>tache</w:t>
+            <w:tcW w:type="dxa" w:w="2608"/>
+          </w:tcPr>
+          <w:p>
+            <w:r>
+              <w:t>Vrai / Faux</w:t>
             </w:r>
           </w:p>
         </w:tc>
@@ -3785,53 +2728,37 @@
       <w:tr>
         <w:tc>
           <w:tcPr>
-            <w:tcW w:type="dxa" w:w="454"/>
-          </w:tcPr>
-          <w:p>
-            <w:pPr>
-              <w:jc w:val="center"/>
-            </w:pPr>
-            <w:r>
-              <w:t>47</w:t>
-            </w:r>
-          </w:p>
-        </w:tc>
-        <w:tc>
-          <w:tcPr>
-            <w:tcW w:type="dxa" w:w="1871"/>
-          </w:tcPr>
-          <w:p>
-            <w:r>
-              <w:rPr>
-                <w:b/>
-              </w:rPr>
-              <w:t>id_utilisateur</w:t>
-            </w:r>
-          </w:p>
-        </w:tc>
-        <w:tc>
-          <w:tcPr>
-            <w:tcW w:type="dxa" w:w="2608"/>
-          </w:tcPr>
-          <w:p>
-            <w:r>
-              <w:t>Identifiant unique de l'utilisateur</w:t>
-            </w:r>
-          </w:p>
-        </w:tc>
-        <w:tc>
-          <w:tcPr>
-            <w:tcW w:type="dxa" w:w="1077"/>
-          </w:tcPr>
-          <w:p>
-            <w:r>
-              <w:t>BIGSERIAL</w:t>
-            </w:r>
-          </w:p>
-        </w:tc>
-        <w:tc>
-          <w:tcPr>
-            <w:tcW w:type="dxa" w:w="794"/>
+            <w:tcW w:type="dxa" w:w="1928"/>
+          </w:tcPr>
+          <w:p>
+            <w:r>
+              <w:t>message</w:t>
+            </w:r>
+          </w:p>
+        </w:tc>
+        <w:tc>
+          <w:tcPr>
+            <w:tcW w:type="dxa" w:w="3515"/>
+          </w:tcPr>
+          <w:p>
+            <w:r>
+              <w:t>Texte de la notification.</w:t>
+            </w:r>
+          </w:p>
+        </w:tc>
+        <w:tc>
+          <w:tcPr>
+            <w:tcW w:type="dxa" w:w="1247"/>
+          </w:tcPr>
+          <w:p>
+            <w:r>
+              <w:t>TEXT</w:t>
+            </w:r>
+          </w:p>
+        </w:tc>
+        <w:tc>
+          <w:tcPr>
+            <w:tcW w:type="dxa" w:w="907"/>
           </w:tcPr>
           <w:p>
             <w:pPr>
@@ -3842,21 +2769,11 @@
         </w:tc>
         <w:tc>
           <w:tcPr>
-            <w:tcW w:type="dxa" w:w="1814"/>
-          </w:tcPr>
-          <w:p>
-            <w:r>
-              <w:t>PK ; FK (utilisateur_id) dans absence, commentaire_tache, mot_de_passe_reinit, projet_membre, saisie_temps</w:t>
-            </w:r>
-          </w:p>
-        </w:tc>
-        <w:tc>
-          <w:tcPr>
-            <w:tcW w:type="dxa" w:w="1587"/>
-          </w:tcPr>
-          <w:p>
-            <w:r>
-              <w:t>utilisateur</w:t>
+            <w:tcW w:type="dxa" w:w="2608"/>
+          </w:tcPr>
+          <w:p>
+            <w:r>
+              <w:t>Texte libre</w:t>
             </w:r>
           </w:p>
         </w:tc>
@@ -3864,27 +2781,44 @@
       <w:tr>
         <w:tc>
           <w:tcPr>
-            <w:tcW w:type="dxa" w:w="454"/>
+            <w:tcW w:type="dxa" w:w="1928"/>
+          </w:tcPr>
+          <w:p>
+            <w:r>
+              <w:t>metier</w:t>
+            </w:r>
+          </w:p>
+        </w:tc>
+        <w:tc>
+          <w:tcPr>
+            <w:tcW w:type="dxa" w:w="3515"/>
+          </w:tcPr>
+          <w:p>
+            <w:r>
+              <w:t>Métier du membre de l'équipe.</w:t>
+            </w:r>
+          </w:p>
+        </w:tc>
+        <w:tc>
+          <w:tcPr>
+            <w:tcW w:type="dxa" w:w="1247"/>
+          </w:tcPr>
+          <w:p>
+            <w:r>
+              <w:t>VARCHAR</w:t>
+            </w:r>
+          </w:p>
+        </w:tc>
+        <w:tc>
+          <w:tcPr>
+            <w:tcW w:type="dxa" w:w="907"/>
           </w:tcPr>
           <w:p>
             <w:pPr>
               <w:jc w:val="center"/>
             </w:pPr>
             <w:r>
-              <w:t>48</w:t>
-            </w:r>
-          </w:p>
-        </w:tc>
-        <w:tc>
-          <w:tcPr>
-            <w:tcW w:type="dxa" w:w="1871"/>
-          </w:tcPr>
-          <w:p>
-            <w:r>
-              <w:rPr>
-                <w:b/>
-              </w:rPr>
-              <w:t>lien</w:t>
+              <w:t>100</w:t>
             </w:r>
           </w:p>
         </w:tc>
@@ -3894,13 +2828,35 @@
           </w:tcPr>
           <w:p>
             <w:r>
-              <w:t>Lien interne vers la ressource concernée (ex. /projets/5)</w:t>
-            </w:r>
-          </w:p>
-        </w:tc>
-        <w:tc>
-          <w:tcPr>
-            <w:tcW w:type="dxa" w:w="1077"/>
+              <w:t>Texte (ex. développeur, graphiste)</w:t>
+            </w:r>
+          </w:p>
+        </w:tc>
+      </w:tr>
+      <w:tr>
+        <w:tc>
+          <w:tcPr>
+            <w:tcW w:type="dxa" w:w="1928"/>
+          </w:tcPr>
+          <w:p>
+            <w:r>
+              <w:t>modele</w:t>
+            </w:r>
+          </w:p>
+        </w:tc>
+        <w:tc>
+          <w:tcPr>
+            <w:tcW w:type="dxa" w:w="3515"/>
+          </w:tcPr>
+          <w:p>
+            <w:r>
+              <w:t>Nom du modèle d'IA utilisé.</w:t>
+            </w:r>
+          </w:p>
+        </w:tc>
+        <w:tc>
+          <w:tcPr>
+            <w:tcW w:type="dxa" w:w="1247"/>
           </w:tcPr>
           <w:p>
             <w:r>
@@ -3910,32 +2866,24 @@
         </w:tc>
         <w:tc>
           <w:tcPr>
-            <w:tcW w:type="dxa" w:w="794"/>
+            <w:tcW w:type="dxa" w:w="907"/>
           </w:tcPr>
           <w:p>
             <w:pPr>
               <w:jc w:val="center"/>
             </w:pPr>
             <w:r>
-              <w:t>255</w:t>
-            </w:r>
-          </w:p>
-        </w:tc>
-        <w:tc>
-          <w:tcPr>
-            <w:tcW w:type="dxa" w:w="1814"/>
-          </w:tcPr>
-          <w:p>
-            <w:r/>
-          </w:p>
-        </w:tc>
-        <w:tc>
-          <w:tcPr>
-            <w:tcW w:type="dxa" w:w="1587"/>
-          </w:tcPr>
-          <w:p>
-            <w:r>
-              <w:t>notification</w:t>
+              <w:t>80</w:t>
+            </w:r>
+          </w:p>
+        </w:tc>
+        <w:tc>
+          <w:tcPr>
+            <w:tcW w:type="dxa" w:w="2608"/>
+          </w:tcPr>
+          <w:p>
+            <w:r>
+              <w:t>Texte (ex. gpt-4o-mini)</w:t>
             </w:r>
           </w:p>
         </w:tc>
@@ -3943,53 +2891,37 @@
       <w:tr>
         <w:tc>
           <w:tcPr>
-            <w:tcW w:type="dxa" w:w="454"/>
-          </w:tcPr>
-          <w:p>
-            <w:pPr>
-              <w:jc w:val="center"/>
-            </w:pPr>
-            <w:r>
-              <w:t>49</w:t>
-            </w:r>
-          </w:p>
-        </w:tc>
-        <w:tc>
-          <w:tcPr>
-            <w:tcW w:type="dxa" w:w="1871"/>
-          </w:tcPr>
-          <w:p>
-            <w:r>
-              <w:rPr>
-                <w:b/>
-              </w:rPr>
-              <w:t>lu</w:t>
-            </w:r>
-          </w:p>
-        </w:tc>
-        <w:tc>
-          <w:tcPr>
-            <w:tcW w:type="dxa" w:w="2608"/>
-          </w:tcPr>
-          <w:p>
-            <w:r>
-              <w:t>Indique si la notification a été lue</w:t>
-            </w:r>
-          </w:p>
-        </w:tc>
-        <w:tc>
-          <w:tcPr>
-            <w:tcW w:type="dxa" w:w="1077"/>
-          </w:tcPr>
-          <w:p>
-            <w:r>
-              <w:t>BOOLEAN</w:t>
-            </w:r>
-          </w:p>
-        </w:tc>
-        <w:tc>
-          <w:tcPr>
-            <w:tcW w:type="dxa" w:w="794"/>
+            <w:tcW w:type="dxa" w:w="1928"/>
+          </w:tcPr>
+          <w:p>
+            <w:r>
+              <w:t>modifie_le</w:t>
+            </w:r>
+          </w:p>
+        </w:tc>
+        <w:tc>
+          <w:tcPr>
+            <w:tcW w:type="dxa" w:w="3515"/>
+          </w:tcPr>
+          <w:p>
+            <w:r>
+              <w:t>Date et heure de la dernière modification de l'enregistrement.</w:t>
+            </w:r>
+          </w:p>
+        </w:tc>
+        <w:tc>
+          <w:tcPr>
+            <w:tcW w:type="dxa" w:w="1247"/>
+          </w:tcPr>
+          <w:p>
+            <w:r>
+              <w:t>TIMESTAMPTZ</w:t>
+            </w:r>
+          </w:p>
+        </w:tc>
+        <w:tc>
+          <w:tcPr>
+            <w:tcW w:type="dxa" w:w="907"/>
           </w:tcPr>
           <w:p>
             <w:pPr>
@@ -4000,21 +2932,11 @@
         </w:tc>
         <w:tc>
           <w:tcPr>
-            <w:tcW w:type="dxa" w:w="1814"/>
-          </w:tcPr>
-          <w:p>
-            <w:r>
-              <w:t>NOT NULL, défaut FALSE</w:t>
-            </w:r>
-          </w:p>
-        </w:tc>
-        <w:tc>
-          <w:tcPr>
-            <w:tcW w:type="dxa" w:w="1587"/>
-          </w:tcPr>
-          <w:p>
-            <w:r>
-              <w:t>notification</w:t>
+            <w:tcW w:type="dxa" w:w="2608"/>
+          </w:tcPr>
+          <w:p>
+            <w:r>
+              <w:t>AAAA-MM-JJ HH:MM:SS+TZ</w:t>
             </w:r>
           </w:p>
         </w:tc>
@@ -4022,27 +2944,44 @@
       <w:tr>
         <w:tc>
           <w:tcPr>
-            <w:tcW w:type="dxa" w:w="454"/>
+            <w:tcW w:type="dxa" w:w="1928"/>
+          </w:tcPr>
+          <w:p>
+            <w:r>
+              <w:t>montant_ht</w:t>
+            </w:r>
+          </w:p>
+        </w:tc>
+        <w:tc>
+          <w:tcPr>
+            <w:tcW w:type="dxa" w:w="3515"/>
+          </w:tcPr>
+          <w:p>
+            <w:r>
+              <w:t>Montant hors taxes de la facture.</w:t>
+            </w:r>
+          </w:p>
+        </w:tc>
+        <w:tc>
+          <w:tcPr>
+            <w:tcW w:type="dxa" w:w="1247"/>
+          </w:tcPr>
+          <w:p>
+            <w:r>
+              <w:t>NUMERIC</w:t>
+            </w:r>
+          </w:p>
+        </w:tc>
+        <w:tc>
+          <w:tcPr>
+            <w:tcW w:type="dxa" w:w="907"/>
           </w:tcPr>
           <w:p>
             <w:pPr>
               <w:jc w:val="center"/>
             </w:pPr>
             <w:r>
-              <w:t>50</w:t>
-            </w:r>
-          </w:p>
-        </w:tc>
-        <w:tc>
-          <w:tcPr>
-            <w:tcW w:type="dxa" w:w="1871"/>
-          </w:tcPr>
-          <w:p>
-            <w:r>
-              <w:rPr>
-                <w:b/>
-              </w:rPr>
-              <w:t>message</w:t>
+              <w:t>12,2</w:t>
             </w:r>
           </w:p>
         </w:tc>
@@ -4052,13 +2991,310 @@
           </w:tcPr>
           <w:p>
             <w:r>
-              <w:t>Texte de la notification</w:t>
-            </w:r>
-          </w:p>
-        </w:tc>
-        <w:tc>
-          <w:tcPr>
-            <w:tcW w:type="dxa" w:w="1077"/>
+              <w:t>Décimal, 2 chiffres après la virgule</w:t>
+            </w:r>
+          </w:p>
+        </w:tc>
+      </w:tr>
+      <w:tr>
+        <w:tc>
+          <w:tcPr>
+            <w:tcW w:type="dxa" w:w="1928"/>
+          </w:tcPr>
+          <w:p>
+            <w:r>
+              <w:t>montant_ttc</w:t>
+            </w:r>
+          </w:p>
+        </w:tc>
+        <w:tc>
+          <w:tcPr>
+            <w:tcW w:type="dxa" w:w="3515"/>
+          </w:tcPr>
+          <w:p>
+            <w:r>
+              <w:t>Montant toutes taxes comprises de la facture (calculé).</w:t>
+            </w:r>
+          </w:p>
+        </w:tc>
+        <w:tc>
+          <w:tcPr>
+            <w:tcW w:type="dxa" w:w="1247"/>
+          </w:tcPr>
+          <w:p>
+            <w:r>
+              <w:t>NUMERIC</w:t>
+            </w:r>
+          </w:p>
+        </w:tc>
+        <w:tc>
+          <w:tcPr>
+            <w:tcW w:type="dxa" w:w="907"/>
+          </w:tcPr>
+          <w:p>
+            <w:pPr>
+              <w:jc w:val="center"/>
+            </w:pPr>
+            <w:r>
+              <w:t>12,2</w:t>
+            </w:r>
+          </w:p>
+        </w:tc>
+        <w:tc>
+          <w:tcPr>
+            <w:tcW w:type="dxa" w:w="2608"/>
+          </w:tcPr>
+          <w:p>
+            <w:r>
+              <w:t>Décimal, 2 chiffres après la virgule</w:t>
+            </w:r>
+          </w:p>
+        </w:tc>
+      </w:tr>
+      <w:tr>
+        <w:tc>
+          <w:tcPr>
+            <w:tcW w:type="dxa" w:w="1928"/>
+          </w:tcPr>
+          <w:p>
+            <w:r>
+              <w:t>montant_tva</w:t>
+            </w:r>
+          </w:p>
+        </w:tc>
+        <w:tc>
+          <w:tcPr>
+            <w:tcW w:type="dxa" w:w="3515"/>
+          </w:tcPr>
+          <w:p>
+            <w:r>
+              <w:t>Montant de la TVA de la facture (calculé).</w:t>
+            </w:r>
+          </w:p>
+        </w:tc>
+        <w:tc>
+          <w:tcPr>
+            <w:tcW w:type="dxa" w:w="1247"/>
+          </w:tcPr>
+          <w:p>
+            <w:r>
+              <w:t>NUMERIC</w:t>
+            </w:r>
+          </w:p>
+        </w:tc>
+        <w:tc>
+          <w:tcPr>
+            <w:tcW w:type="dxa" w:w="907"/>
+          </w:tcPr>
+          <w:p>
+            <w:pPr>
+              <w:jc w:val="center"/>
+            </w:pPr>
+            <w:r>
+              <w:t>12,2</w:t>
+            </w:r>
+          </w:p>
+        </w:tc>
+        <w:tc>
+          <w:tcPr>
+            <w:tcW w:type="dxa" w:w="2608"/>
+          </w:tcPr>
+          <w:p>
+            <w:r>
+              <w:t>Décimal, 2 chiffres après la virgule</w:t>
+            </w:r>
+          </w:p>
+        </w:tc>
+      </w:tr>
+      <w:tr>
+        <w:tc>
+          <w:tcPr>
+            <w:tcW w:type="dxa" w:w="1928"/>
+          </w:tcPr>
+          <w:p>
+            <w:r>
+              <w:t>mot_de_passe_hash</w:t>
+            </w:r>
+          </w:p>
+        </w:tc>
+        <w:tc>
+          <w:tcPr>
+            <w:tcW w:type="dxa" w:w="3515"/>
+          </w:tcPr>
+          <w:p>
+            <w:r>
+              <w:t>Empreinte chiffrée du mot de passe de l'utilisateur.</w:t>
+            </w:r>
+          </w:p>
+        </w:tc>
+        <w:tc>
+          <w:tcPr>
+            <w:tcW w:type="dxa" w:w="1247"/>
+          </w:tcPr>
+          <w:p>
+            <w:r>
+              <w:t>VARCHAR</w:t>
+            </w:r>
+          </w:p>
+        </w:tc>
+        <w:tc>
+          <w:tcPr>
+            <w:tcW w:type="dxa" w:w="907"/>
+          </w:tcPr>
+          <w:p>
+            <w:pPr>
+              <w:jc w:val="center"/>
+            </w:pPr>
+            <w:r>
+              <w:t>255</w:t>
+            </w:r>
+          </w:p>
+        </w:tc>
+        <w:tc>
+          <w:tcPr>
+            <w:tcW w:type="dxa" w:w="2608"/>
+          </w:tcPr>
+          <w:p>
+            <w:r>
+              <w:t>Hash bcrypt</w:t>
+            </w:r>
+          </w:p>
+        </w:tc>
+      </w:tr>
+      <w:tr>
+        <w:tc>
+          <w:tcPr>
+            <w:tcW w:type="dxa" w:w="1928"/>
+          </w:tcPr>
+          <w:p>
+            <w:r>
+              <w:t>motif</w:t>
+            </w:r>
+          </w:p>
+        </w:tc>
+        <w:tc>
+          <w:tcPr>
+            <w:tcW w:type="dxa" w:w="3515"/>
+          </w:tcPr>
+          <w:p>
+            <w:r>
+              <w:t>Motif de la demande d'absence.</w:t>
+            </w:r>
+          </w:p>
+        </w:tc>
+        <w:tc>
+          <w:tcPr>
+            <w:tcW w:type="dxa" w:w="1247"/>
+          </w:tcPr>
+          <w:p>
+            <w:r>
+              <w:t>VARCHAR</w:t>
+            </w:r>
+          </w:p>
+        </w:tc>
+        <w:tc>
+          <w:tcPr>
+            <w:tcW w:type="dxa" w:w="907"/>
+          </w:tcPr>
+          <w:p>
+            <w:pPr>
+              <w:jc w:val="center"/>
+            </w:pPr>
+            <w:r>
+              <w:t>255</w:t>
+            </w:r>
+          </w:p>
+        </w:tc>
+        <w:tc>
+          <w:tcPr>
+            <w:tcW w:type="dxa" w:w="2608"/>
+          </w:tcPr>
+          <w:p>
+            <w:r>
+              <w:t>Texte</w:t>
+            </w:r>
+          </w:p>
+        </w:tc>
+      </w:tr>
+      <w:tr>
+        <w:tc>
+          <w:tcPr>
+            <w:tcW w:type="dxa" w:w="1928"/>
+          </w:tcPr>
+          <w:p>
+            <w:r>
+              <w:t>nom</w:t>
+            </w:r>
+          </w:p>
+        </w:tc>
+        <w:tc>
+          <w:tcPr>
+            <w:tcW w:type="dxa" w:w="3515"/>
+          </w:tcPr>
+          <w:p>
+            <w:r>
+              <w:t>Nom de l'utilisateur, du client, du projet ou du fichier.</w:t>
+            </w:r>
+          </w:p>
+        </w:tc>
+        <w:tc>
+          <w:tcPr>
+            <w:tcW w:type="dxa" w:w="1247"/>
+          </w:tcPr>
+          <w:p>
+            <w:r>
+              <w:t>VARCHAR</w:t>
+            </w:r>
+          </w:p>
+        </w:tc>
+        <w:tc>
+          <w:tcPr>
+            <w:tcW w:type="dxa" w:w="907"/>
+          </w:tcPr>
+          <w:p>
+            <w:pPr>
+              <w:jc w:val="center"/>
+            </w:pPr>
+            <w:r>
+              <w:t>100 à 255</w:t>
+            </w:r>
+          </w:p>
+        </w:tc>
+        <w:tc>
+          <w:tcPr>
+            <w:tcW w:type="dxa" w:w="2608"/>
+          </w:tcPr>
+          <w:p>
+            <w:r>
+              <w:t>Texte</w:t>
+            </w:r>
+          </w:p>
+        </w:tc>
+      </w:tr>
+      <w:tr>
+        <w:tc>
+          <w:tcPr>
+            <w:tcW w:type="dxa" w:w="1928"/>
+          </w:tcPr>
+          <w:p>
+            <w:r>
+              <w:t>note</w:t>
+            </w:r>
+          </w:p>
+        </w:tc>
+        <w:tc>
+          <w:tcPr>
+            <w:tcW w:type="dxa" w:w="3515"/>
+          </w:tcPr>
+          <w:p>
+            <w:r>
+              <w:t>Note libre sur la saisie de temps.</w:t>
+            </w:r>
+          </w:p>
+        </w:tc>
+        <w:tc>
+          <w:tcPr>
+            <w:tcW w:type="dxa" w:w="1247"/>
           </w:tcPr>
           <w:p>
             <w:r>
@@ -4068,7 +3304,7 @@
         </w:tc>
         <w:tc>
           <w:tcPr>
-            <w:tcW w:type="dxa" w:w="794"/>
+            <w:tcW w:type="dxa" w:w="907"/>
           </w:tcPr>
           <w:p>
             <w:pPr>
@@ -4079,21 +3315,11 @@
         </w:tc>
         <w:tc>
           <w:tcPr>
-            <w:tcW w:type="dxa" w:w="1814"/>
-          </w:tcPr>
-          <w:p>
-            <w:r>
-              <w:t>NOT NULL</w:t>
-            </w:r>
-          </w:p>
-        </w:tc>
-        <w:tc>
-          <w:tcPr>
-            <w:tcW w:type="dxa" w:w="1587"/>
-          </w:tcPr>
-          <w:p>
-            <w:r>
-              <w:t>notification</w:t>
+            <w:tcW w:type="dxa" w:w="2608"/>
+          </w:tcPr>
+          <w:p>
+            <w:r>
+              <w:t>Texte libre</w:t>
             </w:r>
           </w:p>
         </w:tc>
@@ -4101,211 +3327,37 @@
       <w:tr>
         <w:tc>
           <w:tcPr>
-            <w:tcW w:type="dxa" w:w="454"/>
-          </w:tcPr>
-          <w:p>
-            <w:pPr>
-              <w:jc w:val="center"/>
-            </w:pPr>
-            <w:r>
-              <w:t>51</w:t>
-            </w:r>
-          </w:p>
-        </w:tc>
-        <w:tc>
-          <w:tcPr>
-            <w:tcW w:type="dxa" w:w="1871"/>
-          </w:tcPr>
-          <w:p>
-            <w:r>
-              <w:rPr>
-                <w:b/>
-              </w:rPr>
-              <w:t>metier</w:t>
-            </w:r>
-          </w:p>
-        </w:tc>
-        <w:tc>
-          <w:tcPr>
-            <w:tcW w:type="dxa" w:w="2608"/>
-          </w:tcPr>
-          <w:p>
-            <w:r>
-              <w:t>Métier du membre (développeur, graphiste, intégrateur…)</w:t>
-            </w:r>
-          </w:p>
-        </w:tc>
-        <w:tc>
-          <w:tcPr>
-            <w:tcW w:type="dxa" w:w="1077"/>
-          </w:tcPr>
-          <w:p>
-            <w:r>
-              <w:t>VARCHAR</w:t>
-            </w:r>
-          </w:p>
-        </w:tc>
-        <w:tc>
-          <w:tcPr>
-            <w:tcW w:type="dxa" w:w="794"/>
-          </w:tcPr>
-          <w:p>
-            <w:pPr>
-              <w:jc w:val="center"/>
-            </w:pPr>
-            <w:r>
-              <w:t>100</w:t>
-            </w:r>
-          </w:p>
-        </w:tc>
-        <w:tc>
-          <w:tcPr>
-            <w:tcW w:type="dxa" w:w="1814"/>
-          </w:tcPr>
-          <w:p>
-            <w:r/>
-          </w:p>
-        </w:tc>
-        <w:tc>
-          <w:tcPr>
-            <w:tcW w:type="dxa" w:w="1587"/>
-          </w:tcPr>
-          <w:p>
-            <w:r>
-              <w:t>utilisateur</w:t>
-            </w:r>
-          </w:p>
-        </w:tc>
-      </w:tr>
-      <w:tr>
-        <w:tc>
-          <w:tcPr>
-            <w:tcW w:type="dxa" w:w="454"/>
-          </w:tcPr>
-          <w:p>
-            <w:pPr>
-              <w:jc w:val="center"/>
-            </w:pPr>
-            <w:r>
-              <w:t>52</w:t>
-            </w:r>
-          </w:p>
-        </w:tc>
-        <w:tc>
-          <w:tcPr>
-            <w:tcW w:type="dxa" w:w="1871"/>
-          </w:tcPr>
-          <w:p>
-            <w:r>
-              <w:rPr>
-                <w:b/>
-              </w:rPr>
-              <w:t>modele</w:t>
-            </w:r>
-          </w:p>
-        </w:tc>
-        <w:tc>
-          <w:tcPr>
-            <w:tcW w:type="dxa" w:w="2608"/>
-          </w:tcPr>
-          <w:p>
-            <w:r>
-              <w:t>Modèle d'IA utilisé</w:t>
-            </w:r>
-          </w:p>
-        </w:tc>
-        <w:tc>
-          <w:tcPr>
-            <w:tcW w:type="dxa" w:w="1077"/>
-          </w:tcPr>
-          <w:p>
-            <w:r>
-              <w:t>VARCHAR</w:t>
-            </w:r>
-          </w:p>
-        </w:tc>
-        <w:tc>
-          <w:tcPr>
-            <w:tcW w:type="dxa" w:w="794"/>
-          </w:tcPr>
-          <w:p>
-            <w:pPr>
-              <w:jc w:val="center"/>
-            </w:pPr>
-            <w:r>
-              <w:t>80</w:t>
-            </w:r>
-          </w:p>
-        </w:tc>
-        <w:tc>
-          <w:tcPr>
-            <w:tcW w:type="dxa" w:w="1814"/>
-          </w:tcPr>
-          <w:p>
-            <w:r/>
-          </w:p>
-        </w:tc>
-        <w:tc>
-          <w:tcPr>
-            <w:tcW w:type="dxa" w:w="1587"/>
-          </w:tcPr>
-          <w:p>
-            <w:r>
-              <w:t>analyse_ia, suggestion_devis</w:t>
-            </w:r>
-          </w:p>
-        </w:tc>
-      </w:tr>
-      <w:tr>
-        <w:tc>
-          <w:tcPr>
-            <w:tcW w:type="dxa" w:w="454"/>
-          </w:tcPr>
-          <w:p>
-            <w:pPr>
-              <w:jc w:val="center"/>
-            </w:pPr>
-            <w:r>
-              <w:t>53</w:t>
-            </w:r>
-          </w:p>
-        </w:tc>
-        <w:tc>
-          <w:tcPr>
-            <w:tcW w:type="dxa" w:w="1871"/>
-          </w:tcPr>
-          <w:p>
-            <w:r>
-              <w:rPr>
-                <w:b/>
-              </w:rPr>
-              <w:t>modifie_le</w:t>
-            </w:r>
-          </w:p>
-        </w:tc>
-        <w:tc>
-          <w:tcPr>
-            <w:tcW w:type="dxa" w:w="2608"/>
-          </w:tcPr>
-          <w:p>
-            <w:r>
-              <w:t>Date et heure de dernière modification</w:t>
-            </w:r>
-          </w:p>
-        </w:tc>
-        <w:tc>
-          <w:tcPr>
-            <w:tcW w:type="dxa" w:w="1077"/>
-          </w:tcPr>
-          <w:p>
-            <w:r>
-              <w:t>TIMESTAMPTZ</w:t>
-            </w:r>
-          </w:p>
-        </w:tc>
-        <w:tc>
-          <w:tcPr>
-            <w:tcW w:type="dxa" w:w="794"/>
+            <w:tcW w:type="dxa" w:w="1928"/>
+          </w:tcPr>
+          <w:p>
+            <w:r>
+              <w:t>notes</w:t>
+            </w:r>
+          </w:p>
+        </w:tc>
+        <w:tc>
+          <w:tcPr>
+            <w:tcW w:type="dxa" w:w="3515"/>
+          </w:tcPr>
+          <w:p>
+            <w:r>
+              <w:t>Remarques sur la facture.</w:t>
+            </w:r>
+          </w:p>
+        </w:tc>
+        <w:tc>
+          <w:tcPr>
+            <w:tcW w:type="dxa" w:w="1247"/>
+          </w:tcPr>
+          <w:p>
+            <w:r>
+              <w:t>TEXT</w:t>
+            </w:r>
+          </w:p>
+        </w:tc>
+        <w:tc>
+          <w:tcPr>
+            <w:tcW w:type="dxa" w:w="907"/>
           </w:tcPr>
           <w:p>
             <w:pPr>
@@ -4316,21 +3368,11 @@
         </w:tc>
         <w:tc>
           <w:tcPr>
-            <w:tcW w:type="dxa" w:w="1814"/>
-          </w:tcPr>
-          <w:p>
-            <w:r>
-              <w:t>Défaut now(), mis à jour automatiquement</w:t>
-            </w:r>
-          </w:p>
-        </w:tc>
-        <w:tc>
-          <w:tcPr>
-            <w:tcW w:type="dxa" w:w="1587"/>
-          </w:tcPr>
-          <w:p>
-            <w:r>
-              <w:t>projet, tache, jalon, saisie_temps, facture</w:t>
+            <w:tcW w:type="dxa" w:w="2608"/>
+          </w:tcPr>
+          <w:p>
+            <w:r>
+              <w:t>Texte libre</w:t>
             </w:r>
           </w:p>
         </w:tc>
@@ -4338,27 +3380,44 @@
       <w:tr>
         <w:tc>
           <w:tcPr>
-            <w:tcW w:type="dxa" w:w="454"/>
+            <w:tcW w:type="dxa" w:w="1928"/>
+          </w:tcPr>
+          <w:p>
+            <w:r>
+              <w:t>numero</w:t>
+            </w:r>
+          </w:p>
+        </w:tc>
+        <w:tc>
+          <w:tcPr>
+            <w:tcW w:type="dxa" w:w="3515"/>
+          </w:tcPr>
+          <w:p>
+            <w:r>
+              <w:t>Numéro unique de la facture.</w:t>
+            </w:r>
+          </w:p>
+        </w:tc>
+        <w:tc>
+          <w:tcPr>
+            <w:tcW w:type="dxa" w:w="1247"/>
+          </w:tcPr>
+          <w:p>
+            <w:r>
+              <w:t>VARCHAR</w:t>
+            </w:r>
+          </w:p>
+        </w:tc>
+        <w:tc>
+          <w:tcPr>
+            <w:tcW w:type="dxa" w:w="907"/>
           </w:tcPr>
           <w:p>
             <w:pPr>
               <w:jc w:val="center"/>
             </w:pPr>
             <w:r>
-              <w:t>54</w:t>
-            </w:r>
-          </w:p>
-        </w:tc>
-        <w:tc>
-          <w:tcPr>
-            <w:tcW w:type="dxa" w:w="1871"/>
-          </w:tcPr>
-          <w:p>
-            <w:r>
-              <w:rPr>
-                <w:b/>
-              </w:rPr>
-              <w:t>montant_ht</w:t>
+              <w:t>30</w:t>
             </w:r>
           </w:p>
         </w:tc>
@@ -4368,50 +3427,7 @@
           </w:tcPr>
           <w:p>
             <w:r>
-              <w:t>Montant hors taxes</w:t>
-            </w:r>
-          </w:p>
-        </w:tc>
-        <w:tc>
-          <w:tcPr>
-            <w:tcW w:type="dxa" w:w="1077"/>
-          </w:tcPr>
-          <w:p>
-            <w:r>
-              <w:t>NUMERIC</w:t>
-            </w:r>
-          </w:p>
-        </w:tc>
-        <w:tc>
-          <w:tcPr>
-            <w:tcW w:type="dxa" w:w="794"/>
-          </w:tcPr>
-          <w:p>
-            <w:pPr>
-              <w:jc w:val="center"/>
-            </w:pPr>
-            <w:r>
-              <w:t>12,2</w:t>
-            </w:r>
-          </w:p>
-        </w:tc>
-        <w:tc>
-          <w:tcPr>
-            <w:tcW w:type="dxa" w:w="1814"/>
-          </w:tcPr>
-          <w:p>
-            <w:r>
-              <w:t>NOT NULL, défaut 0</w:t>
-            </w:r>
-          </w:p>
-        </w:tc>
-        <w:tc>
-          <w:tcPr>
-            <w:tcW w:type="dxa" w:w="1587"/>
-          </w:tcPr>
-          <w:p>
-            <w:r>
-              <w:t>facture</w:t>
+              <w:t>FAC-AAAA-NNNN</w:t>
             </w:r>
           </w:p>
         </w:tc>
@@ -4419,456 +3435,37 @@
       <w:tr>
         <w:tc>
           <w:tcPr>
-            <w:tcW w:type="dxa" w:w="454"/>
-          </w:tcPr>
-          <w:p>
-            <w:pPr>
-              <w:jc w:val="center"/>
-            </w:pPr>
-            <w:r>
-              <w:t>55</w:t>
-            </w:r>
-          </w:p>
-        </w:tc>
-        <w:tc>
-          <w:tcPr>
-            <w:tcW w:type="dxa" w:w="1871"/>
-          </w:tcPr>
-          <w:p>
-            <w:r>
-              <w:rPr>
-                <w:b/>
-              </w:rPr>
-              <w:t>montant_ttc</w:t>
-            </w:r>
-          </w:p>
-        </w:tc>
-        <w:tc>
-          <w:tcPr>
-            <w:tcW w:type="dxa" w:w="2608"/>
-          </w:tcPr>
-          <w:p>
-            <w:r>
-              <w:t>Montant toutes taxes comprises (calculé)</w:t>
-            </w:r>
-          </w:p>
-        </w:tc>
-        <w:tc>
-          <w:tcPr>
-            <w:tcW w:type="dxa" w:w="1077"/>
-          </w:tcPr>
-          <w:p>
-            <w:r>
-              <w:t>NUMERIC</w:t>
-            </w:r>
-          </w:p>
-        </w:tc>
-        <w:tc>
-          <w:tcPr>
-            <w:tcW w:type="dxa" w:w="794"/>
-          </w:tcPr>
-          <w:p>
-            <w:pPr>
-              <w:jc w:val="center"/>
-            </w:pPr>
-            <w:r>
-              <w:t>12,2</w:t>
-            </w:r>
-          </w:p>
-        </w:tc>
-        <w:tc>
-          <w:tcPr>
-            <w:tcW w:type="dxa" w:w="1814"/>
-          </w:tcPr>
-          <w:p>
-            <w:r>
-              <w:t>NOT NULL, défaut 0</w:t>
-            </w:r>
-          </w:p>
-        </w:tc>
-        <w:tc>
-          <w:tcPr>
-            <w:tcW w:type="dxa" w:w="1587"/>
-          </w:tcPr>
-          <w:p>
-            <w:r>
-              <w:t>facture</w:t>
-            </w:r>
-          </w:p>
-        </w:tc>
-      </w:tr>
-      <w:tr>
-        <w:tc>
-          <w:tcPr>
-            <w:tcW w:type="dxa" w:w="454"/>
-          </w:tcPr>
-          <w:p>
-            <w:pPr>
-              <w:jc w:val="center"/>
-            </w:pPr>
-            <w:r>
-              <w:t>56</w:t>
-            </w:r>
-          </w:p>
-        </w:tc>
-        <w:tc>
-          <w:tcPr>
-            <w:tcW w:type="dxa" w:w="1871"/>
-          </w:tcPr>
-          <w:p>
-            <w:r>
-              <w:rPr>
-                <w:b/>
-              </w:rPr>
-              <w:t>montant_tva</w:t>
-            </w:r>
-          </w:p>
-        </w:tc>
-        <w:tc>
-          <w:tcPr>
-            <w:tcW w:type="dxa" w:w="2608"/>
-          </w:tcPr>
-          <w:p>
-            <w:r>
-              <w:t>Montant de la TVA (calculé)</w:t>
-            </w:r>
-          </w:p>
-        </w:tc>
-        <w:tc>
-          <w:tcPr>
-            <w:tcW w:type="dxa" w:w="1077"/>
-          </w:tcPr>
-          <w:p>
-            <w:r>
-              <w:t>NUMERIC</w:t>
-            </w:r>
-          </w:p>
-        </w:tc>
-        <w:tc>
-          <w:tcPr>
-            <w:tcW w:type="dxa" w:w="794"/>
-          </w:tcPr>
-          <w:p>
-            <w:pPr>
-              <w:jc w:val="center"/>
-            </w:pPr>
-            <w:r>
-              <w:t>12,2</w:t>
-            </w:r>
-          </w:p>
-        </w:tc>
-        <w:tc>
-          <w:tcPr>
-            <w:tcW w:type="dxa" w:w="1814"/>
-          </w:tcPr>
-          <w:p>
-            <w:r>
-              <w:t>NOT NULL, défaut 0</w:t>
-            </w:r>
-          </w:p>
-        </w:tc>
-        <w:tc>
-          <w:tcPr>
-            <w:tcW w:type="dxa" w:w="1587"/>
-          </w:tcPr>
-          <w:p>
-            <w:r>
-              <w:t>facture</w:t>
-            </w:r>
-          </w:p>
-        </w:tc>
-      </w:tr>
-      <w:tr>
-        <w:tc>
-          <w:tcPr>
-            <w:tcW w:type="dxa" w:w="454"/>
-          </w:tcPr>
-          <w:p>
-            <w:pPr>
-              <w:jc w:val="center"/>
-            </w:pPr>
-            <w:r>
-              <w:t>57</w:t>
-            </w:r>
-          </w:p>
-        </w:tc>
-        <w:tc>
-          <w:tcPr>
-            <w:tcW w:type="dxa" w:w="1871"/>
-          </w:tcPr>
-          <w:p>
-            <w:r>
-              <w:rPr>
-                <w:b/>
-              </w:rPr>
-              <w:t>mot_de_passe_hash</w:t>
-            </w:r>
-          </w:p>
-        </w:tc>
-        <w:tc>
-          <w:tcPr>
-            <w:tcW w:type="dxa" w:w="2608"/>
-          </w:tcPr>
-          <w:p>
-            <w:r>
-              <w:t>Empreinte (hash) du mot de passe</w:t>
-            </w:r>
-          </w:p>
-        </w:tc>
-        <w:tc>
-          <w:tcPr>
-            <w:tcW w:type="dxa" w:w="1077"/>
-          </w:tcPr>
-          <w:p>
-            <w:r>
-              <w:t>VARCHAR</w:t>
-            </w:r>
-          </w:p>
-        </w:tc>
-        <w:tc>
-          <w:tcPr>
-            <w:tcW w:type="dxa" w:w="794"/>
-          </w:tcPr>
-          <w:p>
-            <w:pPr>
-              <w:jc w:val="center"/>
-            </w:pPr>
-            <w:r>
-              <w:t>255</w:t>
-            </w:r>
-          </w:p>
-        </w:tc>
-        <w:tc>
-          <w:tcPr>
-            <w:tcW w:type="dxa" w:w="1814"/>
-          </w:tcPr>
-          <w:p>
-            <w:r>
-              <w:t>NOT NULL</w:t>
-            </w:r>
-          </w:p>
-        </w:tc>
-        <w:tc>
-          <w:tcPr>
-            <w:tcW w:type="dxa" w:w="1587"/>
-          </w:tcPr>
-          <w:p>
-            <w:r>
-              <w:t>utilisateur</w:t>
-            </w:r>
-          </w:p>
-        </w:tc>
-      </w:tr>
-      <w:tr>
-        <w:tc>
-          <w:tcPr>
-            <w:tcW w:type="dxa" w:w="454"/>
-          </w:tcPr>
-          <w:p>
-            <w:pPr>
-              <w:jc w:val="center"/>
-            </w:pPr>
-            <w:r>
-              <w:t>58</w:t>
-            </w:r>
-          </w:p>
-        </w:tc>
-        <w:tc>
-          <w:tcPr>
-            <w:tcW w:type="dxa" w:w="1871"/>
-          </w:tcPr>
-          <w:p>
-            <w:r>
-              <w:rPr>
-                <w:b/>
-              </w:rPr>
-              <w:t>motif</w:t>
-            </w:r>
-          </w:p>
-        </w:tc>
-        <w:tc>
-          <w:tcPr>
-            <w:tcW w:type="dxa" w:w="2608"/>
-          </w:tcPr>
-          <w:p>
-            <w:r>
-              <w:t>Motif de la demande d'absence</w:t>
-            </w:r>
-          </w:p>
-        </w:tc>
-        <w:tc>
-          <w:tcPr>
-            <w:tcW w:type="dxa" w:w="1077"/>
-          </w:tcPr>
-          <w:p>
-            <w:r>
-              <w:t>VARCHAR</w:t>
-            </w:r>
-          </w:p>
-        </w:tc>
-        <w:tc>
-          <w:tcPr>
-            <w:tcW w:type="dxa" w:w="794"/>
-          </w:tcPr>
-          <w:p>
-            <w:pPr>
-              <w:jc w:val="center"/>
-            </w:pPr>
-            <w:r>
-              <w:t>255</w:t>
-            </w:r>
-          </w:p>
-        </w:tc>
-        <w:tc>
-          <w:tcPr>
-            <w:tcW w:type="dxa" w:w="1814"/>
-          </w:tcPr>
-          <w:p>
-            <w:r/>
-          </w:p>
-        </w:tc>
-        <w:tc>
-          <w:tcPr>
-            <w:tcW w:type="dxa" w:w="1587"/>
-          </w:tcPr>
-          <w:p>
-            <w:r>
-              <w:t>absence</w:t>
-            </w:r>
-          </w:p>
-        </w:tc>
-      </w:tr>
-      <w:tr>
-        <w:tc>
-          <w:tcPr>
-            <w:tcW w:type="dxa" w:w="454"/>
-          </w:tcPr>
-          <w:p>
-            <w:pPr>
-              <w:jc w:val="center"/>
-            </w:pPr>
-            <w:r>
-              <w:t>59</w:t>
-            </w:r>
-          </w:p>
-        </w:tc>
-        <w:tc>
-          <w:tcPr>
-            <w:tcW w:type="dxa" w:w="1871"/>
-          </w:tcPr>
-          <w:p>
-            <w:r>
-              <w:rPr>
-                <w:b/>
-              </w:rPr>
-              <w:t>nom</w:t>
-            </w:r>
-          </w:p>
-        </w:tc>
-        <w:tc>
-          <w:tcPr>
-            <w:tcW w:type="dxa" w:w="2608"/>
-          </w:tcPr>
-          <w:p>
-            <w:r>
-              <w:t>Nom (de l'utilisateur, du client, du projet ou du fichier)</w:t>
-            </w:r>
-          </w:p>
-        </w:tc>
-        <w:tc>
-          <w:tcPr>
-            <w:tcW w:type="dxa" w:w="1077"/>
-          </w:tcPr>
-          <w:p>
-            <w:r>
-              <w:t>VARCHAR</w:t>
-            </w:r>
-          </w:p>
-        </w:tc>
-        <w:tc>
-          <w:tcPr>
-            <w:tcW w:type="dxa" w:w="794"/>
-          </w:tcPr>
-          <w:p>
-            <w:pPr>
-              <w:jc w:val="center"/>
-            </w:pPr>
-            <w:r>
-              <w:t>100 à 255</w:t>
-            </w:r>
-          </w:p>
-        </w:tc>
-        <w:tc>
-          <w:tcPr>
-            <w:tcW w:type="dxa" w:w="1814"/>
-          </w:tcPr>
-          <w:p>
-            <w:r>
-              <w:t>NOT NULL</w:t>
-            </w:r>
-          </w:p>
-        </w:tc>
-        <w:tc>
-          <w:tcPr>
-            <w:tcW w:type="dxa" w:w="1587"/>
-          </w:tcPr>
-          <w:p>
-            <w:r>
-              <w:t>utilisateur (100), client (150), projet (200), fichier (255)</w:t>
-            </w:r>
-          </w:p>
-        </w:tc>
-      </w:tr>
-      <w:tr>
-        <w:tc>
-          <w:tcPr>
-            <w:tcW w:type="dxa" w:w="454"/>
-          </w:tcPr>
-          <w:p>
-            <w:pPr>
-              <w:jc w:val="center"/>
-            </w:pPr>
-            <w:r>
-              <w:t>60</w:t>
-            </w:r>
-          </w:p>
-        </w:tc>
-        <w:tc>
-          <w:tcPr>
-            <w:tcW w:type="dxa" w:w="1871"/>
-          </w:tcPr>
-          <w:p>
-            <w:r>
-              <w:rPr>
-                <w:b/>
-              </w:rPr>
-              <w:t>note</w:t>
-            </w:r>
-          </w:p>
-        </w:tc>
-        <w:tc>
-          <w:tcPr>
-            <w:tcW w:type="dxa" w:w="2608"/>
-          </w:tcPr>
-          <w:p>
-            <w:r>
-              <w:t>Note libre sur la saisie de temps</w:t>
-            </w:r>
-          </w:p>
-        </w:tc>
-        <w:tc>
-          <w:tcPr>
-            <w:tcW w:type="dxa" w:w="1077"/>
-          </w:tcPr>
-          <w:p>
-            <w:r>
-              <w:t>TEXT</w:t>
-            </w:r>
-          </w:p>
-        </w:tc>
-        <w:tc>
-          <w:tcPr>
-            <w:tcW w:type="dxa" w:w="794"/>
+            <w:tcW w:type="dxa" w:w="1928"/>
+          </w:tcPr>
+          <w:p>
+            <w:r>
+              <w:t>ordre</w:t>
+            </w:r>
+          </w:p>
+        </w:tc>
+        <w:tc>
+          <w:tcPr>
+            <w:tcW w:type="dxa" w:w="3515"/>
+          </w:tcPr>
+          <w:p>
+            <w:r>
+              <w:t>Position de la tâche dans sa colonne du Kanban.</w:t>
+            </w:r>
+          </w:p>
+        </w:tc>
+        <w:tc>
+          <w:tcPr>
+            <w:tcW w:type="dxa" w:w="1247"/>
+          </w:tcPr>
+          <w:p>
+            <w:r>
+              <w:t>INTEGER</w:t>
+            </w:r>
+          </w:p>
+        </w:tc>
+        <w:tc>
+          <w:tcPr>
+            <w:tcW w:type="dxa" w:w="907"/>
           </w:tcPr>
           <w:p>
             <w:pPr>
@@ -4879,19 +3476,11 @@
         </w:tc>
         <w:tc>
           <w:tcPr>
-            <w:tcW w:type="dxa" w:w="1814"/>
-          </w:tcPr>
-          <w:p>
-            <w:r/>
-          </w:p>
-        </w:tc>
-        <w:tc>
-          <w:tcPr>
-            <w:tcW w:type="dxa" w:w="1587"/>
-          </w:tcPr>
-          <w:p>
-            <w:r>
-              <w:t>saisie_temps</w:t>
+            <w:tcW w:type="dxa" w:w="2608"/>
+          </w:tcPr>
+          <w:p>
+            <w:r>
+              <w:t>Entier (0 = en haut)</w:t>
             </w:r>
           </w:p>
         </w:tc>
@@ -4899,27 +3488,44 @@
       <w:tr>
         <w:tc>
           <w:tcPr>
-            <w:tcW w:type="dxa" w:w="454"/>
+            <w:tcW w:type="dxa" w:w="1928"/>
+          </w:tcPr>
+          <w:p>
+            <w:r>
+              <w:t>prenom</w:t>
+            </w:r>
+          </w:p>
+        </w:tc>
+        <w:tc>
+          <w:tcPr>
+            <w:tcW w:type="dxa" w:w="3515"/>
+          </w:tcPr>
+          <w:p>
+            <w:r>
+              <w:t>Prénom de l'utilisateur.</w:t>
+            </w:r>
+          </w:p>
+        </w:tc>
+        <w:tc>
+          <w:tcPr>
+            <w:tcW w:type="dxa" w:w="1247"/>
+          </w:tcPr>
+          <w:p>
+            <w:r>
+              <w:t>VARCHAR</w:t>
+            </w:r>
+          </w:p>
+        </w:tc>
+        <w:tc>
+          <w:tcPr>
+            <w:tcW w:type="dxa" w:w="907"/>
           </w:tcPr>
           <w:p>
             <w:pPr>
               <w:jc w:val="center"/>
             </w:pPr>
             <w:r>
-              <w:t>61</w:t>
-            </w:r>
-          </w:p>
-        </w:tc>
-        <w:tc>
-          <w:tcPr>
-            <w:tcW w:type="dxa" w:w="1871"/>
-          </w:tcPr>
-          <w:p>
-            <w:r>
-              <w:rPr>
-                <w:b/>
-              </w:rPr>
-              <w:t>notes</w:t>
+              <w:t>100</w:t>
             </w:r>
           </w:p>
         </w:tc>
@@ -4929,23 +3535,45 @@
           </w:tcPr>
           <w:p>
             <w:r>
-              <w:t>Remarques sur la facture</w:t>
-            </w:r>
-          </w:p>
-        </w:tc>
-        <w:tc>
-          <w:tcPr>
-            <w:tcW w:type="dxa" w:w="1077"/>
-          </w:tcPr>
-          <w:p>
-            <w:r>
-              <w:t>TEXT</w:t>
-            </w:r>
-          </w:p>
-        </w:tc>
-        <w:tc>
-          <w:tcPr>
-            <w:tcW w:type="dxa" w:w="794"/>
+              <w:t>Texte</w:t>
+            </w:r>
+          </w:p>
+        </w:tc>
+      </w:tr>
+      <w:tr>
+        <w:tc>
+          <w:tcPr>
+            <w:tcW w:type="dxa" w:w="1928"/>
+          </w:tcPr>
+          <w:p>
+            <w:r>
+              <w:t>priorite</w:t>
+            </w:r>
+          </w:p>
+        </w:tc>
+        <w:tc>
+          <w:tcPr>
+            <w:tcW w:type="dxa" w:w="3515"/>
+          </w:tcPr>
+          <w:p>
+            <w:r>
+              <w:t>Priorité de la tâche ou de la tâche suggérée.</w:t>
+            </w:r>
+          </w:p>
+        </w:tc>
+        <w:tc>
+          <w:tcPr>
+            <w:tcW w:type="dxa" w:w="1247"/>
+          </w:tcPr>
+          <w:p>
+            <w:r>
+              <w:t>ENUM</w:t>
+            </w:r>
+          </w:p>
+        </w:tc>
+        <w:tc>
+          <w:tcPr>
+            <w:tcW w:type="dxa" w:w="907"/>
           </w:tcPr>
           <w:p>
             <w:pPr>
@@ -4956,19 +3584,11 @@
         </w:tc>
         <w:tc>
           <w:tcPr>
-            <w:tcW w:type="dxa" w:w="1814"/>
-          </w:tcPr>
-          <w:p>
-            <w:r/>
-          </w:p>
-        </w:tc>
-        <w:tc>
-          <w:tcPr>
-            <w:tcW w:type="dxa" w:w="1587"/>
-          </w:tcPr>
-          <w:p>
-            <w:r>
-              <w:t>facture</w:t>
+            <w:tcW w:type="dxa" w:w="2608"/>
+          </w:tcPr>
+          <w:p>
+            <w:r>
+              <w:t>basse | moyenne | haute</w:t>
             </w:r>
           </w:p>
         </w:tc>
@@ -4976,134 +3596,37 @@
       <w:tr>
         <w:tc>
           <w:tcPr>
-            <w:tcW w:type="dxa" w:w="454"/>
-          </w:tcPr>
-          <w:p>
-            <w:pPr>
-              <w:jc w:val="center"/>
-            </w:pPr>
-            <w:r>
-              <w:t>62</w:t>
-            </w:r>
-          </w:p>
-        </w:tc>
-        <w:tc>
-          <w:tcPr>
-            <w:tcW w:type="dxa" w:w="1871"/>
-          </w:tcPr>
-          <w:p>
-            <w:r>
-              <w:rPr>
-                <w:b/>
-              </w:rPr>
-              <w:t>numero</w:t>
-            </w:r>
-          </w:p>
-        </w:tc>
-        <w:tc>
-          <w:tcPr>
-            <w:tcW w:type="dxa" w:w="2608"/>
-          </w:tcPr>
-          <w:p>
-            <w:r>
-              <w:t>Numéro de la facture</w:t>
-            </w:r>
-          </w:p>
-        </w:tc>
-        <w:tc>
-          <w:tcPr>
-            <w:tcW w:type="dxa" w:w="1077"/>
-          </w:tcPr>
-          <w:p>
-            <w:r>
-              <w:t>VARCHAR</w:t>
-            </w:r>
-          </w:p>
-        </w:tc>
-        <w:tc>
-          <w:tcPr>
-            <w:tcW w:type="dxa" w:w="794"/>
-          </w:tcPr>
-          <w:p>
-            <w:pPr>
-              <w:jc w:val="center"/>
-            </w:pPr>
-            <w:r>
-              <w:t>30</w:t>
-            </w:r>
-          </w:p>
-        </w:tc>
-        <w:tc>
-          <w:tcPr>
-            <w:tcW w:type="dxa" w:w="1814"/>
-          </w:tcPr>
-          <w:p>
-            <w:r>
-              <w:t>NOT NULL, UNIQUE</w:t>
-            </w:r>
-          </w:p>
-        </w:tc>
-        <w:tc>
-          <w:tcPr>
-            <w:tcW w:type="dxa" w:w="1587"/>
-          </w:tcPr>
-          <w:p>
-            <w:r>
-              <w:t>facture</w:t>
-            </w:r>
-          </w:p>
-        </w:tc>
-      </w:tr>
-      <w:tr>
-        <w:tc>
-          <w:tcPr>
-            <w:tcW w:type="dxa" w:w="454"/>
-          </w:tcPr>
-          <w:p>
-            <w:pPr>
-              <w:jc w:val="center"/>
-            </w:pPr>
-            <w:r>
-              <w:t>63</w:t>
-            </w:r>
-          </w:p>
-        </w:tc>
-        <w:tc>
-          <w:tcPr>
-            <w:tcW w:type="dxa" w:w="1871"/>
-          </w:tcPr>
-          <w:p>
-            <w:r>
-              <w:rPr>
-                <w:b/>
-              </w:rPr>
-              <w:t>ordre</w:t>
-            </w:r>
-          </w:p>
-        </w:tc>
-        <w:tc>
-          <w:tcPr>
-            <w:tcW w:type="dxa" w:w="2608"/>
-          </w:tcPr>
-          <w:p>
-            <w:r>
-              <w:t>Position de la tâche dans la colonne Kanban</w:t>
-            </w:r>
-          </w:p>
-        </w:tc>
-        <w:tc>
-          <w:tcPr>
-            <w:tcW w:type="dxa" w:w="1077"/>
-          </w:tcPr>
-          <w:p>
-            <w:r>
-              <w:t>INTEGER</w:t>
-            </w:r>
-          </w:p>
-        </w:tc>
-        <w:tc>
-          <w:tcPr>
-            <w:tcW w:type="dxa" w:w="794"/>
+            <w:tcW w:type="dxa" w:w="1928"/>
+          </w:tcPr>
+          <w:p>
+            <w:r>
+              <w:t>responsable_id</w:t>
+            </w:r>
+          </w:p>
+        </w:tc>
+        <w:tc>
+          <w:tcPr>
+            <w:tcW w:type="dxa" w:w="3515"/>
+          </w:tcPr>
+          <w:p>
+            <w:r>
+              <w:t>Utilisateur responsable du projet ou de la tâche (clé étrangère vers utilisateur).</w:t>
+            </w:r>
+          </w:p>
+        </w:tc>
+        <w:tc>
+          <w:tcPr>
+            <w:tcW w:type="dxa" w:w="1247"/>
+          </w:tcPr>
+          <w:p>
+            <w:r>
+              <w:t>BIGINT</w:t>
+            </w:r>
+          </w:p>
+        </w:tc>
+        <w:tc>
+          <w:tcPr>
+            <w:tcW w:type="dxa" w:w="907"/>
           </w:tcPr>
           <w:p>
             <w:pPr>
@@ -5114,21 +3637,11 @@
         </w:tc>
         <w:tc>
           <w:tcPr>
-            <w:tcW w:type="dxa" w:w="1814"/>
-          </w:tcPr>
-          <w:p>
-            <w:r>
-              <w:t>NOT NULL, défaut 0</w:t>
-            </w:r>
-          </w:p>
-        </w:tc>
-        <w:tc>
-          <w:tcPr>
-            <w:tcW w:type="dxa" w:w="1587"/>
-          </w:tcPr>
-          <w:p>
-            <w:r>
-              <w:t>tache</w:t>
+            <w:tcW w:type="dxa" w:w="2608"/>
+          </w:tcPr>
+          <w:p>
+            <w:r>
+              <w:t>Entier</w:t>
             </w:r>
           </w:p>
         </w:tc>
@@ -5136,134 +3649,37 @@
       <w:tr>
         <w:tc>
           <w:tcPr>
-            <w:tcW w:type="dxa" w:w="454"/>
-          </w:tcPr>
-          <w:p>
-            <w:pPr>
-              <w:jc w:val="center"/>
-            </w:pPr>
-            <w:r>
-              <w:t>64</w:t>
-            </w:r>
-          </w:p>
-        </w:tc>
-        <w:tc>
-          <w:tcPr>
-            <w:tcW w:type="dxa" w:w="1871"/>
-          </w:tcPr>
-          <w:p>
-            <w:r>
-              <w:rPr>
-                <w:b/>
-              </w:rPr>
-              <w:t>prenom</w:t>
-            </w:r>
-          </w:p>
-        </w:tc>
-        <w:tc>
-          <w:tcPr>
-            <w:tcW w:type="dxa" w:w="2608"/>
-          </w:tcPr>
-          <w:p>
-            <w:r>
-              <w:t>Prénom de l'utilisateur</w:t>
-            </w:r>
-          </w:p>
-        </w:tc>
-        <w:tc>
-          <w:tcPr>
-            <w:tcW w:type="dxa" w:w="1077"/>
-          </w:tcPr>
-          <w:p>
-            <w:r>
-              <w:t>VARCHAR</w:t>
-            </w:r>
-          </w:p>
-        </w:tc>
-        <w:tc>
-          <w:tcPr>
-            <w:tcW w:type="dxa" w:w="794"/>
-          </w:tcPr>
-          <w:p>
-            <w:pPr>
-              <w:jc w:val="center"/>
-            </w:pPr>
-            <w:r>
-              <w:t>100</w:t>
-            </w:r>
-          </w:p>
-        </w:tc>
-        <w:tc>
-          <w:tcPr>
-            <w:tcW w:type="dxa" w:w="1814"/>
-          </w:tcPr>
-          <w:p>
-            <w:r>
-              <w:t>NOT NULL</w:t>
-            </w:r>
-          </w:p>
-        </w:tc>
-        <w:tc>
-          <w:tcPr>
-            <w:tcW w:type="dxa" w:w="1587"/>
-          </w:tcPr>
-          <w:p>
-            <w:r>
-              <w:t>utilisateur</w:t>
-            </w:r>
-          </w:p>
-        </w:tc>
-      </w:tr>
-      <w:tr>
-        <w:tc>
-          <w:tcPr>
-            <w:tcW w:type="dxa" w:w="454"/>
-          </w:tcPr>
-          <w:p>
-            <w:pPr>
-              <w:jc w:val="center"/>
-            </w:pPr>
-            <w:r>
-              <w:t>65</w:t>
-            </w:r>
-          </w:p>
-        </w:tc>
-        <w:tc>
-          <w:tcPr>
-            <w:tcW w:type="dxa" w:w="1871"/>
-          </w:tcPr>
-          <w:p>
-            <w:r>
-              <w:rPr>
-                <w:b/>
-              </w:rPr>
-              <w:t>priorite</w:t>
-            </w:r>
-          </w:p>
-        </w:tc>
-        <w:tc>
-          <w:tcPr>
-            <w:tcW w:type="dxa" w:w="2608"/>
-          </w:tcPr>
-          <w:p>
-            <w:r>
-              <w:t>Priorité : basse, moyenne, haute</w:t>
-            </w:r>
-          </w:p>
-        </w:tc>
-        <w:tc>
-          <w:tcPr>
-            <w:tcW w:type="dxa" w:w="1077"/>
-          </w:tcPr>
-          <w:p>
-            <w:r>
-              <w:t>ENUM</w:t>
-            </w:r>
-          </w:p>
-        </w:tc>
-        <w:tc>
-          <w:tcPr>
-            <w:tcW w:type="dxa" w:w="794"/>
+            <w:tcW w:type="dxa" w:w="1928"/>
+          </w:tcPr>
+          <w:p>
+            <w:r>
+              <w:t>resultat_json</w:t>
+            </w:r>
+          </w:p>
+        </w:tc>
+        <w:tc>
+          <w:tcPr>
+            <w:tcW w:type="dxa" w:w="3515"/>
+          </w:tcPr>
+          <w:p>
+            <w:r>
+              <w:t>Résultat brut renvoyé par l'IA.</w:t>
+            </w:r>
+          </w:p>
+        </w:tc>
+        <w:tc>
+          <w:tcPr>
+            <w:tcW w:type="dxa" w:w="1247"/>
+          </w:tcPr>
+          <w:p>
+            <w:r>
+              <w:t>JSONB</w:t>
+            </w:r>
+          </w:p>
+        </w:tc>
+        <w:tc>
+          <w:tcPr>
+            <w:tcW w:type="dxa" w:w="907"/>
           </w:tcPr>
           <w:p>
             <w:pPr>
@@ -5274,21 +3690,11 @@
         </w:tc>
         <w:tc>
           <w:tcPr>
-            <w:tcW w:type="dxa" w:w="1814"/>
-          </w:tcPr>
-          <w:p>
-            <w:r>
-              <w:t>NOT NULL, défaut 'moyenne'</w:t>
-            </w:r>
-          </w:p>
-        </w:tc>
-        <w:tc>
-          <w:tcPr>
-            <w:tcW w:type="dxa" w:w="1587"/>
-          </w:tcPr>
-          <w:p>
-            <w:r>
-              <w:t>tache, suggestion_tache</w:t>
+            <w:tcW w:type="dxa" w:w="2608"/>
+          </w:tcPr>
+          <w:p>
+            <w:r>
+              <w:t>Objet JSON</w:t>
             </w:r>
           </w:p>
         </w:tc>
@@ -5296,53 +3702,37 @@
       <w:tr>
         <w:tc>
           <w:tcPr>
-            <w:tcW w:type="dxa" w:w="454"/>
-          </w:tcPr>
-          <w:p>
-            <w:pPr>
-              <w:jc w:val="center"/>
-            </w:pPr>
-            <w:r>
-              <w:t>66</w:t>
-            </w:r>
-          </w:p>
-        </w:tc>
-        <w:tc>
-          <w:tcPr>
-            <w:tcW w:type="dxa" w:w="1871"/>
-          </w:tcPr>
-          <w:p>
-            <w:r>
-              <w:rPr>
-                <w:b/>
-              </w:rPr>
-              <w:t>responsable_id</w:t>
-            </w:r>
-          </w:p>
-        </w:tc>
-        <w:tc>
-          <w:tcPr>
-            <w:tcW w:type="dxa" w:w="2608"/>
-          </w:tcPr>
-          <w:p>
-            <w:r>
-              <w:t>Utilisateur responsable du projet ou de la tâche</w:t>
-            </w:r>
-          </w:p>
-        </w:tc>
-        <w:tc>
-          <w:tcPr>
-            <w:tcW w:type="dxa" w:w="1077"/>
-          </w:tcPr>
-          <w:p>
-            <w:r>
-              <w:t>BIGINT</w:t>
-            </w:r>
-          </w:p>
-        </w:tc>
-        <w:tc>
-          <w:tcPr>
-            <w:tcW w:type="dxa" w:w="794"/>
+            <w:tcW w:type="dxa" w:w="1928"/>
+          </w:tcPr>
+          <w:p>
+            <w:r>
+              <w:t>role</w:t>
+            </w:r>
+          </w:p>
+        </w:tc>
+        <w:tc>
+          <w:tcPr>
+            <w:tcW w:type="dxa" w:w="3515"/>
+          </w:tcPr>
+          <w:p>
+            <w:r>
+              <w:t>Rôle du compte utilisateur.</w:t>
+            </w:r>
+          </w:p>
+        </w:tc>
+        <w:tc>
+          <w:tcPr>
+            <w:tcW w:type="dxa" w:w="1247"/>
+          </w:tcPr>
+          <w:p>
+            <w:r>
+              <w:t>ENUM</w:t>
+            </w:r>
+          </w:p>
+        </w:tc>
+        <w:tc>
+          <w:tcPr>
+            <w:tcW w:type="dxa" w:w="907"/>
           </w:tcPr>
           <w:p>
             <w:pPr>
@@ -5353,21 +3743,11 @@
         </w:tc>
         <w:tc>
           <w:tcPr>
-            <w:tcW w:type="dxa" w:w="1814"/>
-          </w:tcPr>
-          <w:p>
-            <w:r>
-              <w:t>FK → utilisateur</w:t>
-            </w:r>
-          </w:p>
-        </w:tc>
-        <w:tc>
-          <w:tcPr>
-            <w:tcW w:type="dxa" w:w="1587"/>
-          </w:tcPr>
-          <w:p>
-            <w:r>
-              <w:t>projet, tache</w:t>
+            <w:tcW w:type="dxa" w:w="2608"/>
+          </w:tcPr>
+          <w:p>
+            <w:r>
+              <w:t>direction | drh | chef_de_projet | equipe | client</w:t>
             </w:r>
           </w:p>
         </w:tc>
@@ -5375,27 +3755,44 @@
       <w:tr>
         <w:tc>
           <w:tcPr>
-            <w:tcW w:type="dxa" w:w="454"/>
+            <w:tcW w:type="dxa" w:w="1928"/>
+          </w:tcPr>
+          <w:p>
+            <w:r>
+              <w:t>role_dans_projet</w:t>
+            </w:r>
+          </w:p>
+        </w:tc>
+        <w:tc>
+          <w:tcPr>
+            <w:tcW w:type="dxa" w:w="3515"/>
+          </w:tcPr>
+          <w:p>
+            <w:r>
+              <w:t>Rôle du membre au sein du projet.</w:t>
+            </w:r>
+          </w:p>
+        </w:tc>
+        <w:tc>
+          <w:tcPr>
+            <w:tcW w:type="dxa" w:w="1247"/>
+          </w:tcPr>
+          <w:p>
+            <w:r>
+              <w:t>VARCHAR</w:t>
+            </w:r>
+          </w:p>
+        </w:tc>
+        <w:tc>
+          <w:tcPr>
+            <w:tcW w:type="dxa" w:w="907"/>
           </w:tcPr>
           <w:p>
             <w:pPr>
               <w:jc w:val="center"/>
             </w:pPr>
             <w:r>
-              <w:t>67</w:t>
-            </w:r>
-          </w:p>
-        </w:tc>
-        <w:tc>
-          <w:tcPr>
-            <w:tcW w:type="dxa" w:w="1871"/>
-          </w:tcPr>
-          <w:p>
-            <w:r>
-              <w:rPr>
-                <w:b/>
-              </w:rPr>
-              <w:t>resultat_json</w:t>
+              <w:t>60</w:t>
             </w:r>
           </w:p>
         </w:tc>
@@ -5405,23 +3802,45 @@
           </w:tcPr>
           <w:p>
             <w:r>
-              <w:t>Résultat brut renvoyé par l'IA</w:t>
-            </w:r>
-          </w:p>
-        </w:tc>
-        <w:tc>
-          <w:tcPr>
-            <w:tcW w:type="dxa" w:w="1077"/>
-          </w:tcPr>
-          <w:p>
-            <w:r>
-              <w:t>JSONB</w:t>
-            </w:r>
-          </w:p>
-        </w:tc>
-        <w:tc>
-          <w:tcPr>
-            <w:tcW w:type="dxa" w:w="794"/>
+              <w:t>Texte (ex. développeur, designer)</w:t>
+            </w:r>
+          </w:p>
+        </w:tc>
+      </w:tr>
+      <w:tr>
+        <w:tc>
+          <w:tcPr>
+            <w:tcW w:type="dxa" w:w="1928"/>
+          </w:tcPr>
+          <w:p>
+            <w:r>
+              <w:t>source</w:t>
+            </w:r>
+          </w:p>
+        </w:tc>
+        <w:tc>
+          <w:tcPr>
+            <w:tcW w:type="dxa" w:w="3515"/>
+          </w:tcPr>
+          <w:p>
+            <w:r>
+              <w:t>Origine du contenu analysé (fichier, message…).</w:t>
+            </w:r>
+          </w:p>
+        </w:tc>
+        <w:tc>
+          <w:tcPr>
+            <w:tcW w:type="dxa" w:w="1247"/>
+          </w:tcPr>
+          <w:p>
+            <w:r>
+              <w:t>TEXT</w:t>
+            </w:r>
+          </w:p>
+        </w:tc>
+        <w:tc>
+          <w:tcPr>
+            <w:tcW w:type="dxa" w:w="907"/>
           </w:tcPr>
           <w:p>
             <w:pPr>
@@ -5432,19 +3851,11 @@
         </w:tc>
         <w:tc>
           <w:tcPr>
-            <w:tcW w:type="dxa" w:w="1814"/>
-          </w:tcPr>
-          <w:p>
-            <w:r/>
-          </w:p>
-        </w:tc>
-        <w:tc>
-          <w:tcPr>
-            <w:tcW w:type="dxa" w:w="1587"/>
-          </w:tcPr>
-          <w:p>
-            <w:r>
-              <w:t>analyse_ia</w:t>
+            <w:tcW w:type="dxa" w:w="2608"/>
+          </w:tcPr>
+          <w:p>
+            <w:r>
+              <w:t>Texte libre</w:t>
             </w:r>
           </w:p>
         </w:tc>
@@ -5452,43 +3863,27 @@
       <w:tr>
         <w:tc>
           <w:tcPr>
-            <w:tcW w:type="dxa" w:w="454"/>
-          </w:tcPr>
-          <w:p>
-            <w:pPr>
-              <w:jc w:val="center"/>
-            </w:pPr>
-            <w:r>
-              <w:t>68</w:t>
-            </w:r>
-          </w:p>
-        </w:tc>
-        <w:tc>
-          <w:tcPr>
-            <w:tcW w:type="dxa" w:w="1871"/>
-          </w:tcPr>
-          <w:p>
-            <w:r>
-              <w:rPr>
-                <w:b/>
-              </w:rPr>
-              <w:t>role</w:t>
-            </w:r>
-          </w:p>
-        </w:tc>
-        <w:tc>
-          <w:tcPr>
-            <w:tcW w:type="dxa" w:w="2608"/>
-          </w:tcPr>
-          <w:p>
-            <w:r>
-              <w:t>Rôle du compte : direction, drh, chef_de_projet, equipe, client</w:t>
-            </w:r>
-          </w:p>
-        </w:tc>
-        <w:tc>
-          <w:tcPr>
-            <w:tcW w:type="dxa" w:w="1077"/>
+            <w:tcW w:type="dxa" w:w="1928"/>
+          </w:tcPr>
+          <w:p>
+            <w:r>
+              <w:t>statut</w:t>
+            </w:r>
+          </w:p>
+        </w:tc>
+        <w:tc>
+          <w:tcPr>
+            <w:tcW w:type="dxa" w:w="3515"/>
+          </w:tcPr>
+          <w:p>
+            <w:r>
+              <w:t>Statut de la tâche, de la facture, de l'absence, de la tâche suggérée ou du devis suggéré.</w:t>
+            </w:r>
+          </w:p>
+        </w:tc>
+        <w:tc>
+          <w:tcPr>
+            <w:tcW w:type="dxa" w:w="1247"/>
           </w:tcPr>
           <w:p>
             <w:r>
@@ -5498,7 +3893,7 @@
         </w:tc>
         <w:tc>
           <w:tcPr>
-            <w:tcW w:type="dxa" w:w="794"/>
+            <w:tcW w:type="dxa" w:w="907"/>
           </w:tcPr>
           <w:p>
             <w:pPr>
@@ -5509,21 +3904,11 @@
         </w:tc>
         <w:tc>
           <w:tcPr>
-            <w:tcW w:type="dxa" w:w="1814"/>
-          </w:tcPr>
-          <w:p>
-            <w:r>
-              <w:t>NOT NULL, défaut 'equipe'</w:t>
-            </w:r>
-          </w:p>
-        </w:tc>
-        <w:tc>
-          <w:tcPr>
-            <w:tcW w:type="dxa" w:w="1587"/>
-          </w:tcPr>
-          <w:p>
-            <w:r>
-              <w:t>utilisateur</w:t>
+            <w:tcW w:type="dxa" w:w="2608"/>
+          </w:tcPr>
+          <w:p>
+            <w:r>
+              <w:t>tâche : a_faire | en_cours | en_revue | termine ; facture : brouillon | envoyee | payee | en_retard | annulee ; absence : en_attente | acceptee | refusee ; suggestion de tâche : en_attente | validee | rejetee ; suggestion de devis : en_attente | validee | refusee</w:t>
             </w:r>
           </w:p>
         </w:tc>
@@ -5531,132 +3916,37 @@
       <w:tr>
         <w:tc>
           <w:tcPr>
-            <w:tcW w:type="dxa" w:w="454"/>
-          </w:tcPr>
-          <w:p>
-            <w:pPr>
-              <w:jc w:val="center"/>
-            </w:pPr>
-            <w:r>
-              <w:t>69</w:t>
-            </w:r>
-          </w:p>
-        </w:tc>
-        <w:tc>
-          <w:tcPr>
-            <w:tcW w:type="dxa" w:w="1871"/>
-          </w:tcPr>
-          <w:p>
-            <w:r>
-              <w:rPr>
-                <w:b/>
-              </w:rPr>
-              <w:t>role_dans_projet</w:t>
-            </w:r>
-          </w:p>
-        </w:tc>
-        <w:tc>
-          <w:tcPr>
-            <w:tcW w:type="dxa" w:w="2608"/>
-          </w:tcPr>
-          <w:p>
-            <w:r>
-              <w:t>Rôle du membre dans le projet (développeur, designer…)</w:t>
-            </w:r>
-          </w:p>
-        </w:tc>
-        <w:tc>
-          <w:tcPr>
-            <w:tcW w:type="dxa" w:w="1077"/>
-          </w:tcPr>
-          <w:p>
-            <w:r>
-              <w:t>VARCHAR</w:t>
-            </w:r>
-          </w:p>
-        </w:tc>
-        <w:tc>
-          <w:tcPr>
-            <w:tcW w:type="dxa" w:w="794"/>
-          </w:tcPr>
-          <w:p>
-            <w:pPr>
-              <w:jc w:val="center"/>
-            </w:pPr>
-            <w:r>
-              <w:t>60</w:t>
-            </w:r>
-          </w:p>
-        </w:tc>
-        <w:tc>
-          <w:tcPr>
-            <w:tcW w:type="dxa" w:w="1814"/>
-          </w:tcPr>
-          <w:p>
-            <w:r/>
-          </w:p>
-        </w:tc>
-        <w:tc>
-          <w:tcPr>
-            <w:tcW w:type="dxa" w:w="1587"/>
-          </w:tcPr>
-          <w:p>
-            <w:r>
-              <w:t>projet_membre</w:t>
-            </w:r>
-          </w:p>
-        </w:tc>
-      </w:tr>
-      <w:tr>
-        <w:tc>
-          <w:tcPr>
-            <w:tcW w:type="dxa" w:w="454"/>
-          </w:tcPr>
-          <w:p>
-            <w:pPr>
-              <w:jc w:val="center"/>
-            </w:pPr>
-            <w:r>
-              <w:t>70</w:t>
-            </w:r>
-          </w:p>
-        </w:tc>
-        <w:tc>
-          <w:tcPr>
-            <w:tcW w:type="dxa" w:w="1871"/>
-          </w:tcPr>
-          <w:p>
-            <w:r>
-              <w:rPr>
-                <w:b/>
-              </w:rPr>
-              <w:t>source</w:t>
-            </w:r>
-          </w:p>
-        </w:tc>
-        <w:tc>
-          <w:tcPr>
-            <w:tcW w:type="dxa" w:w="2608"/>
-          </w:tcPr>
-          <w:p>
-            <w:r>
-              <w:t>Origine du contenu (fichier, message…)</w:t>
-            </w:r>
-          </w:p>
-        </w:tc>
-        <w:tc>
-          <w:tcPr>
-            <w:tcW w:type="dxa" w:w="1077"/>
-          </w:tcPr>
-          <w:p>
-            <w:r>
-              <w:t>TEXT</w:t>
-            </w:r>
-          </w:p>
-        </w:tc>
-        <w:tc>
-          <w:tcPr>
-            <w:tcW w:type="dxa" w:w="794"/>
+            <w:tcW w:type="dxa" w:w="1928"/>
+          </w:tcPr>
+          <w:p>
+            <w:r>
+              <w:t>statut_sante</w:t>
+            </w:r>
+          </w:p>
+        </w:tc>
+        <w:tc>
+          <w:tcPr>
+            <w:tcW w:type="dxa" w:w="3515"/>
+          </w:tcPr>
+          <w:p>
+            <w:r>
+              <w:t>État de santé du projet.</w:t>
+            </w:r>
+          </w:p>
+        </w:tc>
+        <w:tc>
+          <w:tcPr>
+            <w:tcW w:type="dxa" w:w="1247"/>
+          </w:tcPr>
+          <w:p>
+            <w:r>
+              <w:t>ENUM</w:t>
+            </w:r>
+          </w:p>
+        </w:tc>
+        <w:tc>
+          <w:tcPr>
+            <w:tcW w:type="dxa" w:w="907"/>
           </w:tcPr>
           <w:p>
             <w:pPr>
@@ -5667,19 +3957,11 @@
         </w:tc>
         <w:tc>
           <w:tcPr>
-            <w:tcW w:type="dxa" w:w="1814"/>
-          </w:tcPr>
-          <w:p>
-            <w:r/>
-          </w:p>
-        </w:tc>
-        <w:tc>
-          <w:tcPr>
-            <w:tcW w:type="dxa" w:w="1587"/>
-          </w:tcPr>
-          <w:p>
-            <w:r>
-              <w:t>analyse_ia, document_chunk</w:t>
+            <w:tcW w:type="dxa" w:w="2608"/>
+          </w:tcPr>
+          <w:p>
+            <w:r>
+              <w:t>vert | orange | rouge</w:t>
             </w:r>
           </w:p>
         </w:tc>
@@ -5687,53 +3969,37 @@
       <w:tr>
         <w:tc>
           <w:tcPr>
-            <w:tcW w:type="dxa" w:w="454"/>
-          </w:tcPr>
-          <w:p>
-            <w:pPr>
-              <w:jc w:val="center"/>
-            </w:pPr>
-            <w:r>
-              <w:t>71</w:t>
-            </w:r>
-          </w:p>
-        </w:tc>
-        <w:tc>
-          <w:tcPr>
-            <w:tcW w:type="dxa" w:w="1871"/>
-          </w:tcPr>
-          <w:p>
-            <w:r>
-              <w:rPr>
-                <w:b/>
-              </w:rPr>
-              <w:t>statut</w:t>
-            </w:r>
-          </w:p>
-        </w:tc>
-        <w:tc>
-          <w:tcPr>
-            <w:tcW w:type="dxa" w:w="2608"/>
-          </w:tcPr>
-          <w:p>
-            <w:r>
-              <w:t>Statut — tache : a_faire, en_cours, en_revue, termine | facture : brouillon, envoyee, payee, en_retard, annulee | absence : en_attente, acceptee, refusee | suggestion_tache : en_attente, validee, rejetee | suggestion_devis : en_attente, validee, refusee</w:t>
-            </w:r>
-          </w:p>
-        </w:tc>
-        <w:tc>
-          <w:tcPr>
-            <w:tcW w:type="dxa" w:w="1077"/>
-          </w:tcPr>
-          <w:p>
-            <w:r>
-              <w:t>ENUM</w:t>
-            </w:r>
-          </w:p>
-        </w:tc>
-        <w:tc>
-          <w:tcPr>
-            <w:tcW w:type="dxa" w:w="794"/>
+            <w:tcW w:type="dxa" w:w="1928"/>
+          </w:tcPr>
+          <w:p>
+            <w:r>
+              <w:t>taille_octets</w:t>
+            </w:r>
+          </w:p>
+        </w:tc>
+        <w:tc>
+          <w:tcPr>
+            <w:tcW w:type="dxa" w:w="3515"/>
+          </w:tcPr>
+          <w:p>
+            <w:r>
+              <w:t>Taille du fichier en octets.</w:t>
+            </w:r>
+          </w:p>
+        </w:tc>
+        <w:tc>
+          <w:tcPr>
+            <w:tcW w:type="dxa" w:w="1247"/>
+          </w:tcPr>
+          <w:p>
+            <w:r>
+              <w:t>BIGINT</w:t>
+            </w:r>
+          </w:p>
+        </w:tc>
+        <w:tc>
+          <w:tcPr>
+            <w:tcW w:type="dxa" w:w="907"/>
           </w:tcPr>
           <w:p>
             <w:pPr>
@@ -5744,21 +4010,11 @@
         </w:tc>
         <w:tc>
           <w:tcPr>
-            <w:tcW w:type="dxa" w:w="1814"/>
-          </w:tcPr>
-          <w:p>
-            <w:r>
-              <w:t>NOT NULL</w:t>
-            </w:r>
-          </w:p>
-        </w:tc>
-        <w:tc>
-          <w:tcPr>
-            <w:tcW w:type="dxa" w:w="1587"/>
-          </w:tcPr>
-          <w:p>
-            <w:r>
-              <w:t>tache, facture, absence, suggestion_tache, suggestion_devis</w:t>
+            <w:tcW w:type="dxa" w:w="2608"/>
+          </w:tcPr>
+          <w:p>
+            <w:r>
+              <w:t>Entier</w:t>
             </w:r>
           </w:p>
         </w:tc>
@@ -5766,27 +4022,44 @@
       <w:tr>
         <w:tc>
           <w:tcPr>
-            <w:tcW w:type="dxa" w:w="454"/>
+            <w:tcW w:type="dxa" w:w="1928"/>
+          </w:tcPr>
+          <w:p>
+            <w:r>
+              <w:t>taux_tva</w:t>
+            </w:r>
+          </w:p>
+        </w:tc>
+        <w:tc>
+          <w:tcPr>
+            <w:tcW w:type="dxa" w:w="3515"/>
+          </w:tcPr>
+          <w:p>
+            <w:r>
+              <w:t>Taux de TVA appliqué à la facture, en pourcentage.</w:t>
+            </w:r>
+          </w:p>
+        </w:tc>
+        <w:tc>
+          <w:tcPr>
+            <w:tcW w:type="dxa" w:w="1247"/>
+          </w:tcPr>
+          <w:p>
+            <w:r>
+              <w:t>NUMERIC</w:t>
+            </w:r>
+          </w:p>
+        </w:tc>
+        <w:tc>
+          <w:tcPr>
+            <w:tcW w:type="dxa" w:w="907"/>
           </w:tcPr>
           <w:p>
             <w:pPr>
               <w:jc w:val="center"/>
             </w:pPr>
             <w:r>
-              <w:t>72</w:t>
-            </w:r>
-          </w:p>
-        </w:tc>
-        <w:tc>
-          <w:tcPr>
-            <w:tcW w:type="dxa" w:w="1871"/>
-          </w:tcPr>
-          <w:p>
-            <w:r>
-              <w:rPr>
-                <w:b/>
-              </w:rPr>
-              <w:t>statut_sante</w:t>
+              <w:t>5,2</w:t>
             </w:r>
           </w:p>
         </w:tc>
@@ -5796,23 +4069,100 @@
           </w:tcPr>
           <w:p>
             <w:r>
-              <w:t>Santé du projet : vert, orange, rouge</w:t>
-            </w:r>
-          </w:p>
-        </w:tc>
-        <w:tc>
-          <w:tcPr>
-            <w:tcW w:type="dxa" w:w="1077"/>
-          </w:tcPr>
-          <w:p>
-            <w:r>
-              <w:t>ENUM</w:t>
-            </w:r>
-          </w:p>
-        </w:tc>
-        <w:tc>
-          <w:tcPr>
-            <w:tcW w:type="dxa" w:w="794"/>
+              <w:t>Décimal (ex. 20,00)</w:t>
+            </w:r>
+          </w:p>
+        </w:tc>
+      </w:tr>
+      <w:tr>
+        <w:tc>
+          <w:tcPr>
+            <w:tcW w:type="dxa" w:w="1928"/>
+          </w:tcPr>
+          <w:p>
+            <w:r>
+              <w:t>telephone</w:t>
+            </w:r>
+          </w:p>
+        </w:tc>
+        <w:tc>
+          <w:tcPr>
+            <w:tcW w:type="dxa" w:w="3515"/>
+          </w:tcPr>
+          <w:p>
+            <w:r>
+              <w:t>Numéro de téléphone du client.</w:t>
+            </w:r>
+          </w:p>
+        </w:tc>
+        <w:tc>
+          <w:tcPr>
+            <w:tcW w:type="dxa" w:w="1247"/>
+          </w:tcPr>
+          <w:p>
+            <w:r>
+              <w:t>VARCHAR</w:t>
+            </w:r>
+          </w:p>
+        </w:tc>
+        <w:tc>
+          <w:tcPr>
+            <w:tcW w:type="dxa" w:w="907"/>
+          </w:tcPr>
+          <w:p>
+            <w:pPr>
+              <w:jc w:val="center"/>
+            </w:pPr>
+            <w:r>
+              <w:t>30</w:t>
+            </w:r>
+          </w:p>
+        </w:tc>
+        <w:tc>
+          <w:tcPr>
+            <w:tcW w:type="dxa" w:w="2608"/>
+          </w:tcPr>
+          <w:p>
+            <w:r>
+              <w:t>Chiffres (ex. 0340000000)</w:t>
+            </w:r>
+          </w:p>
+        </w:tc>
+      </w:tr>
+      <w:tr>
+        <w:tc>
+          <w:tcPr>
+            <w:tcW w:type="dxa" w:w="1928"/>
+          </w:tcPr>
+          <w:p>
+            <w:r>
+              <w:t>televerse_par</w:t>
+            </w:r>
+          </w:p>
+        </w:tc>
+        <w:tc>
+          <w:tcPr>
+            <w:tcW w:type="dxa" w:w="3515"/>
+          </w:tcPr>
+          <w:p>
+            <w:r>
+              <w:t>Utilisateur ayant téléversé le fichier (clé étrangère vers utilisateur).</w:t>
+            </w:r>
+          </w:p>
+        </w:tc>
+        <w:tc>
+          <w:tcPr>
+            <w:tcW w:type="dxa" w:w="1247"/>
+          </w:tcPr>
+          <w:p>
+            <w:r>
+              <w:t>BIGINT</w:t>
+            </w:r>
+          </w:p>
+        </w:tc>
+        <w:tc>
+          <w:tcPr>
+            <w:tcW w:type="dxa" w:w="907"/>
           </w:tcPr>
           <w:p>
             <w:pPr>
@@ -5823,21 +4173,11 @@
         </w:tc>
         <w:tc>
           <w:tcPr>
-            <w:tcW w:type="dxa" w:w="1814"/>
-          </w:tcPr>
-          <w:p>
-            <w:r>
-              <w:t>NOT NULL, défaut 'vert'</w:t>
-            </w:r>
-          </w:p>
-        </w:tc>
-        <w:tc>
-          <w:tcPr>
-            <w:tcW w:type="dxa" w:w="1587"/>
-          </w:tcPr>
-          <w:p>
-            <w:r>
-              <w:t>projet</w:t>
+            <w:tcW w:type="dxa" w:w="2608"/>
+          </w:tcPr>
+          <w:p>
+            <w:r>
+              <w:t>Entier</w:t>
             </w:r>
           </w:p>
         </w:tc>
@@ -5845,27 +4185,44 @@
       <w:tr>
         <w:tc>
           <w:tcPr>
-            <w:tcW w:type="dxa" w:w="454"/>
+            <w:tcW w:type="dxa" w:w="1928"/>
+          </w:tcPr>
+          <w:p>
+            <w:r>
+              <w:t>titre</w:t>
+            </w:r>
+          </w:p>
+        </w:tc>
+        <w:tc>
+          <w:tcPr>
+            <w:tcW w:type="dxa" w:w="3515"/>
+          </w:tcPr>
+          <w:p>
+            <w:r>
+              <w:t>Titre de la tâche, du jalon, de la tâche suggérée ou du devis suggéré.</w:t>
+            </w:r>
+          </w:p>
+        </w:tc>
+        <w:tc>
+          <w:tcPr>
+            <w:tcW w:type="dxa" w:w="1247"/>
+          </w:tcPr>
+          <w:p>
+            <w:r>
+              <w:t>VARCHAR</w:t>
+            </w:r>
+          </w:p>
+        </w:tc>
+        <w:tc>
+          <w:tcPr>
+            <w:tcW w:type="dxa" w:w="907"/>
           </w:tcPr>
           <w:p>
             <w:pPr>
               <w:jc w:val="center"/>
             </w:pPr>
             <w:r>
-              <w:t>73</w:t>
-            </w:r>
-          </w:p>
-        </w:tc>
-        <w:tc>
-          <w:tcPr>
-            <w:tcW w:type="dxa" w:w="1871"/>
-          </w:tcPr>
-          <w:p>
-            <w:r>
-              <w:rPr>
-                <w:b/>
-              </w:rPr>
-              <w:t>taille_octets</w:t>
+              <w:t>200</w:t>
             </w:r>
           </w:p>
         </w:tc>
@@ -5875,23 +4232,210 @@
           </w:tcPr>
           <w:p>
             <w:r>
-              <w:t>Taille du fichier en octets</w:t>
-            </w:r>
-          </w:p>
-        </w:tc>
-        <w:tc>
-          <w:tcPr>
-            <w:tcW w:type="dxa" w:w="1077"/>
-          </w:tcPr>
-          <w:p>
-            <w:r>
-              <w:t>BIGINT</w:t>
-            </w:r>
-          </w:p>
-        </w:tc>
-        <w:tc>
-          <w:tcPr>
-            <w:tcW w:type="dxa" w:w="794"/>
+              <w:t>Texte</w:t>
+            </w:r>
+          </w:p>
+        </w:tc>
+      </w:tr>
+      <w:tr>
+        <w:tc>
+          <w:tcPr>
+            <w:tcW w:type="dxa" w:w="1928"/>
+          </w:tcPr>
+          <w:p>
+            <w:r>
+              <w:t>token_hash</w:t>
+            </w:r>
+          </w:p>
+        </w:tc>
+        <w:tc>
+          <w:tcPr>
+            <w:tcW w:type="dxa" w:w="3515"/>
+          </w:tcPr>
+          <w:p>
+            <w:r>
+              <w:t>Empreinte SHA-256 du jeton de réinitialisation du mot de passe.</w:t>
+            </w:r>
+          </w:p>
+        </w:tc>
+        <w:tc>
+          <w:tcPr>
+            <w:tcW w:type="dxa" w:w="1247"/>
+          </w:tcPr>
+          <w:p>
+            <w:r>
+              <w:t>VARCHAR</w:t>
+            </w:r>
+          </w:p>
+        </w:tc>
+        <w:tc>
+          <w:tcPr>
+            <w:tcW w:type="dxa" w:w="907"/>
+          </w:tcPr>
+          <w:p>
+            <w:pPr>
+              <w:jc w:val="center"/>
+            </w:pPr>
+            <w:r>
+              <w:t>64</w:t>
+            </w:r>
+          </w:p>
+        </w:tc>
+        <w:tc>
+          <w:tcPr>
+            <w:tcW w:type="dxa" w:w="2608"/>
+          </w:tcPr>
+          <w:p>
+            <w:r>
+              <w:t>64 caractères hexadécimaux</w:t>
+            </w:r>
+          </w:p>
+        </w:tc>
+      </w:tr>
+      <w:tr>
+        <w:tc>
+          <w:tcPr>
+            <w:tcW w:type="dxa" w:w="1928"/>
+          </w:tcPr>
+          <w:p>
+            <w:r>
+              <w:t>type</w:t>
+            </w:r>
+          </w:p>
+        </w:tc>
+        <w:tc>
+          <w:tcPr>
+            <w:tcW w:type="dxa" w:w="3515"/>
+          </w:tcPr>
+          <w:p>
+            <w:r>
+              <w:t>Type de la notification, de l'absence ou de l'analyse IA.</w:t>
+            </w:r>
+          </w:p>
+        </w:tc>
+        <w:tc>
+          <w:tcPr>
+            <w:tcW w:type="dxa" w:w="1247"/>
+          </w:tcPr>
+          <w:p>
+            <w:r>
+              <w:t>VARCHAR / ENUM</w:t>
+            </w:r>
+          </w:p>
+        </w:tc>
+        <w:tc>
+          <w:tcPr>
+            <w:tcW w:type="dxa" w:w="907"/>
+          </w:tcPr>
+          <w:p>
+            <w:pPr>
+              <w:jc w:val="center"/>
+            </w:pPr>
+            <w:r>
+              <w:t>50</w:t>
+            </w:r>
+          </w:p>
+        </w:tc>
+        <w:tc>
+          <w:tcPr>
+            <w:tcW w:type="dxa" w:w="2608"/>
+          </w:tcPr>
+          <w:p>
+            <w:r>
+              <w:t>notification : projet_cree | membre_ajoute | tache_avancement | tache_retard | tache_supprimee | deadline_approche | projet_retard | projet_rouge ; absence : conge | maladie | permission | autre ; analyse IA : analyse_cdc | extraction | resume | detection | statut | affectation | recherche</w:t>
+            </w:r>
+          </w:p>
+        </w:tc>
+      </w:tr>
+      <w:tr>
+        <w:tc>
+          <w:tcPr>
+            <w:tcW w:type="dxa" w:w="1928"/>
+          </w:tcPr>
+          <w:p>
+            <w:r>
+              <w:t>type_mime</w:t>
+            </w:r>
+          </w:p>
+        </w:tc>
+        <w:tc>
+          <w:tcPr>
+            <w:tcW w:type="dxa" w:w="3515"/>
+          </w:tcPr>
+          <w:p>
+            <w:r>
+              <w:t>Type MIME du fichier.</w:t>
+            </w:r>
+          </w:p>
+        </w:tc>
+        <w:tc>
+          <w:tcPr>
+            <w:tcW w:type="dxa" w:w="1247"/>
+          </w:tcPr>
+          <w:p>
+            <w:r>
+              <w:t>VARCHAR</w:t>
+            </w:r>
+          </w:p>
+        </w:tc>
+        <w:tc>
+          <w:tcPr>
+            <w:tcW w:type="dxa" w:w="907"/>
+          </w:tcPr>
+          <w:p>
+            <w:pPr>
+              <w:jc w:val="center"/>
+            </w:pPr>
+            <w:r>
+              <w:t>100</w:t>
+            </w:r>
+          </w:p>
+        </w:tc>
+        <w:tc>
+          <w:tcPr>
+            <w:tcW w:type="dxa" w:w="2608"/>
+          </w:tcPr>
+          <w:p>
+            <w:r>
+              <w:t>type/sous-type (ex. application/pdf)</w:t>
+            </w:r>
+          </w:p>
+        </w:tc>
+      </w:tr>
+      <w:tr>
+        <w:tc>
+          <w:tcPr>
+            <w:tcW w:type="dxa" w:w="1928"/>
+          </w:tcPr>
+          <w:p>
+            <w:r>
+              <w:t>utilise_a</w:t>
+            </w:r>
+          </w:p>
+        </w:tc>
+        <w:tc>
+          <w:tcPr>
+            <w:tcW w:type="dxa" w:w="3515"/>
+          </w:tcPr>
+          <w:p>
+            <w:r>
+              <w:t>Date et heure d'utilisation du jeton de réinitialisation.</w:t>
+            </w:r>
+          </w:p>
+        </w:tc>
+        <w:tc>
+          <w:tcPr>
+            <w:tcW w:type="dxa" w:w="1247"/>
+          </w:tcPr>
+          <w:p>
+            <w:r>
+              <w:t>TIMESTAMPTZ</w:t>
+            </w:r>
+          </w:p>
+        </w:tc>
+        <w:tc>
+          <w:tcPr>
+            <w:tcW w:type="dxa" w:w="907"/>
           </w:tcPr>
           <w:p>
             <w:pPr>
@@ -5902,657 +4446,11 @@
         </w:tc>
         <w:tc>
           <w:tcPr>
-            <w:tcW w:type="dxa" w:w="1814"/>
-          </w:tcPr>
-          <w:p>
-            <w:r/>
-          </w:p>
-        </w:tc>
-        <w:tc>
-          <w:tcPr>
-            <w:tcW w:type="dxa" w:w="1587"/>
-          </w:tcPr>
-          <w:p>
-            <w:r>
-              <w:t>fichier</w:t>
-            </w:r>
-          </w:p>
-        </w:tc>
-      </w:tr>
-      <w:tr>
-        <w:tc>
-          <w:tcPr>
-            <w:tcW w:type="dxa" w:w="454"/>
-          </w:tcPr>
-          <w:p>
-            <w:pPr>
-              <w:jc w:val="center"/>
-            </w:pPr>
-            <w:r>
-              <w:t>74</w:t>
-            </w:r>
-          </w:p>
-        </w:tc>
-        <w:tc>
-          <w:tcPr>
-            <w:tcW w:type="dxa" w:w="1871"/>
-          </w:tcPr>
-          <w:p>
-            <w:r>
-              <w:rPr>
-                <w:b/>
-              </w:rPr>
-              <w:t>taux_tva</w:t>
-            </w:r>
-          </w:p>
-        </w:tc>
-        <w:tc>
-          <w:tcPr>
             <w:tcW w:type="dxa" w:w="2608"/>
           </w:tcPr>
           <w:p>
             <w:r>
-              <w:t>Taux de TVA en %</w:t>
-            </w:r>
-          </w:p>
-        </w:tc>
-        <w:tc>
-          <w:tcPr>
-            <w:tcW w:type="dxa" w:w="1077"/>
-          </w:tcPr>
-          <w:p>
-            <w:r>
-              <w:t>NUMERIC</w:t>
-            </w:r>
-          </w:p>
-        </w:tc>
-        <w:tc>
-          <w:tcPr>
-            <w:tcW w:type="dxa" w:w="794"/>
-          </w:tcPr>
-          <w:p>
-            <w:pPr>
-              <w:jc w:val="center"/>
-            </w:pPr>
-            <w:r>
-              <w:t>5,2</w:t>
-            </w:r>
-          </w:p>
-        </w:tc>
-        <w:tc>
-          <w:tcPr>
-            <w:tcW w:type="dxa" w:w="1814"/>
-          </w:tcPr>
-          <w:p>
-            <w:r>
-              <w:t>NOT NULL, défaut 20</w:t>
-            </w:r>
-          </w:p>
-        </w:tc>
-        <w:tc>
-          <w:tcPr>
-            <w:tcW w:type="dxa" w:w="1587"/>
-          </w:tcPr>
-          <w:p>
-            <w:r>
-              <w:t>facture</w:t>
-            </w:r>
-          </w:p>
-        </w:tc>
-      </w:tr>
-      <w:tr>
-        <w:tc>
-          <w:tcPr>
-            <w:tcW w:type="dxa" w:w="454"/>
-          </w:tcPr>
-          <w:p>
-            <w:pPr>
-              <w:jc w:val="center"/>
-            </w:pPr>
-            <w:r>
-              <w:t>75</w:t>
-            </w:r>
-          </w:p>
-        </w:tc>
-        <w:tc>
-          <w:tcPr>
-            <w:tcW w:type="dxa" w:w="1871"/>
-          </w:tcPr>
-          <w:p>
-            <w:r>
-              <w:rPr>
-                <w:b/>
-              </w:rPr>
-              <w:t>telephone</w:t>
-            </w:r>
-          </w:p>
-        </w:tc>
-        <w:tc>
-          <w:tcPr>
-            <w:tcW w:type="dxa" w:w="2608"/>
-          </w:tcPr>
-          <w:p>
-            <w:r>
-              <w:t>Numéro de téléphone du client</w:t>
-            </w:r>
-          </w:p>
-        </w:tc>
-        <w:tc>
-          <w:tcPr>
-            <w:tcW w:type="dxa" w:w="1077"/>
-          </w:tcPr>
-          <w:p>
-            <w:r>
-              <w:t>VARCHAR</w:t>
-            </w:r>
-          </w:p>
-        </w:tc>
-        <w:tc>
-          <w:tcPr>
-            <w:tcW w:type="dxa" w:w="794"/>
-          </w:tcPr>
-          <w:p>
-            <w:pPr>
-              <w:jc w:val="center"/>
-            </w:pPr>
-            <w:r>
-              <w:t>30</w:t>
-            </w:r>
-          </w:p>
-        </w:tc>
-        <w:tc>
-          <w:tcPr>
-            <w:tcW w:type="dxa" w:w="1814"/>
-          </w:tcPr>
-          <w:p>
-            <w:r/>
-          </w:p>
-        </w:tc>
-        <w:tc>
-          <w:tcPr>
-            <w:tcW w:type="dxa" w:w="1587"/>
-          </w:tcPr>
-          <w:p>
-            <w:r>
-              <w:t>client</w:t>
-            </w:r>
-          </w:p>
-        </w:tc>
-      </w:tr>
-      <w:tr>
-        <w:tc>
-          <w:tcPr>
-            <w:tcW w:type="dxa" w:w="454"/>
-          </w:tcPr>
-          <w:p>
-            <w:pPr>
-              <w:jc w:val="center"/>
-            </w:pPr>
-            <w:r>
-              <w:t>76</w:t>
-            </w:r>
-          </w:p>
-        </w:tc>
-        <w:tc>
-          <w:tcPr>
-            <w:tcW w:type="dxa" w:w="1871"/>
-          </w:tcPr>
-          <w:p>
-            <w:r>
-              <w:rPr>
-                <w:b/>
-              </w:rPr>
-              <w:t>televerse_par</w:t>
-            </w:r>
-          </w:p>
-        </w:tc>
-        <w:tc>
-          <w:tcPr>
-            <w:tcW w:type="dxa" w:w="2608"/>
-          </w:tcPr>
-          <w:p>
-            <w:r>
-              <w:t>Utilisateur ayant téléversé le fichier</w:t>
-            </w:r>
-          </w:p>
-        </w:tc>
-        <w:tc>
-          <w:tcPr>
-            <w:tcW w:type="dxa" w:w="1077"/>
-          </w:tcPr>
-          <w:p>
-            <w:r>
-              <w:t>BIGINT</w:t>
-            </w:r>
-          </w:p>
-        </w:tc>
-        <w:tc>
-          <w:tcPr>
-            <w:tcW w:type="dxa" w:w="794"/>
-          </w:tcPr>
-          <w:p>
-            <w:pPr>
-              <w:jc w:val="center"/>
-            </w:pPr>
-            <w:r/>
-          </w:p>
-        </w:tc>
-        <w:tc>
-          <w:tcPr>
-            <w:tcW w:type="dxa" w:w="1814"/>
-          </w:tcPr>
-          <w:p>
-            <w:r>
-              <w:t>FK → utilisateur</w:t>
-            </w:r>
-          </w:p>
-        </w:tc>
-        <w:tc>
-          <w:tcPr>
-            <w:tcW w:type="dxa" w:w="1587"/>
-          </w:tcPr>
-          <w:p>
-            <w:r>
-              <w:t>fichier</w:t>
-            </w:r>
-          </w:p>
-        </w:tc>
-      </w:tr>
-      <w:tr>
-        <w:tc>
-          <w:tcPr>
-            <w:tcW w:type="dxa" w:w="454"/>
-          </w:tcPr>
-          <w:p>
-            <w:pPr>
-              <w:jc w:val="center"/>
-            </w:pPr>
-            <w:r>
-              <w:t>77</w:t>
-            </w:r>
-          </w:p>
-        </w:tc>
-        <w:tc>
-          <w:tcPr>
-            <w:tcW w:type="dxa" w:w="1871"/>
-          </w:tcPr>
-          <w:p>
-            <w:r>
-              <w:rPr>
-                <w:b/>
-              </w:rPr>
-              <w:t>titre</w:t>
-            </w:r>
-          </w:p>
-        </w:tc>
-        <w:tc>
-          <w:tcPr>
-            <w:tcW w:type="dxa" w:w="2608"/>
-          </w:tcPr>
-          <w:p>
-            <w:r>
-              <w:t>Titre / intitulé</w:t>
-            </w:r>
-          </w:p>
-        </w:tc>
-        <w:tc>
-          <w:tcPr>
-            <w:tcW w:type="dxa" w:w="1077"/>
-          </w:tcPr>
-          <w:p>
-            <w:r>
-              <w:t>VARCHAR</w:t>
-            </w:r>
-          </w:p>
-        </w:tc>
-        <w:tc>
-          <w:tcPr>
-            <w:tcW w:type="dxa" w:w="794"/>
-          </w:tcPr>
-          <w:p>
-            <w:pPr>
-              <w:jc w:val="center"/>
-            </w:pPr>
-            <w:r>
-              <w:t>200</w:t>
-            </w:r>
-          </w:p>
-        </w:tc>
-        <w:tc>
-          <w:tcPr>
-            <w:tcW w:type="dxa" w:w="1814"/>
-          </w:tcPr>
-          <w:p>
-            <w:r>
-              <w:t>NOT NULL (sauf suggestion_devis)</w:t>
-            </w:r>
-          </w:p>
-        </w:tc>
-        <w:tc>
-          <w:tcPr>
-            <w:tcW w:type="dxa" w:w="1587"/>
-          </w:tcPr>
-          <w:p>
-            <w:r>
-              <w:t>tache, jalon, suggestion_tache, suggestion_devis</w:t>
-            </w:r>
-          </w:p>
-        </w:tc>
-      </w:tr>
-      <w:tr>
-        <w:tc>
-          <w:tcPr>
-            <w:tcW w:type="dxa" w:w="454"/>
-          </w:tcPr>
-          <w:p>
-            <w:pPr>
-              <w:jc w:val="center"/>
-            </w:pPr>
-            <w:r>
-              <w:t>78</w:t>
-            </w:r>
-          </w:p>
-        </w:tc>
-        <w:tc>
-          <w:tcPr>
-            <w:tcW w:type="dxa" w:w="1871"/>
-          </w:tcPr>
-          <w:p>
-            <w:r>
-              <w:rPr>
-                <w:b/>
-              </w:rPr>
-              <w:t>token_hash</w:t>
-            </w:r>
-          </w:p>
-        </w:tc>
-        <w:tc>
-          <w:tcPr>
-            <w:tcW w:type="dxa" w:w="2608"/>
-          </w:tcPr>
-          <w:p>
-            <w:r>
-              <w:t>Empreinte SHA-256 du jeton de réinitialisation</w:t>
-            </w:r>
-          </w:p>
-        </w:tc>
-        <w:tc>
-          <w:tcPr>
-            <w:tcW w:type="dxa" w:w="1077"/>
-          </w:tcPr>
-          <w:p>
-            <w:r>
-              <w:t>VARCHAR</w:t>
-            </w:r>
-          </w:p>
-        </w:tc>
-        <w:tc>
-          <w:tcPr>
-            <w:tcW w:type="dxa" w:w="794"/>
-          </w:tcPr>
-          <w:p>
-            <w:pPr>
-              <w:jc w:val="center"/>
-            </w:pPr>
-            <w:r>
-              <w:t>64</w:t>
-            </w:r>
-          </w:p>
-        </w:tc>
-        <w:tc>
-          <w:tcPr>
-            <w:tcW w:type="dxa" w:w="1814"/>
-          </w:tcPr>
-          <w:p>
-            <w:r>
-              <w:t>NOT NULL</w:t>
-            </w:r>
-          </w:p>
-        </w:tc>
-        <w:tc>
-          <w:tcPr>
-            <w:tcW w:type="dxa" w:w="1587"/>
-          </w:tcPr>
-          <w:p>
-            <w:r>
-              <w:t>mot_de_passe_reinit</w:t>
-            </w:r>
-          </w:p>
-        </w:tc>
-      </w:tr>
-      <w:tr>
-        <w:tc>
-          <w:tcPr>
-            <w:tcW w:type="dxa" w:w="454"/>
-          </w:tcPr>
-          <w:p>
-            <w:pPr>
-              <w:jc w:val="center"/>
-            </w:pPr>
-            <w:r>
-              <w:t>79</w:t>
-            </w:r>
-          </w:p>
-        </w:tc>
-        <w:tc>
-          <w:tcPr>
-            <w:tcW w:type="dxa" w:w="1871"/>
-          </w:tcPr>
-          <w:p>
-            <w:r>
-              <w:rPr>
-                <w:b/>
-              </w:rPr>
-              <w:t>type</w:t>
-            </w:r>
-          </w:p>
-        </w:tc>
-        <w:tc>
-          <w:tcPr>
-            <w:tcW w:type="dxa" w:w="2608"/>
-          </w:tcPr>
-          <w:p>
-            <w:r>
-              <w:t>Type — notification : projet_cree, membre_ajoute, tache_avancement… | absence : conge, maladie, permission, autre | analyse_ia : analyse_cdc, extraction, resume, detection, statut, affectation, recherche</w:t>
-            </w:r>
-          </w:p>
-        </w:tc>
-        <w:tc>
-          <w:tcPr>
-            <w:tcW w:type="dxa" w:w="1077"/>
-          </w:tcPr>
-          <w:p>
-            <w:r>
-              <w:t>VARCHAR / ENUM</w:t>
-            </w:r>
-          </w:p>
-        </w:tc>
-        <w:tc>
-          <w:tcPr>
-            <w:tcW w:type="dxa" w:w="794"/>
-          </w:tcPr>
-          <w:p>
-            <w:pPr>
-              <w:jc w:val="center"/>
-            </w:pPr>
-            <w:r>
-              <w:t>50 (notification)</w:t>
-            </w:r>
-          </w:p>
-        </w:tc>
-        <w:tc>
-          <w:tcPr>
-            <w:tcW w:type="dxa" w:w="1814"/>
-          </w:tcPr>
-          <w:p>
-            <w:r>
-              <w:t>NOT NULL</w:t>
-            </w:r>
-          </w:p>
-        </w:tc>
-        <w:tc>
-          <w:tcPr>
-            <w:tcW w:type="dxa" w:w="1587"/>
-          </w:tcPr>
-          <w:p>
-            <w:r>
-              <w:t>notification, absence, analyse_ia</w:t>
-            </w:r>
-          </w:p>
-        </w:tc>
-      </w:tr>
-      <w:tr>
-        <w:tc>
-          <w:tcPr>
-            <w:tcW w:type="dxa" w:w="454"/>
-          </w:tcPr>
-          <w:p>
-            <w:pPr>
-              <w:jc w:val="center"/>
-            </w:pPr>
-            <w:r>
-              <w:t>80</w:t>
-            </w:r>
-          </w:p>
-        </w:tc>
-        <w:tc>
-          <w:tcPr>
-            <w:tcW w:type="dxa" w:w="1871"/>
-          </w:tcPr>
-          <w:p>
-            <w:r>
-              <w:rPr>
-                <w:b/>
-              </w:rPr>
-              <w:t>type_mime</w:t>
-            </w:r>
-          </w:p>
-        </w:tc>
-        <w:tc>
-          <w:tcPr>
-            <w:tcW w:type="dxa" w:w="2608"/>
-          </w:tcPr>
-          <w:p>
-            <w:r>
-              <w:t>Type MIME du fichier (application/pdf…)</w:t>
-            </w:r>
-          </w:p>
-        </w:tc>
-        <w:tc>
-          <w:tcPr>
-            <w:tcW w:type="dxa" w:w="1077"/>
-          </w:tcPr>
-          <w:p>
-            <w:r>
-              <w:t>VARCHAR</w:t>
-            </w:r>
-          </w:p>
-        </w:tc>
-        <w:tc>
-          <w:tcPr>
-            <w:tcW w:type="dxa" w:w="794"/>
-          </w:tcPr>
-          <w:p>
-            <w:pPr>
-              <w:jc w:val="center"/>
-            </w:pPr>
-            <w:r>
-              <w:t>100</w:t>
-            </w:r>
-          </w:p>
-        </w:tc>
-        <w:tc>
-          <w:tcPr>
-            <w:tcW w:type="dxa" w:w="1814"/>
-          </w:tcPr>
-          <w:p>
-            <w:r/>
-          </w:p>
-        </w:tc>
-        <w:tc>
-          <w:tcPr>
-            <w:tcW w:type="dxa" w:w="1587"/>
-          </w:tcPr>
-          <w:p>
-            <w:r>
-              <w:t>fichier</w:t>
-            </w:r>
-          </w:p>
-        </w:tc>
-      </w:tr>
-      <w:tr>
-        <w:tc>
-          <w:tcPr>
-            <w:tcW w:type="dxa" w:w="454"/>
-          </w:tcPr>
-          <w:p>
-            <w:pPr>
-              <w:jc w:val="center"/>
-            </w:pPr>
-            <w:r>
-              <w:t>81</w:t>
-            </w:r>
-          </w:p>
-        </w:tc>
-        <w:tc>
-          <w:tcPr>
-            <w:tcW w:type="dxa" w:w="1871"/>
-          </w:tcPr>
-          <w:p>
-            <w:r>
-              <w:rPr>
-                <w:b/>
-              </w:rPr>
-              <w:t>utilise_a</w:t>
-            </w:r>
-          </w:p>
-        </w:tc>
-        <w:tc>
-          <w:tcPr>
-            <w:tcW w:type="dxa" w:w="2608"/>
-          </w:tcPr>
-          <w:p>
-            <w:r>
-              <w:t>Date et heure d'utilisation du jeton</w:t>
-            </w:r>
-          </w:p>
-        </w:tc>
-        <w:tc>
-          <w:tcPr>
-            <w:tcW w:type="dxa" w:w="1077"/>
-          </w:tcPr>
-          <w:p>
-            <w:r>
-              <w:t>TIMESTAMPTZ</w:t>
-            </w:r>
-          </w:p>
-        </w:tc>
-        <w:tc>
-          <w:tcPr>
-            <w:tcW w:type="dxa" w:w="794"/>
-          </w:tcPr>
-          <w:p>
-            <w:pPr>
-              <w:jc w:val="center"/>
-            </w:pPr>
-            <w:r/>
-          </w:p>
-        </w:tc>
-        <w:tc>
-          <w:tcPr>
-            <w:tcW w:type="dxa" w:w="1814"/>
-          </w:tcPr>
-          <w:p>
-            <w:r/>
-          </w:p>
-        </w:tc>
-        <w:tc>
-          <w:tcPr>
-            <w:tcW w:type="dxa" w:w="1587"/>
-          </w:tcPr>
-          <w:p>
-            <w:r>
-              <w:t>mot_de_passe_reinit</w:t>
+              <w:t>AAAA-MM-JJ HH:MM:SS+TZ</w:t>
             </w:r>
           </w:p>
         </w:tc>
@@ -6933,7 +4831,7 @@
     <w:rsid w:val="00FC693F"/>
     <w:rPr>
       <w:rFonts w:ascii="Calibri" w:hAnsi="Calibri"/>
-      <w:sz w:val="16"/>
+      <w:sz w:val="17"/>
     </w:rPr>
   </w:style>
   <w:style w:type="paragraph" w:styleId="Header">
